--- a/docs/关于生物刺激反馈仪可用于子宫复旧治疗的说明函.docx
+++ b/docs/关于生物刺激反馈仪可用于子宫复旧治疗的说明函.docx
@@ -1231,7 +1231,18 @@
         <w:rPr>
           <w:color w:val="1A477A"/>
         </w:rPr>
-        <w:t>四、关于费用标准的说明</w:t>
+        <w:t>四、临床应用的合规性依据</w:t>
+      </w:r>
+    </w:p>
+    <w:p>
+      <w:pPr>
+        <w:pStyle w:val="Heading3"/>
+      </w:pPr>
+      <w:r>
+        <w:rPr>
+          <w:color w:val="1A477A"/>
+        </w:rPr>
+        <w:t>4.1 医疗机构诊疗项目自主权</w:t>
       </w:r>
     </w:p>
     <w:p>
@@ -1241,7 +1252,18 @@
           <w:b w:val="0"/>
           <w:sz w:val="22"/>
         </w:rPr>
-        <w:t>子宫复旧治疗的收费项目在各省市医疗服务价格目录中多有明确列示。以常见的"子宫复旧电刺激治疗"或"产后康复治疗"等收费项目编码，本项目服务收费符合当地医疗服务价格管理有关规定。</w:t>
+        <w:t>根据《医疗机构管理条例》及《医疗技术临床应用管理办法》，医疗机构在获得患者知情同意的前提下，有权根据临床诊疗规范和患者病情需要，在注册证适用范围内选择合适的治疗方式。只要治疗项目所针对的病理状态属于产品适用范围涵盖的范畴，即不构成超范围使用。</w:t>
+      </w:r>
+    </w:p>
+    <w:p>
+      <w:pPr>
+        <w:pStyle w:val="Heading3"/>
+      </w:pPr>
+      <w:r>
+        <w:rPr>
+          <w:color w:val="1A477A"/>
+        </w:rPr>
+        <w:t>4.2 诊疗项目与注册证适用范围的逻辑关系</w:t>
       </w:r>
     </w:p>
     <w:p>
@@ -1251,33 +1273,18 @@
           <w:b w:val="0"/>
           <w:sz w:val="22"/>
         </w:rPr>
-        <w:t>产品的适用范围和收费标准是两个独立的问题：</w:t>
+        <w:t>"子宫复旧"是临床诊疗项目名称，而非医疗器械的独立注册单元。医疗器械注册证的适用范围是对产品的生理学/病理学作用范畴的描述，而非对特定诊疗项目名称的映射。要求注册证逐一对应所有临床诊疗项目名称，既不符合监管实践，也不具备可操作性。</w:t>
       </w:r>
     </w:p>
     <w:p>
       <w:pPr>
-        <w:pStyle w:val="ListBullet"/>
-        <w:ind w:left="850"/>
+        <w:pStyle w:val="Heading3"/>
       </w:pPr>
       <w:r>
         <w:rPr>
-          <w:rFonts w:ascii="SimSun" w:hAnsi="SimSun" w:eastAsia="SimSun"/>
-          <w:sz w:val="21"/>
+          <w:color w:val="1A477A"/>
         </w:rPr>
-        <w:t>产品能否治：由注册证审定的适用范围决定</w:t>
-      </w:r>
-    </w:p>
-    <w:p>
-      <w:pPr>
-        <w:pStyle w:val="ListBullet"/>
-        <w:ind w:left="850"/>
-      </w:pPr>
-      <w:r>
-        <w:rPr>
-          <w:rFonts w:ascii="SimSun" w:hAnsi="SimSun" w:eastAsia="SimSun"/>
-          <w:sz w:val="21"/>
-        </w:rPr>
-        <w:t>收费是否合理：由医疗服务价格目录和医保政策决定</w:t>
+        <w:t>4.3 收费标准的合规性</w:t>
       </w:r>
     </w:p>
     <w:p>
@@ -1287,9 +1294,218 @@
           <w:b w:val="0"/>
           <w:sz w:val="22"/>
         </w:rPr>
-        <w:t>本产品可用于子宫复旧治疗已有充分的产品机理和临床依据，对应的收费标准在各地医疗服务价格目录中有据可查，不存在超范围收费问题。</w:t>
+        <w:t>医疗机构使用本产品开展子宫复旧治疗，其收费标准经当地医疗保障部门或卫生健康行政部门核准，与注册证适用范围之间不存在冲突。产品的适用范围并不构成收费项目合法性的前提条件。</w:t>
       </w:r>
     </w:p>
+    <w:p>
+      <w:pPr>
+        <w:pStyle w:val="Heading3"/>
+      </w:pPr>
+      <w:r>
+        <w:rPr>
+          <w:color w:val="1A477A"/>
+        </w:rPr>
+        <w:t>4.4 结论小结</w:t>
+      </w:r>
+    </w:p>
+    <w:tbl>
+      <w:tblPr>
+        <w:tblStyle w:val="TableGrid"/>
+        <w:tblW w:type="auto" w:w="0"/>
+        <w:tblLook w:firstColumn="1" w:firstRow="1" w:lastColumn="0" w:lastRow="0" w:noHBand="0" w:noVBand="1" w:val="04A0"/>
+      </w:tblPr>
+      <w:tblGrid>
+        <w:gridCol w:w="4323"/>
+        <w:gridCol w:w="4323"/>
+      </w:tblGrid>
+      <w:tr>
+        <w:tc>
+          <w:tcPr>
+            <w:tcW w:type="dxa" w:w="4323"/>
+            <w:shd w:fill="2B579A"/>
+          </w:tcPr>
+          <w:p>
+            <w:r>
+              <w:rPr>
+                <w:rFonts w:ascii="SimSun" w:hAnsi="SimSun" w:eastAsia="SimSun"/>
+                <w:b/>
+                <w:color w:val="FFFFFF"/>
+                <w:sz w:val="19"/>
+              </w:rPr>
+              <w:t>维度</w:t>
+            </w:r>
+          </w:p>
+        </w:tc>
+        <w:tc>
+          <w:tcPr>
+            <w:tcW w:type="dxa" w:w="4323"/>
+            <w:shd w:fill="2B579A"/>
+          </w:tcPr>
+          <w:p>
+            <w:r>
+              <w:rPr>
+                <w:rFonts w:ascii="SimSun" w:hAnsi="SimSun" w:eastAsia="SimSun"/>
+                <w:b/>
+                <w:color w:val="FFFFFF"/>
+                <w:sz w:val="19"/>
+              </w:rPr>
+              <w:t>结论</w:t>
+            </w:r>
+          </w:p>
+        </w:tc>
+      </w:tr>
+      <w:tr>
+        <w:tc>
+          <w:tcPr>
+            <w:tcW w:type="dxa" w:w="4323"/>
+          </w:tcPr>
+          <w:p>
+            <w:r>
+              <w:rPr>
+                <w:rFonts w:ascii="SimSun" w:hAnsi="SimSun" w:eastAsia="SimSun"/>
+                <w:sz w:val="19"/>
+              </w:rPr>
+              <w:t>注册证本身</w:t>
+            </w:r>
+          </w:p>
+        </w:tc>
+        <w:tc>
+          <w:tcPr>
+            <w:tcW w:type="dxa" w:w="4323"/>
+          </w:tcPr>
+          <w:p>
+            <w:r>
+              <w:rPr>
+                <w:rFonts w:ascii="SimSun" w:hAnsi="SimSun" w:eastAsia="SimSun"/>
+                <w:sz w:val="19"/>
+              </w:rPr>
+              <w:t>✅ 合法有效，国家药监局审批的二类医疗器械</w:t>
+            </w:r>
+          </w:p>
+        </w:tc>
+      </w:tr>
+      <w:tr>
+        <w:tc>
+          <w:tcPr>
+            <w:tcW w:type="dxa" w:w="4323"/>
+          </w:tcPr>
+          <w:p>
+            <w:r>
+              <w:rPr>
+                <w:rFonts w:ascii="SimSun" w:hAnsi="SimSun" w:eastAsia="SimSun"/>
+                <w:sz w:val="19"/>
+              </w:rPr>
+              <w:t>产品机理</w:t>
+            </w:r>
+          </w:p>
+        </w:tc>
+        <w:tc>
+          <w:tcPr>
+            <w:tcW w:type="dxa" w:w="4323"/>
+          </w:tcPr>
+          <w:p>
+            <w:r>
+              <w:rPr>
+                <w:rFonts w:ascii="SimSun" w:hAnsi="SimSun" w:eastAsia="SimSun"/>
+                <w:sz w:val="19"/>
+              </w:rPr>
+              <w:t>✅ 子宫平滑肌属于"肌肉"→子宫复旧属于"恢复肌肉功能障碍"</w:t>
+            </w:r>
+          </w:p>
+        </w:tc>
+      </w:tr>
+      <w:tr>
+        <w:tc>
+          <w:tcPr>
+            <w:tcW w:type="dxa" w:w="4323"/>
+          </w:tcPr>
+          <w:p>
+            <w:r>
+              <w:rPr>
+                <w:rFonts w:ascii="SimSun" w:hAnsi="SimSun" w:eastAsia="SimSun"/>
+                <w:sz w:val="19"/>
+              </w:rPr>
+              <w:t>诊疗自主权</w:t>
+            </w:r>
+          </w:p>
+        </w:tc>
+        <w:tc>
+          <w:tcPr>
+            <w:tcW w:type="dxa" w:w="4323"/>
+          </w:tcPr>
+          <w:p>
+            <w:r>
+              <w:rPr>
+                <w:rFonts w:ascii="SimSun" w:hAnsi="SimSun" w:eastAsia="SimSun"/>
+                <w:sz w:val="19"/>
+              </w:rPr>
+              <w:t>✅ 医疗机构有权在适用范围内选择治疗项目</w:t>
+            </w:r>
+          </w:p>
+        </w:tc>
+      </w:tr>
+      <w:tr>
+        <w:tc>
+          <w:tcPr>
+            <w:tcW w:type="dxa" w:w="4323"/>
+          </w:tcPr>
+          <w:p>
+            <w:r>
+              <w:rPr>
+                <w:rFonts w:ascii="SimSun" w:hAnsi="SimSun" w:eastAsia="SimSun"/>
+                <w:sz w:val="19"/>
+              </w:rPr>
+              <w:t>收费合规性</w:t>
+            </w:r>
+          </w:p>
+        </w:tc>
+        <w:tc>
+          <w:tcPr>
+            <w:tcW w:type="dxa" w:w="4323"/>
+          </w:tcPr>
+          <w:p>
+            <w:r>
+              <w:rPr>
+                <w:rFonts w:ascii="SimSun" w:hAnsi="SimSun" w:eastAsia="SimSun"/>
+                <w:sz w:val="19"/>
+              </w:rPr>
+              <w:t>✅ 收费标准经主管部门核准，与注册证不冲突</w:t>
+            </w:r>
+          </w:p>
+        </w:tc>
+      </w:tr>
+      <w:tr>
+        <w:tc>
+          <w:tcPr>
+            <w:tcW w:type="dxa" w:w="4323"/>
+          </w:tcPr>
+          <w:p>
+            <w:r>
+              <w:rPr>
+                <w:rFonts w:ascii="SimSun" w:hAnsi="SimSun" w:eastAsia="SimSun"/>
+                <w:sz w:val="19"/>
+              </w:rPr>
+              <w:t>同类产品对比</w:t>
+            </w:r>
+          </w:p>
+        </w:tc>
+        <w:tc>
+          <w:tcPr>
+            <w:tcW w:type="dxa" w:w="4323"/>
+          </w:tcPr>
+          <w:p>
+            <w:r>
+              <w:rPr>
+                <w:rFonts w:ascii="SimSun" w:hAnsi="SimSun" w:eastAsia="SimSun"/>
+                <w:sz w:val="19"/>
+              </w:rPr>
+              <w:t>✅ Neo注册证明确列出同类项目，证明该适应症被行业和药监认可</w:t>
+            </w:r>
+          </w:p>
+        </w:tc>
+      </w:tr>
+    </w:tbl>
+    <w:p/>
     <w:p>
       <w:pPr>
         <w:pStyle w:val="Heading2"/>
@@ -1298,67 +1514,7 @@
         <w:rPr>
           <w:color w:val="1A477A"/>
         </w:rPr>
-        <w:t>五、结论</w:t>
-      </w:r>
-    </w:p>
-    <w:p>
-      <w:r>
-        <w:rPr>
-          <w:rFonts w:ascii="SimSun" w:hAnsi="SimSun" w:eastAsia="SimSun"/>
-          <w:b w:val="0"/>
-          <w:sz w:val="22"/>
-        </w:rPr>
-        <w:t>综上所述：</w:t>
-      </w:r>
-    </w:p>
-    <w:p>
-      <w:r>
-        <w:rPr>
-          <w:rFonts w:ascii="SimSun" w:hAnsi="SimSun" w:eastAsia="SimSun"/>
-          <w:b w:val="0"/>
-          <w:sz w:val="22"/>
-        </w:rPr>
-        <w:t>1. ✅ 注册证合法有效 — 粤械注准20222090876为国家药监局审批的二类医疗器械注册证</w:t>
-      </w:r>
-    </w:p>
-    <w:p>
-      <w:r>
-        <w:rPr>
-          <w:rFonts w:ascii="SimSun" w:hAnsi="SimSun" w:eastAsia="SimSun"/>
-          <w:b w:val="0"/>
-          <w:sz w:val="22"/>
-        </w:rPr>
-        <w:t>2. ✅ 子宫复旧在适用范围之内 — 子宫为平滑肌器官，子宫复旧属于"恢复患者的肌肉功能障碍"的范畴</w:t>
-      </w:r>
-    </w:p>
-    <w:p>
-      <w:r>
-        <w:rPr>
-          <w:rFonts w:ascii="SimSun" w:hAnsi="SimSun" w:eastAsia="SimSun"/>
-          <w:b w:val="0"/>
-          <w:sz w:val="22"/>
-        </w:rPr>
-        <w:t>3. ✅ 写法宽泛不等于不能治疗 — 不同审评机构、不同年份在适用范围表述上存在审评惯例差异，但不影响产品实际的治疗覆盖范围</w:t>
-      </w:r>
-    </w:p>
-    <w:p>
-      <w:r>
-        <w:rPr>
-          <w:rFonts w:ascii="SimSun" w:hAnsi="SimSun" w:eastAsia="SimSun"/>
-          <w:b w:val="0"/>
-          <w:sz w:val="22"/>
-        </w:rPr>
-        <w:t>4. ✅ 技术原理完全匹配 — 电刺激促进子宫平滑肌收缩的作用机理有充分的临床依据</w:t>
-      </w:r>
-    </w:p>
-    <w:p>
-      <w:r>
-        <w:rPr>
-          <w:rFonts w:ascii="SimSun" w:hAnsi="SimSun" w:eastAsia="SimSun"/>
-          <w:b w:val="0"/>
-          <w:sz w:val="22"/>
-        </w:rPr>
-        <w:t>5. ✅ 收费符合规定 — 子宫复旧电刺激治疗在各地医疗服务价格目录中有对应项目和标准</w:t>
+        <w:t>五、最终结论</w:t>
       </w:r>
     </w:p>
     <w:p>

--- a/docs/关于生物刺激反馈仪可用于子宫复旧治疗的说明函.docx
+++ b/docs/关于生物刺激反馈仪可用于子宫复旧治疗的说明函.docx
@@ -10,37 +10,29 @@
         <w:rPr>
           <w:color w:val="1A477A"/>
         </w:rPr>
-        <w:t>关于生物刺激反馈仪可用于子宫复旧治疗的说明函</w:t>
+        <w:t>关于广州圆医生物科技有限公司</w:t>
       </w:r>
     </w:p>
     <w:p>
+      <w:pPr>
+        <w:pStyle w:val="Heading1"/>
+      </w:pPr>
       <w:r>
         <w:rPr>
-          <w:rFonts w:ascii="SimSun" w:hAnsi="SimSun" w:eastAsia="SimSun"/>
-          <w:b w:val="0"/>
-          <w:sz w:val="22"/>
+          <w:color w:val="1A477A"/>
         </w:rPr>
-        <w:t>致： 相关医疗机构及监管部门</w:t>
+        <w:t>生物反馈电刺激治疗仪（注册证号：粤械注准20222090876）</w:t>
       </w:r>
     </w:p>
     <w:p>
+      <w:pPr>
+        <w:pStyle w:val="Heading1"/>
+      </w:pPr>
       <w:r>
         <w:rPr>
-          <w:rFonts w:ascii="SimSun" w:hAnsi="SimSun" w:eastAsia="SimSun"/>
-          <w:b w:val="0"/>
-          <w:sz w:val="22"/>
+          <w:color w:val="1A477A"/>
         </w:rPr>
-        <w:t>出具方： 广州圆医生物科技有限公司 / 广州圆爱康生物科技有限公司</w:t>
-      </w:r>
-    </w:p>
-    <w:p>
-      <w:r>
-        <w:rPr>
-          <w:rFonts w:ascii="SimSun" w:hAnsi="SimSun" w:eastAsia="SimSun"/>
-          <w:b w:val="0"/>
-          <w:sz w:val="22"/>
-        </w:rPr>
-        <w:t>日期： 2026年7月14日</w:t>
+        <w:t>适用范围合规性的说明函</w:t>
       </w:r>
     </w:p>
     <w:p>
@@ -61,276 +53,7 @@
         <w:rPr>
           <w:color w:val="1A477A"/>
         </w:rPr>
-        <w:t>一、产品注册信息</w:t>
-      </w:r>
-    </w:p>
-    <w:tbl>
-      <w:tblPr>
-        <w:tblStyle w:val="TableGrid"/>
-        <w:tblW w:type="auto" w:w="0"/>
-        <w:tblLook w:firstColumn="1" w:firstRow="1" w:lastColumn="0" w:lastRow="0" w:noHBand="0" w:noVBand="1" w:val="04A0"/>
-      </w:tblPr>
-      <w:tblGrid>
-        <w:gridCol w:w="4323"/>
-        <w:gridCol w:w="4323"/>
-      </w:tblGrid>
-      <w:tr>
-        <w:tc>
-          <w:tcPr>
-            <w:tcW w:type="dxa" w:w="4323"/>
-            <w:shd w:fill="2B579A"/>
-          </w:tcPr>
-          <w:p>
-            <w:r>
-              <w:rPr>
-                <w:rFonts w:ascii="SimSun" w:hAnsi="SimSun" w:eastAsia="SimSun"/>
-                <w:b/>
-                <w:color w:val="FFFFFF"/>
-                <w:sz w:val="19"/>
-              </w:rPr>
-              <w:t>项目</w:t>
-            </w:r>
-          </w:p>
-        </w:tc>
-        <w:tc>
-          <w:tcPr>
-            <w:tcW w:type="dxa" w:w="4323"/>
-            <w:shd w:fill="2B579A"/>
-          </w:tcPr>
-          <w:p>
-            <w:r>
-              <w:rPr>
-                <w:rFonts w:ascii="SimSun" w:hAnsi="SimSun" w:eastAsia="SimSun"/>
-                <w:b/>
-                <w:color w:val="FFFFFF"/>
-                <w:sz w:val="19"/>
-              </w:rPr>
-              <w:t>内容</w:t>
-            </w:r>
-          </w:p>
-        </w:tc>
-      </w:tr>
-      <w:tr>
-        <w:tc>
-          <w:tcPr>
-            <w:tcW w:type="dxa" w:w="4323"/>
-          </w:tcPr>
-          <w:p>
-            <w:r>
-              <w:rPr>
-                <w:rFonts w:ascii="SimSun" w:hAnsi="SimSun" w:eastAsia="SimSun"/>
-                <w:sz w:val="19"/>
-              </w:rPr>
-              <w:t>产品名称</w:t>
-            </w:r>
-          </w:p>
-        </w:tc>
-        <w:tc>
-          <w:tcPr>
-            <w:tcW w:type="dxa" w:w="4323"/>
-          </w:tcPr>
-          <w:p>
-            <w:r>
-              <w:rPr>
-                <w:rFonts w:ascii="SimSun" w:hAnsi="SimSun" w:eastAsia="SimSun"/>
-                <w:sz w:val="19"/>
-              </w:rPr>
-              <w:t>生物反馈电刺激治疗仪</w:t>
-            </w:r>
-          </w:p>
-        </w:tc>
-      </w:tr>
-      <w:tr>
-        <w:tc>
-          <w:tcPr>
-            <w:tcW w:type="dxa" w:w="4323"/>
-          </w:tcPr>
-          <w:p>
-            <w:r>
-              <w:rPr>
-                <w:rFonts w:ascii="SimSun" w:hAnsi="SimSun" w:eastAsia="SimSun"/>
-                <w:sz w:val="19"/>
-              </w:rPr>
-              <w:t>注册证编号</w:t>
-            </w:r>
-          </w:p>
-        </w:tc>
-        <w:tc>
-          <w:tcPr>
-            <w:tcW w:type="dxa" w:w="4323"/>
-          </w:tcPr>
-          <w:p>
-            <w:r>
-              <w:rPr>
-                <w:rFonts w:ascii="SimSun" w:hAnsi="SimSun" w:eastAsia="SimSun"/>
-                <w:sz w:val="19"/>
-              </w:rPr>
-              <w:t>粤械注准20222090876</w:t>
-            </w:r>
-          </w:p>
-        </w:tc>
-      </w:tr>
-      <w:tr>
-        <w:tc>
-          <w:tcPr>
-            <w:tcW w:type="dxa" w:w="4323"/>
-          </w:tcPr>
-          <w:p>
-            <w:r>
-              <w:rPr>
-                <w:rFonts w:ascii="SimSun" w:hAnsi="SimSun" w:eastAsia="SimSun"/>
-                <w:sz w:val="19"/>
-              </w:rPr>
-              <w:t>注册人名称</w:t>
-            </w:r>
-          </w:p>
-        </w:tc>
-        <w:tc>
-          <w:tcPr>
-            <w:tcW w:type="dxa" w:w="4323"/>
-          </w:tcPr>
-          <w:p>
-            <w:r>
-              <w:rPr>
-                <w:rFonts w:ascii="SimSun" w:hAnsi="SimSun" w:eastAsia="SimSun"/>
-                <w:sz w:val="19"/>
-              </w:rPr>
-              <w:t>广州圆医生物科技有限公司</w:t>
-            </w:r>
-          </w:p>
-        </w:tc>
-      </w:tr>
-      <w:tr>
-        <w:tc>
-          <w:tcPr>
-            <w:tcW w:type="dxa" w:w="4323"/>
-          </w:tcPr>
-          <w:p>
-            <w:r>
-              <w:rPr>
-                <w:rFonts w:ascii="SimSun" w:hAnsi="SimSun" w:eastAsia="SimSun"/>
-                <w:sz w:val="19"/>
-              </w:rPr>
-              <w:t>批准日期</w:t>
-            </w:r>
-          </w:p>
-        </w:tc>
-        <w:tc>
-          <w:tcPr>
-            <w:tcW w:type="dxa" w:w="4323"/>
-          </w:tcPr>
-          <w:p>
-            <w:r>
-              <w:rPr>
-                <w:rFonts w:ascii="SimSun" w:hAnsi="SimSun" w:eastAsia="SimSun"/>
-                <w:sz w:val="19"/>
-              </w:rPr>
-              <w:t>2022年7月6日</w:t>
-            </w:r>
-          </w:p>
-        </w:tc>
-      </w:tr>
-      <w:tr>
-        <w:tc>
-          <w:tcPr>
-            <w:tcW w:type="dxa" w:w="4323"/>
-          </w:tcPr>
-          <w:p>
-            <w:r>
-              <w:rPr>
-                <w:rFonts w:ascii="SimSun" w:hAnsi="SimSun" w:eastAsia="SimSun"/>
-                <w:sz w:val="19"/>
-              </w:rPr>
-              <w:t>有效期至</w:t>
-            </w:r>
-          </w:p>
-        </w:tc>
-        <w:tc>
-          <w:tcPr>
-            <w:tcW w:type="dxa" w:w="4323"/>
-          </w:tcPr>
-          <w:p>
-            <w:r>
-              <w:rPr>
-                <w:rFonts w:ascii="SimSun" w:hAnsi="SimSun" w:eastAsia="SimSun"/>
-                <w:sz w:val="19"/>
-              </w:rPr>
-              <w:t>2027年7月5日</w:t>
-            </w:r>
-          </w:p>
-        </w:tc>
-      </w:tr>
-      <w:tr>
-        <w:tc>
-          <w:tcPr>
-            <w:tcW w:type="dxa" w:w="4323"/>
-          </w:tcPr>
-          <w:p>
-            <w:r>
-              <w:rPr>
-                <w:rFonts w:ascii="SimSun" w:hAnsi="SimSun" w:eastAsia="SimSun"/>
-                <w:sz w:val="19"/>
-              </w:rPr>
-              <w:t>审批部门</w:t>
-            </w:r>
-          </w:p>
-        </w:tc>
-        <w:tc>
-          <w:tcPr>
-            <w:tcW w:type="dxa" w:w="4323"/>
-          </w:tcPr>
-          <w:p>
-            <w:r>
-              <w:rPr>
-                <w:rFonts w:ascii="SimSun" w:hAnsi="SimSun" w:eastAsia="SimSun"/>
-                <w:sz w:val="19"/>
-              </w:rPr>
-              <w:t>广东省药品监督管理局</w:t>
-            </w:r>
-          </w:p>
-        </w:tc>
-      </w:tr>
-      <w:tr>
-        <w:tc>
-          <w:tcPr>
-            <w:tcW w:type="dxa" w:w="4323"/>
-          </w:tcPr>
-          <w:p>
-            <w:r>
-              <w:rPr>
-                <w:rFonts w:ascii="SimSun" w:hAnsi="SimSun" w:eastAsia="SimSun"/>
-                <w:sz w:val="19"/>
-              </w:rPr>
-              <w:t>适用范围</w:t>
-            </w:r>
-          </w:p>
-        </w:tc>
-        <w:tc>
-          <w:tcPr>
-            <w:tcW w:type="dxa" w:w="4323"/>
-          </w:tcPr>
-          <w:p>
-            <w:r>
-              <w:rPr>
-                <w:rFonts w:ascii="SimSun" w:hAnsi="SimSun" w:eastAsia="SimSun"/>
-                <w:sz w:val="19"/>
-              </w:rPr>
-              <w:t>**对患者的体表肌电信号进行采集、分析和反馈训练，可以对患者的肌肉施加电刺激来恢复患者的肌肉功能障碍**</w:t>
-            </w:r>
-          </w:p>
-        </w:tc>
-      </w:tr>
-    </w:tbl>
-    <w:p/>
-    <w:p>
-      <w:pPr>
-        <w:pStyle w:val="Heading2"/>
-      </w:pPr>
-      <w:r>
-        <w:rPr>
-          <w:color w:val="1A477A"/>
-        </w:rPr>
-        <w:t>二、核心问题：注册证未明确列出"子宫复旧"，是否属于超范围治疗？</w:t>
+        <w:t>一、背景</w:t>
       </w:r>
     </w:p>
     <w:p>
@@ -340,7 +63,38 @@
           <w:b w:val="0"/>
           <w:sz w:val="22"/>
         </w:rPr>
-        <w:t>答案：不属于。 理由如下。</w:t>
+        <w:t>近期有患者对广州圆医生物科技有限公司（以下简称"我司"）生产的生物反馈电刺激治疗仪（注册证号：粤械注准20222090876）在医疗机构用于"子宫复旧"项目的合规性提出质疑，认为该产品注册证的适用范围未明确列明"子宫复旧"相关表述，进而主张属于"超范围使用"。</w:t>
+      </w:r>
+    </w:p>
+    <w:p>
+      <w:r>
+        <w:rPr>
+          <w:rFonts w:ascii="SimSun" w:hAnsi="SimSun" w:eastAsia="SimSun"/>
+          <w:b w:val="0"/>
+          <w:sz w:val="22"/>
+        </w:rPr>
+        <w:t>对此，我司从医疗器械注册法规、产品技术原理、临床实践及监管实践四个维度，就本产品用于子宫复旧治疗的合规性作出如下说明。</w:t>
+      </w:r>
+    </w:p>
+    <w:p>
+      <w:pPr>
+        <w:spacing w:before="120"/>
+      </w:pPr>
+    </w:p>
+    <w:p>
+      <w:pPr>
+        <w:spacing w:after="120"/>
+      </w:pPr>
+    </w:p>
+    <w:p>
+      <w:pPr>
+        <w:pStyle w:val="Heading2"/>
+      </w:pPr>
+      <w:r>
+        <w:rPr>
+          <w:color w:val="1A477A"/>
+        </w:rPr>
+        <w:t>二、注册证适用范围的法律性质</w:t>
       </w:r>
     </w:p>
     <w:p>
@@ -351,7 +105,7 @@
         <w:rPr>
           <w:color w:val="1A477A"/>
         </w:rPr>
-        <w:t>2.1 子宫复旧的医学本质是子宫平滑肌的康复训练</w:t>
+        <w:t>2.1 注册证适用范围的规范依据</w:t>
       </w:r>
     </w:p>
     <w:p>
@@ -361,46 +115,7 @@
           <w:b w:val="0"/>
           <w:sz w:val="22"/>
         </w:rPr>
-        <w:t>从解剖学和生理学角度：</w:t>
-      </w:r>
-    </w:p>
-    <w:p>
-      <w:pPr>
-        <w:pStyle w:val="ListBullet"/>
-        <w:ind w:left="850"/>
-      </w:pPr>
-      <w:r>
-        <w:rPr>
-          <w:rFonts w:ascii="SimSun" w:hAnsi="SimSun" w:eastAsia="SimSun"/>
-          <w:sz w:val="21"/>
-        </w:rPr>
-        <w:t>子宫是肌肉器官，子宫壁主要由平滑肌（子宫肌层）构成</w:t>
-      </w:r>
-    </w:p>
-    <w:p>
-      <w:pPr>
-        <w:pStyle w:val="ListBullet"/>
-        <w:ind w:left="850"/>
-      </w:pPr>
-      <w:r>
-        <w:rPr>
-          <w:rFonts w:ascii="SimSun" w:hAnsi="SimSun" w:eastAsia="SimSun"/>
-          <w:sz w:val="21"/>
-        </w:rPr>
-        <w:t>产后/人工流产后子宫复旧的生理机制是：子宫平滑肌节律性收缩，关闭血窦、排出恶露、恢复子宫大小</w:t>
-      </w:r>
-    </w:p>
-    <w:p>
-      <w:pPr>
-        <w:pStyle w:val="ListBullet"/>
-        <w:ind w:left="850"/>
-      </w:pPr>
-      <w:r>
-        <w:rPr>
-          <w:rFonts w:ascii="SimSun" w:hAnsi="SimSun" w:eastAsia="SimSun"/>
-          <w:sz w:val="21"/>
-        </w:rPr>
-        <w:t>生物反馈电刺激治疗仪的作用机理是：通过体表电极或腔道电极施加电刺激信号，引起目标肌肉群的被动收缩训练</w:t>
+        <w:t>根据《医疗器械监督管理条例》（国务院令第739号，2021年修订）及《医疗器械注册与备案管理办法》（国家市场监督管理总局令第47号，2021年），医疗器械注册证中"适用范围/预期用途"的表述，是对产品预期临床用途的描述，其表述方式采取概括性描述与具体列举相结合的原则，实践中由注册申请人根据产品特性自行拟定，经审评机构审核确认。</w:t>
       </w:r>
     </w:p>
     <w:p>
@@ -410,17 +125,7 @@
           <w:b w:val="0"/>
           <w:sz w:val="22"/>
         </w:rPr>
-        <w:t>因此： 子宫复旧治疗的本质就是对子宫平滑肌施加电刺激，促进其收缩功能的恢复——这与产品注册证中"对患者的肌肉施加电刺激来恢复患者的肌肉功能障碍"完全一致。</w:t>
-      </w:r>
-    </w:p>
-    <w:p>
-      <w:r>
-        <w:rPr>
-          <w:rFonts w:ascii="SimSun" w:hAnsi="SimSun" w:eastAsia="SimSun"/>
-          <w:b w:val="0"/>
-          <w:sz w:val="22"/>
-        </w:rPr>
-        <w:t>子宫是肌肉→子宫复旧是肌肉康复训练→电刺激促进肌肉收缩→完全在适用范围之内。</w:t>
+        <w:t>现行法规并未要求注册证必须穷举所有可治疗的疾病名称或临床项目。国家药品监督管理局《医疗器械说明书和标签管理规定》（国家食品药品监督管理总局令第6号，2014年）亦未规定适用范围必须采用逐项列举的方式。</w:t>
       </w:r>
     </w:p>
     <w:p>
@@ -431,7 +136,7 @@
         <w:rPr>
           <w:color w:val="1A477A"/>
         </w:rPr>
-        <w:t>2.2 注册证写"肌肉功能障碍"这个大类的合理性</w:t>
+        <w:t>2.2 概括式写法的合法性与普遍性</w:t>
       </w:r>
     </w:p>
     <w:p>
@@ -441,66 +146,7 @@
           <w:b w:val="0"/>
           <w:sz w:val="22"/>
         </w:rPr>
-        <w:t>根据国家药品监督管理局《医疗器械分类目录》（2017版，历年动态调整），生物反馈电刺激类设备的分类编码为 09-01-06（物理治疗器械-电疗设备-生物反馈电刺激设备），其预期用途的描述允许以功能大类形式表述。</w:t>
-      </w:r>
-    </w:p>
-    <w:p>
-      <w:r>
-        <w:rPr>
-          <w:rFonts w:ascii="SimSun" w:hAnsi="SimSun" w:eastAsia="SimSun"/>
-          <w:b w:val="0"/>
-          <w:sz w:val="22"/>
-        </w:rPr>
-        <w:t>药监局的审批实践一贯遵循以下原则：</w:t>
-      </w:r>
-    </w:p>
-    <w:p>
-      <w:pPr>
-        <w:pStyle w:val="ListBullet"/>
-        <w:ind w:left="850"/>
-      </w:pPr>
-      <w:r>
-        <w:rPr>
-          <w:rFonts w:ascii="SimSun" w:hAnsi="SimSun" w:eastAsia="SimSun"/>
-          <w:sz w:val="21"/>
-        </w:rPr>
-        <w:t>注册证适用范围写的是产品的作用机理和功能大类，而不是逐一列举所有可治疗的临床病症</w:t>
-      </w:r>
-    </w:p>
-    <w:p>
-      <w:pPr>
-        <w:pStyle w:val="ListBullet"/>
-        <w:ind w:left="850"/>
-      </w:pPr>
-      <w:r>
-        <w:rPr>
-          <w:rFonts w:ascii="SimSun" w:hAnsi="SimSun" w:eastAsia="SimSun"/>
-          <w:sz w:val="21"/>
-        </w:rPr>
-        <w:t>产品能否用于某个具体临床病症，由产品机理覆盖范围 + 临床证据共同决定</w:t>
-      </w:r>
-    </w:p>
-    <w:p>
-      <w:pPr>
-        <w:pStyle w:val="ListBullet"/>
-        <w:ind w:left="850"/>
-      </w:pPr>
-      <w:r>
-        <w:rPr>
-          <w:rFonts w:ascii="SimSun" w:hAnsi="SimSun" w:eastAsia="SimSun"/>
-          <w:sz w:val="21"/>
-        </w:rPr>
-        <w:t>以"肌肉功能障碍"为适用范围，覆盖了所有因肌肉功能受损或需要肌肉康复训练的临床场景，包括但不限于盆底肌、腹肌、子宫平滑肌等</w:t>
-      </w:r>
-    </w:p>
-    <w:p>
-      <w:r>
-        <w:rPr>
-          <w:rFonts w:ascii="SimSun" w:hAnsi="SimSun" w:eastAsia="SimSun"/>
-          <w:b w:val="0"/>
-          <w:sz w:val="22"/>
-        </w:rPr>
-        <w:t>典型案例对比：</w:t>
+        <w:t>在医疗器械注册实践中，适用范围存在两种常见表述方式：</w:t>
       </w:r>
     </w:p>
     <w:tbl>
@@ -529,7 +175,7 @@
                 <w:color w:val="FFFFFF"/>
                 <w:sz w:val="19"/>
               </w:rPr>
-              <w:t>产品</w:t>
+              <w:t>写法类型</w:t>
             </w:r>
           </w:p>
         </w:tc>
@@ -546,7 +192,7 @@
                 <w:color w:val="FFFFFF"/>
                 <w:sz w:val="19"/>
               </w:rPr>
-              <w:t>注册证编号</w:t>
+              <w:t>定义</w:t>
             </w:r>
           </w:p>
         </w:tc>
@@ -563,7 +209,7 @@
                 <w:color w:val="FFFFFF"/>
                 <w:sz w:val="19"/>
               </w:rPr>
-              <w:t>适用范围写法</w:t>
+              <w:t>示例</w:t>
             </w:r>
           </w:p>
         </w:tc>
@@ -580,7 +226,7 @@
                 <w:color w:val="FFFFFF"/>
                 <w:sz w:val="19"/>
               </w:rPr>
-              <w:t>发证年份</w:t>
+              <w:t>适用场景</w:t>
             </w:r>
           </w:p>
         </w:tc>
@@ -596,7 +242,7 @@
                 <w:rFonts w:ascii="SimSun" w:hAnsi="SimSun" w:eastAsia="SimSun"/>
                 <w:sz w:val="19"/>
               </w:rPr>
-              <w:t>圆医生物反馈电刺激治疗仪</w:t>
+              <w:t>**概括式写法**</w:t>
             </w:r>
           </w:p>
         </w:tc>
@@ -610,7 +256,7 @@
                 <w:rFonts w:ascii="SimSun" w:hAnsi="SimSun" w:eastAsia="SimSun"/>
                 <w:sz w:val="19"/>
               </w:rPr>
-              <w:t>粤械注准20222090876</w:t>
+              <w:t>以产品作用机理和生理学效应为核心，使用涵盖性表述</w:t>
             </w:r>
           </w:p>
         </w:tc>
@@ -624,7 +270,7 @@
                 <w:rFonts w:ascii="SimSun" w:hAnsi="SimSun" w:eastAsia="SimSun"/>
                 <w:sz w:val="19"/>
               </w:rPr>
-              <w:t>**肌肉功能障碍**（大类写法）</w:t>
+              <w:t>"对患者的肌肉施加电刺激来恢复患者的肌肉功能障碍"</w:t>
             </w:r>
           </w:p>
         </w:tc>
@@ -638,7 +284,7 @@
                 <w:rFonts w:ascii="SimSun" w:hAnsi="SimSun" w:eastAsia="SimSun"/>
                 <w:sz w:val="19"/>
               </w:rPr>
-              <w:t>2022年（广东局）</w:t>
+              <w:t>产品作用机制明确、治疗靶点宽泛的情形</w:t>
             </w:r>
           </w:p>
         </w:tc>
@@ -654,7 +300,7 @@
                 <w:rFonts w:ascii="SimSun" w:hAnsi="SimSun" w:eastAsia="SimSun"/>
                 <w:sz w:val="19"/>
               </w:rPr>
-              <w:t>Neo生物刺激反馈仪（伟思医疗）</w:t>
+              <w:t>**列举式写法**</w:t>
             </w:r>
           </w:p>
         </w:tc>
@@ -668,7 +314,7 @@
                 <w:rFonts w:ascii="SimSun" w:hAnsi="SimSun" w:eastAsia="SimSun"/>
                 <w:sz w:val="19"/>
               </w:rPr>
-              <w:t>苏械注准20242092160</w:t>
+              <w:t>逐项列明具体适应症</w:t>
             </w:r>
           </w:p>
         </w:tc>
@@ -682,7 +328,7 @@
                 <w:rFonts w:ascii="SimSun" w:hAnsi="SimSun" w:eastAsia="SimSun"/>
                 <w:sz w:val="19"/>
               </w:rPr>
-              <w:t>**子宫脱垂、慢性盆腔疼痛、产后阴道复旧等**（详细列举）</w:t>
+              <w:t>"子宫脱垂、慢性盆腔疼痛、产后阴道复旧……"</w:t>
             </w:r>
           </w:p>
         </w:tc>
@@ -696,7 +342,7 @@
                 <w:rFonts w:ascii="SimSun" w:hAnsi="SimSun" w:eastAsia="SimSun"/>
                 <w:sz w:val="19"/>
               </w:rPr>
-              <w:t>2024年（江苏局）</w:t>
+              <w:t>产品已就多个适应症分别完成临床评价的情形</w:t>
             </w:r>
           </w:p>
         </w:tc>
@@ -710,7 +356,106 @@
           <w:b w:val="0"/>
           <w:sz w:val="22"/>
         </w:rPr>
-        <w:t>两个注册证均为国家药监局审批的合法二类医疗器械注册证。适用范围写法的差异不代表治疗能力的差异，而是：</w:t>
+        <w:t>两种写法均合法有效，不存在优劣之分，亦不意味着概括式写法的产品治疗能力小于列举式写法的产品。</w:t>
+      </w:r>
+    </w:p>
+    <w:p>
+      <w:pPr>
+        <w:ind w:left="283"/>
+      </w:pPr>
+      <w:r>
+        <w:rPr>
+          <w:i/>
+          <w:color w:val="555555"/>
+          <w:sz w:val="20"/>
+        </w:rPr>
+        <w:t>**核心原则：宽泛不等于不能治，详细不等于独家能治。**</w:t>
+      </w:r>
+    </w:p>
+    <w:p>
+      <w:pPr>
+        <w:spacing w:before="120"/>
+      </w:pPr>
+    </w:p>
+    <w:p>
+      <w:pPr>
+        <w:spacing w:after="120"/>
+      </w:pPr>
+    </w:p>
+    <w:p>
+      <w:pPr>
+        <w:pStyle w:val="Heading2"/>
+      </w:pPr>
+      <w:r>
+        <w:rPr>
+          <w:color w:val="1A477A"/>
+        </w:rPr>
+        <w:t>三、子宫复旧的生理学本质与产品适用范围的对应关系</w:t>
+      </w:r>
+    </w:p>
+    <w:p>
+      <w:pPr>
+        <w:pStyle w:val="Heading3"/>
+      </w:pPr>
+      <w:r>
+        <w:rPr>
+          <w:color w:val="1A477A"/>
+        </w:rPr>
+        <w:t>3.1 子宫复旧的生理学基础</w:t>
+      </w:r>
+    </w:p>
+    <w:p>
+      <w:r>
+        <w:rPr>
+          <w:rFonts w:ascii="SimSun" w:hAnsi="SimSun" w:eastAsia="SimSun"/>
+          <w:b w:val="0"/>
+          <w:sz w:val="22"/>
+        </w:rPr>
+        <w:t>子宫复旧（Uterine Involution）是指分娩后或人工流产术后，子宫逐步恢复到未孕状态的过程。该过程的生理学本质是子宫平滑肌的节律性收缩，通过收缩关闭血窦、排出恶露、恢复子宫正常大小和形态。</w:t>
+      </w:r>
+    </w:p>
+    <w:p>
+      <w:pPr>
+        <w:pStyle w:val="Heading3"/>
+      </w:pPr>
+      <w:r>
+        <w:rPr>
+          <w:color w:val="1A477A"/>
+        </w:rPr>
+        <w:t>3.2 产品的治疗原理</w:t>
+      </w:r>
+    </w:p>
+    <w:p>
+      <w:r>
+        <w:rPr>
+          <w:rFonts w:ascii="SimSun" w:hAnsi="SimSun" w:eastAsia="SimSun"/>
+          <w:b w:val="0"/>
+          <w:sz w:val="22"/>
+        </w:rPr>
+        <w:t>我司生物反馈电刺激治疗仪（粤械注准20222090876）的注册证适用范围明确载明：</w:t>
+      </w:r>
+    </w:p>
+    <w:p>
+      <w:pPr>
+        <w:ind w:left="283"/>
+      </w:pPr>
+      <w:r>
+        <w:rPr>
+          <w:i/>
+          <w:color w:val="555555"/>
+          <w:sz w:val="20"/>
+        </w:rPr>
+        <w:t>**"对患者的体表肌电信号进行采集、分析和反馈训练，可以对患者的肌肉施加电刺激来恢复患者的肌肉功能障碍。"**</w:t>
+      </w:r>
+    </w:p>
+    <w:p>
+      <w:r>
+        <w:rPr>
+          <w:rFonts w:ascii="SimSun" w:hAnsi="SimSun" w:eastAsia="SimSun"/>
+          <w:b w:val="0"/>
+          <w:sz w:val="22"/>
+        </w:rPr>
+        <w:t>从解剖学和生理学角度：</w:t>
       </w:r>
     </w:p>
     <w:tbl>
@@ -737,7 +482,7 @@
                 <w:color w:val="FFFFFF"/>
                 <w:sz w:val="19"/>
               </w:rPr>
-              <w:t>差异来源</w:t>
+              <w:t>维度</w:t>
             </w:r>
           </w:p>
         </w:tc>
@@ -770,7 +515,7 @@
                 <w:rFonts w:ascii="SimSun" w:hAnsi="SimSun" w:eastAsia="SimSun"/>
                 <w:sz w:val="19"/>
               </w:rPr>
-              <w:t>**审评机构不同**</w:t>
+              <w:t>**解剖学**</w:t>
             </w:r>
           </w:p>
         </w:tc>
@@ -784,7 +529,7 @@
                 <w:rFonts w:ascii="SimSun" w:hAnsi="SimSun" w:eastAsia="SimSun"/>
                 <w:sz w:val="19"/>
               </w:rPr>
-              <w:t>广东局与江苏局在适用范围表述上有各自的审评惯例</w:t>
+              <w:t>子宫主要由**平滑肌组织**构成（子宫平滑肌）</w:t>
             </w:r>
           </w:p>
         </w:tc>
@@ -800,7 +545,7 @@
                 <w:rFonts w:ascii="SimSun" w:hAnsi="SimSun" w:eastAsia="SimSun"/>
                 <w:sz w:val="19"/>
               </w:rPr>
-              <w:t>**注册年份不同**</w:t>
+              <w:t>**病理学**</w:t>
             </w:r>
           </w:p>
         </w:tc>
@@ -814,7 +559,7 @@
                 <w:rFonts w:ascii="SimSun" w:hAnsi="SimSun" w:eastAsia="SimSun"/>
                 <w:sz w:val="19"/>
               </w:rPr>
-              <w:t>2022年与2024年，各时期审评尺度有所差异</w:t>
+              <w:t>子宫复旧不良的本质是**子宫平滑肌收缩功能障碍**</w:t>
             </w:r>
           </w:p>
         </w:tc>
@@ -830,7 +575,7 @@
                 <w:rFonts w:ascii="SimSun" w:hAnsi="SimSun" w:eastAsia="SimSun"/>
                 <w:sz w:val="19"/>
               </w:rPr>
-              <w:t>**产品定位不同**</w:t>
+              <w:t>**治疗学**</w:t>
             </w:r>
           </w:p>
         </w:tc>
@@ -844,7 +589,37 @@
                 <w:rFonts w:ascii="SimSun" w:hAnsi="SimSun" w:eastAsia="SimSun"/>
                 <w:sz w:val="19"/>
               </w:rPr>
-              <w:t>宽泛写法涵盖更广的临床场景，详细列举则更明确指向特定科室</w:t>
+              <w:t>电刺激通过特定频率和参数的电流作用于子宫平滑肌，促进其**节律性收缩**，加速复旧</w:t>
+            </w:r>
+          </w:p>
+        </w:tc>
+      </w:tr>
+      <w:tr>
+        <w:tc>
+          <w:tcPr>
+            <w:tcW w:type="dxa" w:w="4323"/>
+          </w:tcPr>
+          <w:p>
+            <w:r>
+              <w:rPr>
+                <w:rFonts w:ascii="SimSun" w:hAnsi="SimSun" w:eastAsia="SimSun"/>
+                <w:sz w:val="19"/>
+              </w:rPr>
+              <w:t>**对应关系**</w:t>
+            </w:r>
+          </w:p>
+        </w:tc>
+        <w:tc>
+          <w:tcPr>
+            <w:tcW w:type="dxa" w:w="4323"/>
+          </w:tcPr>
+          <w:p>
+            <w:r>
+              <w:rPr>
+                <w:rFonts w:ascii="SimSun" w:hAnsi="SimSun" w:eastAsia="SimSun"/>
+                <w:sz w:val="19"/>
+              </w:rPr>
+              <w:t>子宫复旧 = 恢复子宫平滑肌的收缩功能 → 属于"恢复患者的肌肉功能障碍"的范畴</w:t>
             </w:r>
           </w:p>
         </w:tc>
@@ -858,7 +633,7 @@
           <w:b w:val="0"/>
           <w:sz w:val="22"/>
         </w:rPr>
-        <w:t>写法宽泛≠不能治疗。恰恰相反，宽泛的写法说明该产品的治疗机理覆盖了更广泛的临床场景——只要这些场景符合"肌肉功能障碍"这个大类的定义。</w:t>
+        <w:t>因此，子宫复旧治疗完全涵盖在我司产品"对患者的肌肉施加电刺激来恢复患者的肌肉功能障碍"的适用范围之内。适用范围未单独列出"子宫复旧"字样，不构成超范围使用。</w:t>
       </w:r>
     </w:p>
     <w:p>
@@ -869,17 +644,7 @@
         <w:rPr>
           <w:color w:val="1A477A"/>
         </w:rPr>
-        <w:t>2.3 两个注册证写法的差异分析</w:t>
-      </w:r>
-    </w:p>
-    <w:p>
-      <w:r>
-        <w:rPr>
-          <w:rFonts w:ascii="SimSun" w:hAnsi="SimSun" w:eastAsia="SimSun"/>
-          <w:b w:val="0"/>
-          <w:sz w:val="22"/>
-        </w:rPr>
-        <w:t>将两个证放在一起对比，恰恰证明了这一点：</w:t>
+        <w:t>3.3 同类产品对照：圆医 vs Neo</w:t>
       </w:r>
     </w:p>
     <w:tbl>
@@ -907,7 +672,7 @@
                 <w:color w:val="FFFFFF"/>
                 <w:sz w:val="19"/>
               </w:rPr>
-              <w:t>对比维度</w:t>
+              <w:t>对比项</w:t>
             </w:r>
           </w:p>
         </w:tc>
@@ -924,7 +689,7 @@
                 <w:color w:val="FFFFFF"/>
                 <w:sz w:val="19"/>
               </w:rPr>
-              <w:t>圆医注册证（2022年）</w:t>
+              <w:t>圆医生物反馈电刺激治疗仪</w:t>
             </w:r>
           </w:p>
         </w:tc>
@@ -941,7 +706,7 @@
                 <w:color w:val="FFFFFF"/>
                 <w:sz w:val="19"/>
               </w:rPr>
-              <w:t>Neo注册证（2024年）</w:t>
+              <w:t>Neo生物刺激反馈仪（伟思医疗）</w:t>
             </w:r>
           </w:p>
         </w:tc>
@@ -957,7 +722,7 @@
                 <w:rFonts w:ascii="SimSun" w:hAnsi="SimSun" w:eastAsia="SimSun"/>
                 <w:sz w:val="19"/>
               </w:rPr>
-              <w:t>适用范围</w:t>
+              <w:t>**注册证编号**</w:t>
             </w:r>
           </w:p>
         </w:tc>
@@ -971,7 +736,7 @@
                 <w:rFonts w:ascii="SimSun" w:hAnsi="SimSun" w:eastAsia="SimSun"/>
                 <w:sz w:val="19"/>
               </w:rPr>
-              <w:t>肌肉功能障碍（大类）</w:t>
+              <w:t>粤械注准20222090876</w:t>
             </w:r>
           </w:p>
         </w:tc>
@@ -985,7 +750,7 @@
                 <w:rFonts w:ascii="SimSun" w:hAnsi="SimSun" w:eastAsia="SimSun"/>
                 <w:sz w:val="19"/>
               </w:rPr>
-              <w:t>子宫脱垂、慢性盆腔疼痛、产后阴道复旧等（详细列举）</w:t>
+              <w:t>苏械注准20242092160</w:t>
             </w:r>
           </w:p>
         </w:tc>
@@ -1001,7 +766,7 @@
                 <w:rFonts w:ascii="SimSun" w:hAnsi="SimSun" w:eastAsia="SimSun"/>
                 <w:sz w:val="19"/>
               </w:rPr>
-              <w:t>是否合法</w:t>
+              <w:t>**注册年份**</w:t>
             </w:r>
           </w:p>
         </w:tc>
@@ -1015,7 +780,7 @@
                 <w:rFonts w:ascii="SimSun" w:hAnsi="SimSun" w:eastAsia="SimSun"/>
                 <w:sz w:val="19"/>
               </w:rPr>
-              <w:t>✅ 国家药监局审批</w:t>
+              <w:t>2022年</w:t>
             </w:r>
           </w:p>
         </w:tc>
@@ -1029,7 +794,7 @@
                 <w:rFonts w:ascii="SimSun" w:hAnsi="SimSun" w:eastAsia="SimSun"/>
                 <w:sz w:val="19"/>
               </w:rPr>
-              <w:t>✅ 国家药监局审批</w:t>
+              <w:t>2024年</w:t>
             </w:r>
           </w:p>
         </w:tc>
@@ -1045,7 +810,7 @@
                 <w:rFonts w:ascii="SimSun" w:hAnsi="SimSun" w:eastAsia="SimSun"/>
                 <w:sz w:val="19"/>
               </w:rPr>
-              <w:t>是否可用于子宫复旧</w:t>
+              <w:t>**审批机关**</w:t>
             </w:r>
           </w:p>
         </w:tc>
@@ -1059,7 +824,7 @@
                 <w:rFonts w:ascii="SimSun" w:hAnsi="SimSun" w:eastAsia="SimSun"/>
                 <w:sz w:val="19"/>
               </w:rPr>
-              <w:t>✅ 子宫平滑肌属于肌肉，恢复收缩功能属于肌肉功能障碍康复</w:t>
+              <w:t>广东省药品监督管理局</w:t>
             </w:r>
           </w:p>
         </w:tc>
@@ -1073,7 +838,139 @@
                 <w:rFonts w:ascii="SimSun" w:hAnsi="SimSun" w:eastAsia="SimSun"/>
                 <w:sz w:val="19"/>
               </w:rPr>
-              <w:t>✅ 明确列出产后阴道复旧</w:t>
+              <w:t>江苏省药品监督管理局</w:t>
+            </w:r>
+          </w:p>
+        </w:tc>
+      </w:tr>
+      <w:tr>
+        <w:tc>
+          <w:tcPr>
+            <w:tcW w:type="dxa" w:w="2882"/>
+          </w:tcPr>
+          <w:p>
+            <w:r>
+              <w:rPr>
+                <w:rFonts w:ascii="SimSun" w:hAnsi="SimSun" w:eastAsia="SimSun"/>
+                <w:sz w:val="19"/>
+              </w:rPr>
+              <w:t>**表述方式**</w:t>
+            </w:r>
+          </w:p>
+        </w:tc>
+        <w:tc>
+          <w:tcPr>
+            <w:tcW w:type="dxa" w:w="2882"/>
+          </w:tcPr>
+          <w:p>
+            <w:r>
+              <w:rPr>
+                <w:rFonts w:ascii="SimSun" w:hAnsi="SimSun" w:eastAsia="SimSun"/>
+                <w:sz w:val="19"/>
+              </w:rPr>
+              <w:t>**概括式**（肌肉功能障碍）</w:t>
+            </w:r>
+          </w:p>
+        </w:tc>
+        <w:tc>
+          <w:tcPr>
+            <w:tcW w:type="dxa" w:w="2882"/>
+          </w:tcPr>
+          <w:p>
+            <w:r>
+              <w:rPr>
+                <w:rFonts w:ascii="SimSun" w:hAnsi="SimSun" w:eastAsia="SimSun"/>
+                <w:sz w:val="19"/>
+              </w:rPr>
+              <w:t>**列举式**（具体适应症列表）</w:t>
+            </w:r>
+          </w:p>
+        </w:tc>
+      </w:tr>
+      <w:tr>
+        <w:tc>
+          <w:tcPr>
+            <w:tcW w:type="dxa" w:w="2882"/>
+          </w:tcPr>
+          <w:p>
+            <w:r>
+              <w:rPr>
+                <w:rFonts w:ascii="SimSun" w:hAnsi="SimSun" w:eastAsia="SimSun"/>
+                <w:sz w:val="19"/>
+              </w:rPr>
+              <w:t>**治疗原理**</w:t>
+            </w:r>
+          </w:p>
+        </w:tc>
+        <w:tc>
+          <w:tcPr>
+            <w:tcW w:type="dxa" w:w="2882"/>
+          </w:tcPr>
+          <w:p>
+            <w:r>
+              <w:rPr>
+                <w:rFonts w:ascii="SimSun" w:hAnsi="SimSun" w:eastAsia="SimSun"/>
+                <w:sz w:val="19"/>
+              </w:rPr>
+              <w:t>电刺激肌肉 → 恢复肌肉功能</w:t>
+            </w:r>
+          </w:p>
+        </w:tc>
+        <w:tc>
+          <w:tcPr>
+            <w:tcW w:type="dxa" w:w="2882"/>
+          </w:tcPr>
+          <w:p>
+            <w:r>
+              <w:rPr>
+                <w:rFonts w:ascii="SimSun" w:hAnsi="SimSun" w:eastAsia="SimSun"/>
+                <w:sz w:val="19"/>
+              </w:rPr>
+              <w:t>电刺激肌肉 → 恢复肌肉功能</w:t>
+            </w:r>
+          </w:p>
+        </w:tc>
+      </w:tr>
+      <w:tr>
+        <w:tc>
+          <w:tcPr>
+            <w:tcW w:type="dxa" w:w="2882"/>
+          </w:tcPr>
+          <w:p>
+            <w:r>
+              <w:rPr>
+                <w:rFonts w:ascii="SimSun" w:hAnsi="SimSun" w:eastAsia="SimSun"/>
+                <w:sz w:val="19"/>
+              </w:rPr>
+              <w:t>**可用于子宫复旧**</w:t>
+            </w:r>
+          </w:p>
+        </w:tc>
+        <w:tc>
+          <w:tcPr>
+            <w:tcW w:type="dxa" w:w="2882"/>
+          </w:tcPr>
+          <w:p>
+            <w:r>
+              <w:rPr>
+                <w:rFonts w:ascii="SimSun" w:hAnsi="SimSun" w:eastAsia="SimSun"/>
+                <w:sz w:val="19"/>
+              </w:rPr>
+              <w:t>✅ 是</w:t>
+            </w:r>
+          </w:p>
+        </w:tc>
+        <w:tc>
+          <w:tcPr>
+            <w:tcW w:type="dxa" w:w="2882"/>
+          </w:tcPr>
+          <w:p>
+            <w:r>
+              <w:rPr>
+                <w:rFonts w:ascii="SimSun" w:hAnsi="SimSun" w:eastAsia="SimSun"/>
+                <w:sz w:val="19"/>
+              </w:rPr>
+              <w:t>✅ 是（明确列出"促进产后阴道复旧"）</w:t>
             </w:r>
           </w:p>
         </w:tc>
@@ -1087,141 +984,57 @@
           <w:b w:val="0"/>
           <w:sz w:val="22"/>
         </w:rPr>
-        <w:t>关键结论： 圆医注册证虽未逐一列出"子宫复旧"字样，但其适用范围中的"肌肉功能障碍"这一上位概念，在生理学上完全覆盖子宫复旧这一下位治疗场景。不能因写法宽泛而否定产品的合法治疗范围。</w:t>
+        <w:t>关键分析：</w:t>
       </w:r>
     </w:p>
     <w:p>
       <w:pPr>
-        <w:pStyle w:val="Heading2"/>
+        <w:pStyle w:val="ListBullet"/>
+        <w:ind w:left="850"/>
       </w:pPr>
       <w:r>
         <w:rPr>
-          <w:color w:val="1A477A"/>
+          <w:rFonts w:ascii="SimSun" w:hAnsi="SimSun" w:eastAsia="SimSun"/>
+          <w:sz w:val="21"/>
         </w:rPr>
-        <w:t>三、产品技术原理与子宫复旧的匹配性</w:t>
+        <w:t>表述差异不等于治疗能力差异。两产品均通过电刺激作用于盆底及盆腔肌肉组织实现治疗效果，核心治疗机理一致</w:t>
       </w:r>
     </w:p>
     <w:p>
       <w:pPr>
-        <w:pStyle w:val="Heading3"/>
+        <w:pStyle w:val="ListBullet"/>
+        <w:ind w:left="850"/>
       </w:pPr>
       <w:r>
         <w:rPr>
-          <w:color w:val="1A477A"/>
+          <w:rFonts w:ascii="SimSun" w:hAnsi="SimSun" w:eastAsia="SimSun"/>
+          <w:sz w:val="21"/>
         </w:rPr>
-        <w:t>3.1 技术原理</w:t>
-      </w:r>
-    </w:p>
-    <w:p>
-      <w:r>
-        <w:rPr>
-          <w:rFonts w:ascii="SimSun" w:hAnsi="SimSun" w:eastAsia="SimSun"/>
-          <w:b w:val="0"/>
-          <w:sz w:val="22"/>
-        </w:rPr>
-        <w:t>生物反馈电刺激治疗仪的工作机制：</w:t>
-      </w:r>
-    </w:p>
-    <w:p>
-      <w:r>
-        <w:rPr>
-          <w:rFonts w:ascii="SimSun" w:hAnsi="SimSun" w:eastAsia="SimSun"/>
-          <w:b w:val="0"/>
-          <w:sz w:val="22"/>
-        </w:rPr>
-        <w:t>1. 肌电信号采集：通过体表电极或腔道电极，采集目标肌肉群的肌电信号</w:t>
-      </w:r>
-    </w:p>
-    <w:p>
-      <w:r>
-        <w:rPr>
-          <w:rFonts w:ascii="SimSun" w:hAnsi="SimSun" w:eastAsia="SimSun"/>
-          <w:b w:val="0"/>
-          <w:sz w:val="22"/>
-        </w:rPr>
-        <w:t>2. 信号分析与反馈：嵌入式软件对肌电信号进行分析，评估肌肉功能状态</w:t>
-      </w:r>
-    </w:p>
-    <w:p>
-      <w:r>
-        <w:rPr>
-          <w:rFonts w:ascii="SimSun" w:hAnsi="SimSun" w:eastAsia="SimSun"/>
-          <w:b w:val="0"/>
-          <w:sz w:val="22"/>
-        </w:rPr>
-        <w:t>3. 电刺激输出：根据评估结果，输出特定频率、脉宽、强度的电刺激信号</w:t>
-      </w:r>
-    </w:p>
-    <w:p>
-      <w:r>
-        <w:rPr>
-          <w:rFonts w:ascii="SimSun" w:hAnsi="SimSun" w:eastAsia="SimSun"/>
-          <w:b w:val="0"/>
-          <w:sz w:val="22"/>
-        </w:rPr>
-        <w:t>4. 肌肉被动收缩：电刺激引发目标肌肉群的节律性收缩，达到康复训练目的</w:t>
+        <w:t>注册年份、审评机构不同，表述方式不同是注册申报策略差异所致，与产品实际治疗能力无关</w:t>
       </w:r>
     </w:p>
     <w:p>
       <w:pPr>
-        <w:pStyle w:val="Heading3"/>
+        <w:pStyle w:val="ListBullet"/>
+        <w:ind w:left="850"/>
       </w:pPr>
       <w:r>
         <w:rPr>
-          <w:color w:val="1A477A"/>
+          <w:rFonts w:ascii="SimSun" w:hAnsi="SimSun" w:eastAsia="SimSun"/>
+          <w:sz w:val="21"/>
         </w:rPr>
-        <w:t>3.2 子宫复旧的临床应用依据</w:t>
+        <w:t>伟思产品适用范围写得详细，但其治疗的作用机制与我司产品并无本质区别</w:t>
       </w:r>
     </w:p>
     <w:p>
-      <w:r>
-        <w:rPr>
-          <w:rFonts w:ascii="SimSun" w:hAnsi="SimSun" w:eastAsia="SimSun"/>
-          <w:b w:val="0"/>
-          <w:sz w:val="22"/>
-        </w:rPr>
-        <w:t>子宫复旧治疗使用电刺激技术，在国内外已有大量临床证据支持：</w:t>
-      </w:r>
+      <w:pPr>
+        <w:spacing w:before="120"/>
+      </w:pPr>
     </w:p>
     <w:p>
-      <w:r>
-        <w:rPr>
-          <w:rFonts w:ascii="SimSun" w:hAnsi="SimSun" w:eastAsia="SimSun"/>
-          <w:b w:val="0"/>
-          <w:sz w:val="22"/>
-        </w:rPr>
-        <w:t>1. 电刺激促进子宫平滑肌收缩：低频电刺激可诱发子宫平滑肌节律性收缩，促进恶露排出，加速子宫复旧</w:t>
-      </w:r>
-    </w:p>
-    <w:p>
-      <w:r>
-        <w:rPr>
-          <w:rFonts w:ascii="SimSun" w:hAnsi="SimSun" w:eastAsia="SimSun"/>
-          <w:b w:val="0"/>
-          <w:sz w:val="22"/>
-        </w:rPr>
-        <w:t>2. 改善局部血液循环：电刺激可促进盆底及盆腔组织的血液循环，加速组织修复</w:t>
-      </w:r>
-    </w:p>
-    <w:p>
-      <w:r>
-        <w:rPr>
-          <w:rFonts w:ascii="SimSun" w:hAnsi="SimSun" w:eastAsia="SimSun"/>
-          <w:b w:val="0"/>
-          <w:sz w:val="22"/>
-        </w:rPr>
-        <w:t>3. 神经肌肉再教育：电刺激帮助产后/术后患者重新感知和控制盆底肌肉群</w:t>
-      </w:r>
-    </w:p>
-    <w:p>
-      <w:r>
-        <w:rPr>
-          <w:rFonts w:ascii="SimSun" w:hAnsi="SimSun" w:eastAsia="SimSun"/>
-          <w:b w:val="0"/>
-          <w:sz w:val="22"/>
-        </w:rPr>
-        <w:t>这些临床应用均基于"电刺激作用于肌肉组织促进功能恢复"这一产品核心机理——与注册证审定的适用范围完全一致。</w:t>
-      </w:r>
+      <w:pPr>
+        <w:spacing w:after="120"/>
+      </w:pPr>
     </w:p>
     <w:p>
       <w:pPr>
@@ -1273,7 +1086,66 @@
           <w:b w:val="0"/>
           <w:sz w:val="22"/>
         </w:rPr>
-        <w:t>"子宫复旧"是临床诊疗项目名称，而非医疗器械的独立注册单元。医疗器械注册证的适用范围是对产品的生理学/病理学作用范畴的描述，而非对特定诊疗项目名称的映射。要求注册证逐一对应所有临床诊疗项目名称，既不符合监管实践，也不具备可操作性。</w:t>
+        <w:t>"子宫复旧"是临床诊疗项目名称，而非医疗器械的独立注册单元。</w:t>
+      </w:r>
+    </w:p>
+    <w:p>
+      <w:r>
+        <w:rPr>
+          <w:rFonts w:ascii="SimSun" w:hAnsi="SimSun" w:eastAsia="SimSun"/>
+          <w:b w:val="0"/>
+          <w:sz w:val="22"/>
+        </w:rPr>
+        <w:t>医疗器械注册证的适用范围是对产品的生理学/病理学作用范畴的描述，而非对特定诊疗项目名称的映射。要求注册证逐一对应所有临床诊疗项目名称，既不符合监管实践，也不具备可操作性。</w:t>
+      </w:r>
+    </w:p>
+    <w:p>
+      <w:r>
+        <w:rPr>
+          <w:rFonts w:ascii="SimSun" w:hAnsi="SimSun" w:eastAsia="SimSun"/>
+          <w:b w:val="0"/>
+          <w:sz w:val="22"/>
+        </w:rPr>
+        <w:t>以常见情况为例：</w:t>
+      </w:r>
+    </w:p>
+    <w:p>
+      <w:pPr>
+        <w:pStyle w:val="ListBullet"/>
+        <w:ind w:left="850"/>
+      </w:pPr>
+      <w:r>
+        <w:rPr>
+          <w:rFonts w:ascii="SimSun" w:hAnsi="SimSun" w:eastAsia="SimSun"/>
+          <w:sz w:val="21"/>
+        </w:rPr>
+        <w:t>电疗设备常用于"颈椎病"康复，但多数设备的注册证只写"缓解肌肉疼痛"或"促进局部血液循环"，未单独列明"颈椎病"</w:t>
+      </w:r>
+    </w:p>
+    <w:p>
+      <w:pPr>
+        <w:pStyle w:val="ListBullet"/>
+        <w:ind w:left="850"/>
+      </w:pPr>
+      <w:r>
+        <w:rPr>
+          <w:rFonts w:ascii="SimSun" w:hAnsi="SimSun" w:eastAsia="SimSun"/>
+          <w:sz w:val="21"/>
+        </w:rPr>
+        <w:t>理疗设备常用于"肩周炎"治疗，但注册证范围常写"消炎、镇痛"，而非逐一列举病种</w:t>
+      </w:r>
+    </w:p>
+    <w:p>
+      <w:pPr>
+        <w:pStyle w:val="ListBullet"/>
+        <w:ind w:left="850"/>
+      </w:pPr>
+      <w:r>
+        <w:rPr>
+          <w:rFonts w:ascii="SimSun" w:hAnsi="SimSun" w:eastAsia="SimSun"/>
+          <w:sz w:val="21"/>
+        </w:rPr>
+        <w:t>上述情况在临床实践中均不构成超范围使用</w:t>
       </w:r>
     </w:p>
     <w:p>
@@ -1299,13 +1171,23 @@
     </w:p>
     <w:p>
       <w:pPr>
-        <w:pStyle w:val="Heading3"/>
+        <w:spacing w:before="120"/>
+      </w:pPr>
+    </w:p>
+    <w:p>
+      <w:pPr>
+        <w:spacing w:after="120"/>
+      </w:pPr>
+    </w:p>
+    <w:p>
+      <w:pPr>
+        <w:pStyle w:val="Heading2"/>
       </w:pPr>
       <w:r>
         <w:rPr>
           <w:color w:val="1A477A"/>
         </w:rPr>
-        <w:t>4.4 结论小结</w:t>
+        <w:t>五、结论</w:t>
       </w:r>
     </w:p>
     <w:tbl>
@@ -1365,7 +1247,7 @@
                 <w:rFonts w:ascii="SimSun" w:hAnsi="SimSun" w:eastAsia="SimSun"/>
                 <w:sz w:val="19"/>
               </w:rPr>
-              <w:t>注册证本身</w:t>
+              <w:t>注册法规</w:t>
             </w:r>
           </w:p>
         </w:tc>
@@ -1379,7 +1261,7 @@
                 <w:rFonts w:ascii="SimSun" w:hAnsi="SimSun" w:eastAsia="SimSun"/>
                 <w:sz w:val="19"/>
               </w:rPr>
-              <w:t>✅ 合法有效，国家药监局审批的二类医疗器械</w:t>
+              <w:t>✅ 概括式写法合法有效，法规不要求逐项列举；两种写法均合法，不存在优劣之分</w:t>
             </w:r>
           </w:p>
         </w:tc>
@@ -1409,7 +1291,37 @@
                 <w:rFonts w:ascii="SimSun" w:hAnsi="SimSun" w:eastAsia="SimSun"/>
                 <w:sz w:val="19"/>
               </w:rPr>
-              <w:t>✅ 子宫平滑肌属于"肌肉"→子宫复旧属于"恢复肌肉功能障碍"</w:t>
+              <w:t>✅ 子宫为平滑肌器官，子宫复旧本质是恢复肌肉收缩功能，完全属于"恢复患者的肌肉功能障碍"的范畴</w:t>
+            </w:r>
+          </w:p>
+        </w:tc>
+      </w:tr>
+      <w:tr>
+        <w:tc>
+          <w:tcPr>
+            <w:tcW w:type="dxa" w:w="4323"/>
+          </w:tcPr>
+          <w:p>
+            <w:r>
+              <w:rPr>
+                <w:rFonts w:ascii="SimSun" w:hAnsi="SimSun" w:eastAsia="SimSun"/>
+                <w:sz w:val="19"/>
+              </w:rPr>
+              <w:t>同类对比</w:t>
+            </w:r>
+          </w:p>
+        </w:tc>
+        <w:tc>
+          <w:tcPr>
+            <w:tcW w:type="dxa" w:w="4323"/>
+          </w:tcPr>
+          <w:p>
+            <w:r>
+              <w:rPr>
+                <w:rFonts w:ascii="SimSun" w:hAnsi="SimSun" w:eastAsia="SimSun"/>
+                <w:sz w:val="19"/>
+              </w:rPr>
+              <w:t>✅ Neo注册证（2024年苏局）明确列出"产后阴道复旧"，同一机理的产品，证明该适应症被行业和药监认可</w:t>
             </w:r>
           </w:p>
         </w:tc>
@@ -1439,7 +1351,7 @@
                 <w:rFonts w:ascii="SimSun" w:hAnsi="SimSun" w:eastAsia="SimSun"/>
                 <w:sz w:val="19"/>
               </w:rPr>
-              <w:t>✅ 医疗机构有权在适用范围内选择治疗项目</w:t>
+              <w:t>✅ 医疗机构有权在注册证适用范围内根据临床需要选择治疗方式，不构成超范围使用</w:t>
             </w:r>
           </w:p>
         </w:tc>
@@ -1474,49 +1386,8 @@
           </w:p>
         </w:tc>
       </w:tr>
-      <w:tr>
-        <w:tc>
-          <w:tcPr>
-            <w:tcW w:type="dxa" w:w="4323"/>
-          </w:tcPr>
-          <w:p>
-            <w:r>
-              <w:rPr>
-                <w:rFonts w:ascii="SimSun" w:hAnsi="SimSun" w:eastAsia="SimSun"/>
-                <w:sz w:val="19"/>
-              </w:rPr>
-              <w:t>同类产品对比</w:t>
-            </w:r>
-          </w:p>
-        </w:tc>
-        <w:tc>
-          <w:tcPr>
-            <w:tcW w:type="dxa" w:w="4323"/>
-          </w:tcPr>
-          <w:p>
-            <w:r>
-              <w:rPr>
-                <w:rFonts w:ascii="SimSun" w:hAnsi="SimSun" w:eastAsia="SimSun"/>
-                <w:sz w:val="19"/>
-              </w:rPr>
-              <w:t>✅ Neo注册证明确列出同类项目，证明该适应症被行业和药监认可</w:t>
-            </w:r>
-          </w:p>
-        </w:tc>
-      </w:tr>
     </w:tbl>
     <w:p/>
-    <w:p>
-      <w:pPr>
-        <w:pStyle w:val="Heading2"/>
-      </w:pPr>
-      <w:r>
-        <w:rPr>
-          <w:color w:val="1A477A"/>
-        </w:rPr>
-        <w:t>五、最终结论</w:t>
-      </w:r>
-    </w:p>
     <w:p>
       <w:r>
         <w:rPr>
@@ -1573,7 +1444,7 @@
           <w:color w:val="555555"/>
           <w:sz w:val="20"/>
         </w:rPr>
-        <w:t>2. 同类产品南京伟思医疗科技股份有限公司《医疗器械注册证》（苏械注准20242092160）复印件</w:t>
+        <w:t>2. 南京伟思医疗科技股份有限公司《生物刺激反馈仪注册证》（苏械注准20242092160）复印件</w:t>
       </w:r>
     </w:p>
     <w:p>
@@ -1587,6 +1458,26 @@
           <w:sz w:val="20"/>
         </w:rPr>
         <w:t>3. 产品技术要求（摘录适用范围相关章节）</w:t>
+      </w:r>
+    </w:p>
+    <w:p>
+      <w:r>
+        <w:rPr>
+          <w:rFonts w:ascii="SimSun" w:hAnsi="SimSun" w:eastAsia="SimSun"/>
+          <w:b w:val="0"/>
+          <w:sz w:val="22"/>
+        </w:rPr>
+        <w:t>广州圆医生物科技有限公司</w:t>
+      </w:r>
+    </w:p>
+    <w:p>
+      <w:r>
+        <w:rPr>
+          <w:rFonts w:ascii="SimSun" w:hAnsi="SimSun" w:eastAsia="SimSun"/>
+          <w:b w:val="0"/>
+          <w:sz w:val="22"/>
+        </w:rPr>
+        <w:t>2026年7月</w:t>
       </w:r>
     </w:p>
     <w:sectPr>

--- a/docs/关于生物刺激反馈仪可用于子宫复旧治疗的说明函.docx
+++ b/docs/关于生物刺激反馈仪可用于子宫复旧治疗的说明函.docx
@@ -3,57 +3,13 @@
 <w:document xmlns:wpc="http://schemas.microsoft.com/office/word/2010/wordprocessingCanvas" xmlns:mo="http://schemas.microsoft.com/office/mac/office/2008/main" xmlns:mc="http://schemas.openxmlformats.org/markup-compatibility/2006" xmlns:mv="urn:schemas-microsoft-com:mac:vml" xmlns:o="urn:schemas-microsoft-com:office:office" xmlns:r="http://schemas.openxmlformats.org/officeDocument/2006/relationships" xmlns:m="http://schemas.openxmlformats.org/officeDocument/2006/math" xmlns:v="urn:schemas-microsoft-com:vml" xmlns:wp14="http://schemas.microsoft.com/office/word/2010/wordprocessingDrawing" xmlns:wp="http://schemas.openxmlformats.org/drawingml/2006/wordprocessingDrawing" xmlns:w10="urn:schemas-microsoft-com:office:word" xmlns:w="http://schemas.openxmlformats.org/wordprocessingml/2006/main" xmlns:w14="http://schemas.microsoft.com/office/word/2010/wordml" xmlns:wpg="http://schemas.microsoft.com/office/word/2010/wordprocessingGroup" xmlns:wpi="http://schemas.microsoft.com/office/word/2010/wordprocessingInk" xmlns:wne="http://schemas.microsoft.com/office/word/2006/wordml" xmlns:wps="http://schemas.microsoft.com/office/word/2010/wordprocessingShape" mc:Ignorable="w14 wp14">
   <w:body>
     <w:p>
-      <w:pPr>
-        <w:pStyle w:val="Heading1"/>
-      </w:pPr>
       <w:r>
         <w:rPr>
-          <w:color w:val="1A477A"/>
+          <w:rFonts w:ascii="SimSun" w:hAnsi="SimSun" w:eastAsia="SimSun"/>
+          <w:b w:val="0"/>
+          <w:sz w:val="22"/>
         </w:rPr>
-        <w:t>关于广州圆医生物科技有限公司</w:t>
-      </w:r>
-    </w:p>
-    <w:p>
-      <w:pPr>
-        <w:pStyle w:val="Heading1"/>
-      </w:pPr>
-      <w:r>
-        <w:rPr>
-          <w:color w:val="1A477A"/>
-        </w:rPr>
-        <w:t>生物反馈电刺激治疗仪（注册证号：粤械注准20222090876）</w:t>
-      </w:r>
-    </w:p>
-    <w:p>
-      <w:pPr>
-        <w:pStyle w:val="Heading1"/>
-      </w:pPr>
-      <w:r>
-        <w:rPr>
-          <w:color w:val="1A477A"/>
-        </w:rPr>
-        <w:t>适用范围合规性的说明函</w:t>
-      </w:r>
-    </w:p>
-    <w:p>
-      <w:pPr>
-        <w:spacing w:before="120"/>
-      </w:pPr>
-    </w:p>
-    <w:p>
-      <w:pPr>
-        <w:spacing w:after="120"/>
-      </w:pPr>
-    </w:p>
-    <w:p>
-      <w:pPr>
-        <w:pStyle w:val="Heading2"/>
-      </w:pPr>
-      <w:r>
-        <w:rPr>
-          <w:color w:val="1A477A"/>
-        </w:rPr>
-        <w:t>一、背景</w:t>
+        <w:t>1|# 关于广州圆医生物科技有限公司</w:t>
       </w:r>
     </w:p>
     <w:p>
@@ -63,7 +19,7 @@
           <w:b w:val="0"/>
           <w:sz w:val="22"/>
         </w:rPr>
-        <w:t>近期有患者对广州圆医生物科技有限公司（以下简称"我司"）生产的生物反馈电刺激治疗仪（注册证号：粤械注准20222090876）在医疗机构用于"子宫复旧"项目的合规性提出质疑，认为该产品注册证的适用范围未明确列明"子宫复旧"相关表述，进而主张属于"超范围使用"。</w:t>
+        <w:t>2|# 生物反馈电刺激治疗仪（注册证号：粤械注准20222090876）</w:t>
       </w:r>
     </w:p>
     <w:p>
@@ -73,39 +29,7 @@
           <w:b w:val="0"/>
           <w:sz w:val="22"/>
         </w:rPr>
-        <w:t>对此，我司从医疗器械注册法规、产品技术原理、临床实践及监管实践四个维度，就本产品用于子宫复旧治疗的合规性作出如下说明。</w:t>
-      </w:r>
-    </w:p>
-    <w:p>
-      <w:pPr>
-        <w:spacing w:before="120"/>
-      </w:pPr>
-    </w:p>
-    <w:p>
-      <w:pPr>
-        <w:spacing w:after="120"/>
-      </w:pPr>
-    </w:p>
-    <w:p>
-      <w:pPr>
-        <w:pStyle w:val="Heading2"/>
-      </w:pPr>
-      <w:r>
-        <w:rPr>
-          <w:color w:val="1A477A"/>
-        </w:rPr>
-        <w:t>二、注册证适用范围的法律性质</w:t>
-      </w:r>
-    </w:p>
-    <w:p>
-      <w:pPr>
-        <w:pStyle w:val="Heading3"/>
-      </w:pPr>
-      <w:r>
-        <w:rPr>
-          <w:color w:val="1A477A"/>
-        </w:rPr>
-        <w:t>2.1 注册证适用范围的规范依据</w:t>
+        <w:t>3|# 适用范围合规性的说明函</w:t>
       </w:r>
     </w:p>
     <w:p>
@@ -115,7 +39,7 @@
           <w:b w:val="0"/>
           <w:sz w:val="22"/>
         </w:rPr>
-        <w:t>根据《医疗器械监督管理条例》（国务院令第739号，2021年修订）及《医疗器械注册与备案管理办法》（国家市场监督管理总局令第47号，2021年），医疗器械注册证中"适用范围/预期用途"的表述，是对产品预期临床用途的描述，其表述方式采取概括性描述与具体列举相结合的原则，实践中由注册申请人根据产品特性自行拟定，经审评机构审核确认。</w:t>
+        <w:t>4|</w:t>
       </w:r>
     </w:p>
     <w:p>
@@ -125,18 +49,7 @@
           <w:b w:val="0"/>
           <w:sz w:val="22"/>
         </w:rPr>
-        <w:t>现行法规并未要求注册证必须穷举所有可治疗的疾病名称或临床项目。国家药品监督管理局《医疗器械说明书和标签管理规定》（国家食品药品监督管理总局令第6号，2014年）亦未规定适用范围必须采用逐项列举的方式。</w:t>
-      </w:r>
-    </w:p>
-    <w:p>
-      <w:pPr>
-        <w:pStyle w:val="Heading3"/>
-      </w:pPr>
-      <w:r>
-        <w:rPr>
-          <w:color w:val="1A477A"/>
-        </w:rPr>
-        <w:t>2.2 概括式写法的合法性与普遍性</w:t>
+        <w:t>5|---</w:t>
       </w:r>
     </w:p>
     <w:p>
@@ -146,262 +59,7 @@
           <w:b w:val="0"/>
           <w:sz w:val="22"/>
         </w:rPr>
-        <w:t>在医疗器械注册实践中，适用范围存在两种常见表述方式：</w:t>
-      </w:r>
-    </w:p>
-    <w:tbl>
-      <w:tblPr>
-        <w:tblStyle w:val="TableGrid"/>
-        <w:tblW w:type="auto" w:w="0"/>
-        <w:tblLook w:firstColumn="1" w:firstRow="1" w:lastColumn="0" w:lastRow="0" w:noHBand="0" w:noVBand="1" w:val="04A0"/>
-      </w:tblPr>
-      <w:tblGrid>
-        <w:gridCol w:w="2161"/>
-        <w:gridCol w:w="2161"/>
-        <w:gridCol w:w="2161"/>
-        <w:gridCol w:w="2161"/>
-      </w:tblGrid>
-      <w:tr>
-        <w:tc>
-          <w:tcPr>
-            <w:tcW w:type="dxa" w:w="2161"/>
-            <w:shd w:fill="2B579A"/>
-          </w:tcPr>
-          <w:p>
-            <w:r>
-              <w:rPr>
-                <w:rFonts w:ascii="SimSun" w:hAnsi="SimSun" w:eastAsia="SimSun"/>
-                <w:b/>
-                <w:color w:val="FFFFFF"/>
-                <w:sz w:val="19"/>
-              </w:rPr>
-              <w:t>写法类型</w:t>
-            </w:r>
-          </w:p>
-        </w:tc>
-        <w:tc>
-          <w:tcPr>
-            <w:tcW w:type="dxa" w:w="2161"/>
-            <w:shd w:fill="2B579A"/>
-          </w:tcPr>
-          <w:p>
-            <w:r>
-              <w:rPr>
-                <w:rFonts w:ascii="SimSun" w:hAnsi="SimSun" w:eastAsia="SimSun"/>
-                <w:b/>
-                <w:color w:val="FFFFFF"/>
-                <w:sz w:val="19"/>
-              </w:rPr>
-              <w:t>定义</w:t>
-            </w:r>
-          </w:p>
-        </w:tc>
-        <w:tc>
-          <w:tcPr>
-            <w:tcW w:type="dxa" w:w="2161"/>
-            <w:shd w:fill="2B579A"/>
-          </w:tcPr>
-          <w:p>
-            <w:r>
-              <w:rPr>
-                <w:rFonts w:ascii="SimSun" w:hAnsi="SimSun" w:eastAsia="SimSun"/>
-                <w:b/>
-                <w:color w:val="FFFFFF"/>
-                <w:sz w:val="19"/>
-              </w:rPr>
-              <w:t>示例</w:t>
-            </w:r>
-          </w:p>
-        </w:tc>
-        <w:tc>
-          <w:tcPr>
-            <w:tcW w:type="dxa" w:w="2161"/>
-            <w:shd w:fill="2B579A"/>
-          </w:tcPr>
-          <w:p>
-            <w:r>
-              <w:rPr>
-                <w:rFonts w:ascii="SimSun" w:hAnsi="SimSun" w:eastAsia="SimSun"/>
-                <w:b/>
-                <w:color w:val="FFFFFF"/>
-                <w:sz w:val="19"/>
-              </w:rPr>
-              <w:t>适用场景</w:t>
-            </w:r>
-          </w:p>
-        </w:tc>
-      </w:tr>
-      <w:tr>
-        <w:tc>
-          <w:tcPr>
-            <w:tcW w:type="dxa" w:w="2161"/>
-          </w:tcPr>
-          <w:p>
-            <w:r>
-              <w:rPr>
-                <w:rFonts w:ascii="SimSun" w:hAnsi="SimSun" w:eastAsia="SimSun"/>
-                <w:sz w:val="19"/>
-              </w:rPr>
-              <w:t>**概括式写法**</w:t>
-            </w:r>
-          </w:p>
-        </w:tc>
-        <w:tc>
-          <w:tcPr>
-            <w:tcW w:type="dxa" w:w="2161"/>
-          </w:tcPr>
-          <w:p>
-            <w:r>
-              <w:rPr>
-                <w:rFonts w:ascii="SimSun" w:hAnsi="SimSun" w:eastAsia="SimSun"/>
-                <w:sz w:val="19"/>
-              </w:rPr>
-              <w:t>以产品作用机理和生理学效应为核心，使用涵盖性表述</w:t>
-            </w:r>
-          </w:p>
-        </w:tc>
-        <w:tc>
-          <w:tcPr>
-            <w:tcW w:type="dxa" w:w="2161"/>
-          </w:tcPr>
-          <w:p>
-            <w:r>
-              <w:rPr>
-                <w:rFonts w:ascii="SimSun" w:hAnsi="SimSun" w:eastAsia="SimSun"/>
-                <w:sz w:val="19"/>
-              </w:rPr>
-              <w:t>"对患者的肌肉施加电刺激来恢复患者的肌肉功能障碍"</w:t>
-            </w:r>
-          </w:p>
-        </w:tc>
-        <w:tc>
-          <w:tcPr>
-            <w:tcW w:type="dxa" w:w="2161"/>
-          </w:tcPr>
-          <w:p>
-            <w:r>
-              <w:rPr>
-                <w:rFonts w:ascii="SimSun" w:hAnsi="SimSun" w:eastAsia="SimSun"/>
-                <w:sz w:val="19"/>
-              </w:rPr>
-              <w:t>产品作用机制明确、治疗靶点宽泛的情形</w:t>
-            </w:r>
-          </w:p>
-        </w:tc>
-      </w:tr>
-      <w:tr>
-        <w:tc>
-          <w:tcPr>
-            <w:tcW w:type="dxa" w:w="2161"/>
-          </w:tcPr>
-          <w:p>
-            <w:r>
-              <w:rPr>
-                <w:rFonts w:ascii="SimSun" w:hAnsi="SimSun" w:eastAsia="SimSun"/>
-                <w:sz w:val="19"/>
-              </w:rPr>
-              <w:t>**列举式写法**</w:t>
-            </w:r>
-          </w:p>
-        </w:tc>
-        <w:tc>
-          <w:tcPr>
-            <w:tcW w:type="dxa" w:w="2161"/>
-          </w:tcPr>
-          <w:p>
-            <w:r>
-              <w:rPr>
-                <w:rFonts w:ascii="SimSun" w:hAnsi="SimSun" w:eastAsia="SimSun"/>
-                <w:sz w:val="19"/>
-              </w:rPr>
-              <w:t>逐项列明具体适应症</w:t>
-            </w:r>
-          </w:p>
-        </w:tc>
-        <w:tc>
-          <w:tcPr>
-            <w:tcW w:type="dxa" w:w="2161"/>
-          </w:tcPr>
-          <w:p>
-            <w:r>
-              <w:rPr>
-                <w:rFonts w:ascii="SimSun" w:hAnsi="SimSun" w:eastAsia="SimSun"/>
-                <w:sz w:val="19"/>
-              </w:rPr>
-              <w:t>"子宫脱垂、慢性盆腔疼痛、产后阴道复旧……"</w:t>
-            </w:r>
-          </w:p>
-        </w:tc>
-        <w:tc>
-          <w:tcPr>
-            <w:tcW w:type="dxa" w:w="2161"/>
-          </w:tcPr>
-          <w:p>
-            <w:r>
-              <w:rPr>
-                <w:rFonts w:ascii="SimSun" w:hAnsi="SimSun" w:eastAsia="SimSun"/>
-                <w:sz w:val="19"/>
-              </w:rPr>
-              <w:t>产品已就多个适应症分别完成临床评价的情形</w:t>
-            </w:r>
-          </w:p>
-        </w:tc>
-      </w:tr>
-    </w:tbl>
-    <w:p/>
-    <w:p>
-      <w:r>
-        <w:rPr>
-          <w:rFonts w:ascii="SimSun" w:hAnsi="SimSun" w:eastAsia="SimSun"/>
-          <w:b w:val="0"/>
-          <w:sz w:val="22"/>
-        </w:rPr>
-        <w:t>两种写法均合法有效，不存在优劣之分，亦不意味着概括式写法的产品治疗能力小于列举式写法的产品。</w:t>
-      </w:r>
-    </w:p>
-    <w:p>
-      <w:pPr>
-        <w:ind w:left="283"/>
-      </w:pPr>
-      <w:r>
-        <w:rPr>
-          <w:i/>
-          <w:color w:val="555555"/>
-          <w:sz w:val="20"/>
-        </w:rPr>
-        <w:t>**核心原则：宽泛不等于不能治，详细不等于独家能治。**</w:t>
-      </w:r>
-    </w:p>
-    <w:p>
-      <w:pPr>
-        <w:spacing w:before="120"/>
-      </w:pPr>
-    </w:p>
-    <w:p>
-      <w:pPr>
-        <w:spacing w:after="120"/>
-      </w:pPr>
-    </w:p>
-    <w:p>
-      <w:pPr>
-        <w:pStyle w:val="Heading2"/>
-      </w:pPr>
-      <w:r>
-        <w:rPr>
-          <w:color w:val="1A477A"/>
-        </w:rPr>
-        <w:t>三、子宫复旧的生理学本质与产品适用范围的对应关系</w:t>
-      </w:r>
-    </w:p>
-    <w:p>
-      <w:pPr>
-        <w:pStyle w:val="Heading3"/>
-      </w:pPr>
-      <w:r>
-        <w:rPr>
-          <w:color w:val="1A477A"/>
-        </w:rPr>
-        <w:t>3.1 子宫复旧的生理学基础</w:t>
+        <w:t>6|</w:t>
       </w:r>
     </w:p>
     <w:p>
@@ -411,18 +69,7 @@
           <w:b w:val="0"/>
           <w:sz w:val="22"/>
         </w:rPr>
-        <w:t>子宫复旧（Uterine Involution）是指分娩后或人工流产术后，子宫逐步恢复到未孕状态的过程。该过程的生理学本质是子宫平滑肌的节律性收缩，通过收缩关闭血窦、排出恶露、恢复子宫正常大小和形态。</w:t>
-      </w:r>
-    </w:p>
-    <w:p>
-      <w:pPr>
-        <w:pStyle w:val="Heading3"/>
-      </w:pPr>
-      <w:r>
-        <w:rPr>
-          <w:color w:val="1A477A"/>
-        </w:rPr>
-        <w:t>3.2 产品的治疗原理</w:t>
+        <w:t>7|## 一、背景</w:t>
       </w:r>
     </w:p>
     <w:p>
@@ -432,20 +79,7 @@
           <w:b w:val="0"/>
           <w:sz w:val="22"/>
         </w:rPr>
-        <w:t>我司生物反馈电刺激治疗仪（粤械注准20222090876）的注册证适用范围明确载明：</w:t>
-      </w:r>
-    </w:p>
-    <w:p>
-      <w:pPr>
-        <w:ind w:left="283"/>
-      </w:pPr>
-      <w:r>
-        <w:rPr>
-          <w:i/>
-          <w:color w:val="555555"/>
-          <w:sz w:val="20"/>
-        </w:rPr>
-        <w:t>**"对患者的体表肌电信号进行采集、分析和反馈训练，可以对患者的肌肉施加电刺激来恢复患者的肌肉功能障碍。"**</w:t>
+        <w:t>8|</w:t>
       </w:r>
     </w:p>
     <w:p>
@@ -455,607 +89,7 @@
           <w:b w:val="0"/>
           <w:sz w:val="22"/>
         </w:rPr>
-        <w:t>从解剖学和生理学角度：</w:t>
-      </w:r>
-    </w:p>
-    <w:tbl>
-      <w:tblPr>
-        <w:tblStyle w:val="TableGrid"/>
-        <w:tblW w:type="auto" w:w="0"/>
-        <w:tblLook w:firstColumn="1" w:firstRow="1" w:lastColumn="0" w:lastRow="0" w:noHBand="0" w:noVBand="1" w:val="04A0"/>
-      </w:tblPr>
-      <w:tblGrid>
-        <w:gridCol w:w="4323"/>
-        <w:gridCol w:w="4323"/>
-      </w:tblGrid>
-      <w:tr>
-        <w:tc>
-          <w:tcPr>
-            <w:tcW w:type="dxa" w:w="4323"/>
-            <w:shd w:fill="2B579A"/>
-          </w:tcPr>
-          <w:p>
-            <w:r>
-              <w:rPr>
-                <w:rFonts w:ascii="SimSun" w:hAnsi="SimSun" w:eastAsia="SimSun"/>
-                <w:b/>
-                <w:color w:val="FFFFFF"/>
-                <w:sz w:val="19"/>
-              </w:rPr>
-              <w:t>维度</w:t>
-            </w:r>
-          </w:p>
-        </w:tc>
-        <w:tc>
-          <w:tcPr>
-            <w:tcW w:type="dxa" w:w="4323"/>
-            <w:shd w:fill="2B579A"/>
-          </w:tcPr>
-          <w:p>
-            <w:r>
-              <w:rPr>
-                <w:rFonts w:ascii="SimSun" w:hAnsi="SimSun" w:eastAsia="SimSun"/>
-                <w:b/>
-                <w:color w:val="FFFFFF"/>
-                <w:sz w:val="19"/>
-              </w:rPr>
-              <w:t>说明</w:t>
-            </w:r>
-          </w:p>
-        </w:tc>
-      </w:tr>
-      <w:tr>
-        <w:tc>
-          <w:tcPr>
-            <w:tcW w:type="dxa" w:w="4323"/>
-          </w:tcPr>
-          <w:p>
-            <w:r>
-              <w:rPr>
-                <w:rFonts w:ascii="SimSun" w:hAnsi="SimSun" w:eastAsia="SimSun"/>
-                <w:sz w:val="19"/>
-              </w:rPr>
-              <w:t>**解剖学**</w:t>
-            </w:r>
-          </w:p>
-        </w:tc>
-        <w:tc>
-          <w:tcPr>
-            <w:tcW w:type="dxa" w:w="4323"/>
-          </w:tcPr>
-          <w:p>
-            <w:r>
-              <w:rPr>
-                <w:rFonts w:ascii="SimSun" w:hAnsi="SimSun" w:eastAsia="SimSun"/>
-                <w:sz w:val="19"/>
-              </w:rPr>
-              <w:t>子宫主要由**平滑肌组织**构成（子宫平滑肌）</w:t>
-            </w:r>
-          </w:p>
-        </w:tc>
-      </w:tr>
-      <w:tr>
-        <w:tc>
-          <w:tcPr>
-            <w:tcW w:type="dxa" w:w="4323"/>
-          </w:tcPr>
-          <w:p>
-            <w:r>
-              <w:rPr>
-                <w:rFonts w:ascii="SimSun" w:hAnsi="SimSun" w:eastAsia="SimSun"/>
-                <w:sz w:val="19"/>
-              </w:rPr>
-              <w:t>**病理学**</w:t>
-            </w:r>
-          </w:p>
-        </w:tc>
-        <w:tc>
-          <w:tcPr>
-            <w:tcW w:type="dxa" w:w="4323"/>
-          </w:tcPr>
-          <w:p>
-            <w:r>
-              <w:rPr>
-                <w:rFonts w:ascii="SimSun" w:hAnsi="SimSun" w:eastAsia="SimSun"/>
-                <w:sz w:val="19"/>
-              </w:rPr>
-              <w:t>子宫复旧不良的本质是**子宫平滑肌收缩功能障碍**</w:t>
-            </w:r>
-          </w:p>
-        </w:tc>
-      </w:tr>
-      <w:tr>
-        <w:tc>
-          <w:tcPr>
-            <w:tcW w:type="dxa" w:w="4323"/>
-          </w:tcPr>
-          <w:p>
-            <w:r>
-              <w:rPr>
-                <w:rFonts w:ascii="SimSun" w:hAnsi="SimSun" w:eastAsia="SimSun"/>
-                <w:sz w:val="19"/>
-              </w:rPr>
-              <w:t>**治疗学**</w:t>
-            </w:r>
-          </w:p>
-        </w:tc>
-        <w:tc>
-          <w:tcPr>
-            <w:tcW w:type="dxa" w:w="4323"/>
-          </w:tcPr>
-          <w:p>
-            <w:r>
-              <w:rPr>
-                <w:rFonts w:ascii="SimSun" w:hAnsi="SimSun" w:eastAsia="SimSun"/>
-                <w:sz w:val="19"/>
-              </w:rPr>
-              <w:t>电刺激通过特定频率和参数的电流作用于子宫平滑肌，促进其**节律性收缩**，加速复旧</w:t>
-            </w:r>
-          </w:p>
-        </w:tc>
-      </w:tr>
-      <w:tr>
-        <w:tc>
-          <w:tcPr>
-            <w:tcW w:type="dxa" w:w="4323"/>
-          </w:tcPr>
-          <w:p>
-            <w:r>
-              <w:rPr>
-                <w:rFonts w:ascii="SimSun" w:hAnsi="SimSun" w:eastAsia="SimSun"/>
-                <w:sz w:val="19"/>
-              </w:rPr>
-              <w:t>**对应关系**</w:t>
-            </w:r>
-          </w:p>
-        </w:tc>
-        <w:tc>
-          <w:tcPr>
-            <w:tcW w:type="dxa" w:w="4323"/>
-          </w:tcPr>
-          <w:p>
-            <w:r>
-              <w:rPr>
-                <w:rFonts w:ascii="SimSun" w:hAnsi="SimSun" w:eastAsia="SimSun"/>
-                <w:sz w:val="19"/>
-              </w:rPr>
-              <w:t>子宫复旧 = 恢复子宫平滑肌的收缩功能 → 属于"恢复患者的肌肉功能障碍"的范畴</w:t>
-            </w:r>
-          </w:p>
-        </w:tc>
-      </w:tr>
-    </w:tbl>
-    <w:p/>
-    <w:p>
-      <w:r>
-        <w:rPr>
-          <w:rFonts w:ascii="SimSun" w:hAnsi="SimSun" w:eastAsia="SimSun"/>
-          <w:b w:val="0"/>
-          <w:sz w:val="22"/>
-        </w:rPr>
-        <w:t>因此，子宫复旧治疗完全涵盖在我司产品"对患者的肌肉施加电刺激来恢复患者的肌肉功能障碍"的适用范围之内。适用范围未单独列出"子宫复旧"字样，不构成超范围使用。</w:t>
-      </w:r>
-    </w:p>
-    <w:p>
-      <w:pPr>
-        <w:pStyle w:val="Heading3"/>
-      </w:pPr>
-      <w:r>
-        <w:rPr>
-          <w:color w:val="1A477A"/>
-        </w:rPr>
-        <w:t>3.3 同类产品对照：圆医 vs Neo</w:t>
-      </w:r>
-    </w:p>
-    <w:tbl>
-      <w:tblPr>
-        <w:tblStyle w:val="TableGrid"/>
-        <w:tblW w:type="auto" w:w="0"/>
-        <w:tblLook w:firstColumn="1" w:firstRow="1" w:lastColumn="0" w:lastRow="0" w:noHBand="0" w:noVBand="1" w:val="04A0"/>
-      </w:tblPr>
-      <w:tblGrid>
-        <w:gridCol w:w="2882"/>
-        <w:gridCol w:w="2882"/>
-        <w:gridCol w:w="2882"/>
-      </w:tblGrid>
-      <w:tr>
-        <w:tc>
-          <w:tcPr>
-            <w:tcW w:type="dxa" w:w="2882"/>
-            <w:shd w:fill="2B579A"/>
-          </w:tcPr>
-          <w:p>
-            <w:r>
-              <w:rPr>
-                <w:rFonts w:ascii="SimSun" w:hAnsi="SimSun" w:eastAsia="SimSun"/>
-                <w:b/>
-                <w:color w:val="FFFFFF"/>
-                <w:sz w:val="19"/>
-              </w:rPr>
-              <w:t>对比项</w:t>
-            </w:r>
-          </w:p>
-        </w:tc>
-        <w:tc>
-          <w:tcPr>
-            <w:tcW w:type="dxa" w:w="2882"/>
-            <w:shd w:fill="2B579A"/>
-          </w:tcPr>
-          <w:p>
-            <w:r>
-              <w:rPr>
-                <w:rFonts w:ascii="SimSun" w:hAnsi="SimSun" w:eastAsia="SimSun"/>
-                <w:b/>
-                <w:color w:val="FFFFFF"/>
-                <w:sz w:val="19"/>
-              </w:rPr>
-              <w:t>圆医生物反馈电刺激治疗仪</w:t>
-            </w:r>
-          </w:p>
-        </w:tc>
-        <w:tc>
-          <w:tcPr>
-            <w:tcW w:type="dxa" w:w="2882"/>
-            <w:shd w:fill="2B579A"/>
-          </w:tcPr>
-          <w:p>
-            <w:r>
-              <w:rPr>
-                <w:rFonts w:ascii="SimSun" w:hAnsi="SimSun" w:eastAsia="SimSun"/>
-                <w:b/>
-                <w:color w:val="FFFFFF"/>
-                <w:sz w:val="19"/>
-              </w:rPr>
-              <w:t>Neo生物刺激反馈仪（伟思医疗）</w:t>
-            </w:r>
-          </w:p>
-        </w:tc>
-      </w:tr>
-      <w:tr>
-        <w:tc>
-          <w:tcPr>
-            <w:tcW w:type="dxa" w:w="2882"/>
-          </w:tcPr>
-          <w:p>
-            <w:r>
-              <w:rPr>
-                <w:rFonts w:ascii="SimSun" w:hAnsi="SimSun" w:eastAsia="SimSun"/>
-                <w:sz w:val="19"/>
-              </w:rPr>
-              <w:t>**注册证编号**</w:t>
-            </w:r>
-          </w:p>
-        </w:tc>
-        <w:tc>
-          <w:tcPr>
-            <w:tcW w:type="dxa" w:w="2882"/>
-          </w:tcPr>
-          <w:p>
-            <w:r>
-              <w:rPr>
-                <w:rFonts w:ascii="SimSun" w:hAnsi="SimSun" w:eastAsia="SimSun"/>
-                <w:sz w:val="19"/>
-              </w:rPr>
-              <w:t>粤械注准20222090876</w:t>
-            </w:r>
-          </w:p>
-        </w:tc>
-        <w:tc>
-          <w:tcPr>
-            <w:tcW w:type="dxa" w:w="2882"/>
-          </w:tcPr>
-          <w:p>
-            <w:r>
-              <w:rPr>
-                <w:rFonts w:ascii="SimSun" w:hAnsi="SimSun" w:eastAsia="SimSun"/>
-                <w:sz w:val="19"/>
-              </w:rPr>
-              <w:t>苏械注准20242092160</w:t>
-            </w:r>
-          </w:p>
-        </w:tc>
-      </w:tr>
-      <w:tr>
-        <w:tc>
-          <w:tcPr>
-            <w:tcW w:type="dxa" w:w="2882"/>
-          </w:tcPr>
-          <w:p>
-            <w:r>
-              <w:rPr>
-                <w:rFonts w:ascii="SimSun" w:hAnsi="SimSun" w:eastAsia="SimSun"/>
-                <w:sz w:val="19"/>
-              </w:rPr>
-              <w:t>**注册年份**</w:t>
-            </w:r>
-          </w:p>
-        </w:tc>
-        <w:tc>
-          <w:tcPr>
-            <w:tcW w:type="dxa" w:w="2882"/>
-          </w:tcPr>
-          <w:p>
-            <w:r>
-              <w:rPr>
-                <w:rFonts w:ascii="SimSun" w:hAnsi="SimSun" w:eastAsia="SimSun"/>
-                <w:sz w:val="19"/>
-              </w:rPr>
-              <w:t>2022年</w:t>
-            </w:r>
-          </w:p>
-        </w:tc>
-        <w:tc>
-          <w:tcPr>
-            <w:tcW w:type="dxa" w:w="2882"/>
-          </w:tcPr>
-          <w:p>
-            <w:r>
-              <w:rPr>
-                <w:rFonts w:ascii="SimSun" w:hAnsi="SimSun" w:eastAsia="SimSun"/>
-                <w:sz w:val="19"/>
-              </w:rPr>
-              <w:t>2024年</w:t>
-            </w:r>
-          </w:p>
-        </w:tc>
-      </w:tr>
-      <w:tr>
-        <w:tc>
-          <w:tcPr>
-            <w:tcW w:type="dxa" w:w="2882"/>
-          </w:tcPr>
-          <w:p>
-            <w:r>
-              <w:rPr>
-                <w:rFonts w:ascii="SimSun" w:hAnsi="SimSun" w:eastAsia="SimSun"/>
-                <w:sz w:val="19"/>
-              </w:rPr>
-              <w:t>**审批机关**</w:t>
-            </w:r>
-          </w:p>
-        </w:tc>
-        <w:tc>
-          <w:tcPr>
-            <w:tcW w:type="dxa" w:w="2882"/>
-          </w:tcPr>
-          <w:p>
-            <w:r>
-              <w:rPr>
-                <w:rFonts w:ascii="SimSun" w:hAnsi="SimSun" w:eastAsia="SimSun"/>
-                <w:sz w:val="19"/>
-              </w:rPr>
-              <w:t>广东省药品监督管理局</w:t>
-            </w:r>
-          </w:p>
-        </w:tc>
-        <w:tc>
-          <w:tcPr>
-            <w:tcW w:type="dxa" w:w="2882"/>
-          </w:tcPr>
-          <w:p>
-            <w:r>
-              <w:rPr>
-                <w:rFonts w:ascii="SimSun" w:hAnsi="SimSun" w:eastAsia="SimSun"/>
-                <w:sz w:val="19"/>
-              </w:rPr>
-              <w:t>江苏省药品监督管理局</w:t>
-            </w:r>
-          </w:p>
-        </w:tc>
-      </w:tr>
-      <w:tr>
-        <w:tc>
-          <w:tcPr>
-            <w:tcW w:type="dxa" w:w="2882"/>
-          </w:tcPr>
-          <w:p>
-            <w:r>
-              <w:rPr>
-                <w:rFonts w:ascii="SimSun" w:hAnsi="SimSun" w:eastAsia="SimSun"/>
-                <w:sz w:val="19"/>
-              </w:rPr>
-              <w:t>**表述方式**</w:t>
-            </w:r>
-          </w:p>
-        </w:tc>
-        <w:tc>
-          <w:tcPr>
-            <w:tcW w:type="dxa" w:w="2882"/>
-          </w:tcPr>
-          <w:p>
-            <w:r>
-              <w:rPr>
-                <w:rFonts w:ascii="SimSun" w:hAnsi="SimSun" w:eastAsia="SimSun"/>
-                <w:sz w:val="19"/>
-              </w:rPr>
-              <w:t>**概括式**（肌肉功能障碍）</w:t>
-            </w:r>
-          </w:p>
-        </w:tc>
-        <w:tc>
-          <w:tcPr>
-            <w:tcW w:type="dxa" w:w="2882"/>
-          </w:tcPr>
-          <w:p>
-            <w:r>
-              <w:rPr>
-                <w:rFonts w:ascii="SimSun" w:hAnsi="SimSun" w:eastAsia="SimSun"/>
-                <w:sz w:val="19"/>
-              </w:rPr>
-              <w:t>**列举式**（具体适应症列表）</w:t>
-            </w:r>
-          </w:p>
-        </w:tc>
-      </w:tr>
-      <w:tr>
-        <w:tc>
-          <w:tcPr>
-            <w:tcW w:type="dxa" w:w="2882"/>
-          </w:tcPr>
-          <w:p>
-            <w:r>
-              <w:rPr>
-                <w:rFonts w:ascii="SimSun" w:hAnsi="SimSun" w:eastAsia="SimSun"/>
-                <w:sz w:val="19"/>
-              </w:rPr>
-              <w:t>**治疗原理**</w:t>
-            </w:r>
-          </w:p>
-        </w:tc>
-        <w:tc>
-          <w:tcPr>
-            <w:tcW w:type="dxa" w:w="2882"/>
-          </w:tcPr>
-          <w:p>
-            <w:r>
-              <w:rPr>
-                <w:rFonts w:ascii="SimSun" w:hAnsi="SimSun" w:eastAsia="SimSun"/>
-                <w:sz w:val="19"/>
-              </w:rPr>
-              <w:t>电刺激肌肉 → 恢复肌肉功能</w:t>
-            </w:r>
-          </w:p>
-        </w:tc>
-        <w:tc>
-          <w:tcPr>
-            <w:tcW w:type="dxa" w:w="2882"/>
-          </w:tcPr>
-          <w:p>
-            <w:r>
-              <w:rPr>
-                <w:rFonts w:ascii="SimSun" w:hAnsi="SimSun" w:eastAsia="SimSun"/>
-                <w:sz w:val="19"/>
-              </w:rPr>
-              <w:t>电刺激肌肉 → 恢复肌肉功能</w:t>
-            </w:r>
-          </w:p>
-        </w:tc>
-      </w:tr>
-      <w:tr>
-        <w:tc>
-          <w:tcPr>
-            <w:tcW w:type="dxa" w:w="2882"/>
-          </w:tcPr>
-          <w:p>
-            <w:r>
-              <w:rPr>
-                <w:rFonts w:ascii="SimSun" w:hAnsi="SimSun" w:eastAsia="SimSun"/>
-                <w:sz w:val="19"/>
-              </w:rPr>
-              <w:t>**可用于子宫复旧**</w:t>
-            </w:r>
-          </w:p>
-        </w:tc>
-        <w:tc>
-          <w:tcPr>
-            <w:tcW w:type="dxa" w:w="2882"/>
-          </w:tcPr>
-          <w:p>
-            <w:r>
-              <w:rPr>
-                <w:rFonts w:ascii="SimSun" w:hAnsi="SimSun" w:eastAsia="SimSun"/>
-                <w:sz w:val="19"/>
-              </w:rPr>
-              <w:t>✅ 是</w:t>
-            </w:r>
-          </w:p>
-        </w:tc>
-        <w:tc>
-          <w:tcPr>
-            <w:tcW w:type="dxa" w:w="2882"/>
-          </w:tcPr>
-          <w:p>
-            <w:r>
-              <w:rPr>
-                <w:rFonts w:ascii="SimSun" w:hAnsi="SimSun" w:eastAsia="SimSun"/>
-                <w:sz w:val="19"/>
-              </w:rPr>
-              <w:t>✅ 是（明确列出"促进产后阴道复旧"）</w:t>
-            </w:r>
-          </w:p>
-        </w:tc>
-      </w:tr>
-    </w:tbl>
-    <w:p/>
-    <w:p>
-      <w:r>
-        <w:rPr>
-          <w:rFonts w:ascii="SimSun" w:hAnsi="SimSun" w:eastAsia="SimSun"/>
-          <w:b w:val="0"/>
-          <w:sz w:val="22"/>
-        </w:rPr>
-        <w:t>关键分析：</w:t>
-      </w:r>
-    </w:p>
-    <w:p>
-      <w:pPr>
-        <w:pStyle w:val="ListBullet"/>
-        <w:ind w:left="850"/>
-      </w:pPr>
-      <w:r>
-        <w:rPr>
-          <w:rFonts w:ascii="SimSun" w:hAnsi="SimSun" w:eastAsia="SimSun"/>
-          <w:sz w:val="21"/>
-        </w:rPr>
-        <w:t>表述差异不等于治疗能力差异。两产品均通过电刺激作用于盆底及盆腔肌肉组织实现治疗效果，核心治疗机理一致</w:t>
-      </w:r>
-    </w:p>
-    <w:p>
-      <w:pPr>
-        <w:pStyle w:val="ListBullet"/>
-        <w:ind w:left="850"/>
-      </w:pPr>
-      <w:r>
-        <w:rPr>
-          <w:rFonts w:ascii="SimSun" w:hAnsi="SimSun" w:eastAsia="SimSun"/>
-          <w:sz w:val="21"/>
-        </w:rPr>
-        <w:t>注册年份、审评机构不同，表述方式不同是注册申报策略差异所致，与产品实际治疗能力无关</w:t>
-      </w:r>
-    </w:p>
-    <w:p>
-      <w:pPr>
-        <w:pStyle w:val="ListBullet"/>
-        <w:ind w:left="850"/>
-      </w:pPr>
-      <w:r>
-        <w:rPr>
-          <w:rFonts w:ascii="SimSun" w:hAnsi="SimSun" w:eastAsia="SimSun"/>
-          <w:sz w:val="21"/>
-        </w:rPr>
-        <w:t>伟思产品适用范围写得详细，但其治疗的作用机制与我司产品并无本质区别</w:t>
-      </w:r>
-    </w:p>
-    <w:p>
-      <w:pPr>
-        <w:spacing w:before="120"/>
-      </w:pPr>
-    </w:p>
-    <w:p>
-      <w:pPr>
-        <w:spacing w:after="120"/>
-      </w:pPr>
-    </w:p>
-    <w:p>
-      <w:pPr>
-        <w:pStyle w:val="Heading2"/>
-      </w:pPr>
-      <w:r>
-        <w:rPr>
-          <w:color w:val="1A477A"/>
-        </w:rPr>
-        <w:t>四、临床应用的合规性依据</w:t>
-      </w:r>
-    </w:p>
-    <w:p>
-      <w:pPr>
-        <w:pStyle w:val="Heading3"/>
-      </w:pPr>
-      <w:r>
-        <w:rPr>
-          <w:color w:val="1A477A"/>
-        </w:rPr>
-        <w:t>4.1 医疗机构诊疗项目自主权</w:t>
+        <w:t>9|近期有患者对广州圆医生物科技有限公司（以下简称"我司"）生产的生物反馈电刺激治疗仪（注册证号：粤械注准20222090876）在医疗机构用于"子宫复旧"项目的合规性提出质疑，认为该产品注册证的适用范围未明确列明"子宫复旧"相关表述，进而主张属于"超范围使用"。</w:t>
       </w:r>
     </w:p>
     <w:p>
@@ -1065,18 +99,7 @@
           <w:b w:val="0"/>
           <w:sz w:val="22"/>
         </w:rPr>
-        <w:t>根据《医疗机构管理条例》及《医疗技术临床应用管理办法》，医疗机构在获得患者知情同意的前提下，有权根据临床诊疗规范和患者病情需要，在注册证适用范围内选择合适的治疗方式。只要治疗项目所针对的病理状态属于产品适用范围涵盖的范畴，即不构成超范围使用。</w:t>
-      </w:r>
-    </w:p>
-    <w:p>
-      <w:pPr>
-        <w:pStyle w:val="Heading3"/>
-      </w:pPr>
-      <w:r>
-        <w:rPr>
-          <w:color w:val="1A477A"/>
-        </w:rPr>
-        <w:t>4.2 诊疗项目与注册证适用范围的逻辑关系</w:t>
+        <w:t>10|</w:t>
       </w:r>
     </w:p>
     <w:p>
@@ -1086,7 +109,7 @@
           <w:b w:val="0"/>
           <w:sz w:val="22"/>
         </w:rPr>
-        <w:t>"子宫复旧"是临床诊疗项目名称，而非医疗器械的独立注册单元。</w:t>
+        <w:t>11|对此，我司从医疗器械注册法规、产品技术原理、临床实践及监管实践四个维度，就本产品用于子宫复旧治疗的合规性作出如下说明。</w:t>
       </w:r>
     </w:p>
     <w:p>
@@ -1096,7 +119,7 @@
           <w:b w:val="0"/>
           <w:sz w:val="22"/>
         </w:rPr>
-        <w:t>医疗器械注册证的适用范围是对产品的生理学/病理学作用范畴的描述，而非对特定诊疗项目名称的映射。要求注册证逐一对应所有临床诊疗项目名称，既不符合监管实践，也不具备可操作性。</w:t>
+        <w:t>12|</w:t>
       </w:r>
     </w:p>
     <w:p>
@@ -1106,57 +129,7 @@
           <w:b w:val="0"/>
           <w:sz w:val="22"/>
         </w:rPr>
-        <w:t>以常见情况为例：</w:t>
-      </w:r>
-    </w:p>
-    <w:p>
-      <w:pPr>
-        <w:pStyle w:val="ListBullet"/>
-        <w:ind w:left="850"/>
-      </w:pPr>
-      <w:r>
-        <w:rPr>
-          <w:rFonts w:ascii="SimSun" w:hAnsi="SimSun" w:eastAsia="SimSun"/>
-          <w:sz w:val="21"/>
-        </w:rPr>
-        <w:t>电疗设备常用于"颈椎病"康复，但多数设备的注册证只写"缓解肌肉疼痛"或"促进局部血液循环"，未单独列明"颈椎病"</w:t>
-      </w:r>
-    </w:p>
-    <w:p>
-      <w:pPr>
-        <w:pStyle w:val="ListBullet"/>
-        <w:ind w:left="850"/>
-      </w:pPr>
-      <w:r>
-        <w:rPr>
-          <w:rFonts w:ascii="SimSun" w:hAnsi="SimSun" w:eastAsia="SimSun"/>
-          <w:sz w:val="21"/>
-        </w:rPr>
-        <w:t>理疗设备常用于"肩周炎"治疗，但注册证范围常写"消炎、镇痛"，而非逐一列举病种</w:t>
-      </w:r>
-    </w:p>
-    <w:p>
-      <w:pPr>
-        <w:pStyle w:val="ListBullet"/>
-        <w:ind w:left="850"/>
-      </w:pPr>
-      <w:r>
-        <w:rPr>
-          <w:rFonts w:ascii="SimSun" w:hAnsi="SimSun" w:eastAsia="SimSun"/>
-          <w:sz w:val="21"/>
-        </w:rPr>
-        <w:t>上述情况在临床实践中均不构成超范围使用</w:t>
-      </w:r>
-    </w:p>
-    <w:p>
-      <w:pPr>
-        <w:pStyle w:val="Heading3"/>
-      </w:pPr>
-      <w:r>
-        <w:rPr>
-          <w:color w:val="1A477A"/>
-        </w:rPr>
-        <w:t>4.3 收费标准的合规性</w:t>
+        <w:t>13|---</w:t>
       </w:r>
     </w:p>
     <w:p>
@@ -1166,298 +139,7 @@
           <w:b w:val="0"/>
           <w:sz w:val="22"/>
         </w:rPr>
-        <w:t>医疗机构使用本产品开展子宫复旧治疗，其收费标准经当地医疗保障部门或卫生健康行政部门核准，与注册证适用范围之间不存在冲突。产品的适用范围并不构成收费项目合法性的前提条件。</w:t>
-      </w:r>
-    </w:p>
-    <w:p>
-      <w:pPr>
-        <w:spacing w:before="120"/>
-      </w:pPr>
-    </w:p>
-    <w:p>
-      <w:pPr>
-        <w:spacing w:after="120"/>
-      </w:pPr>
-    </w:p>
-    <w:p>
-      <w:pPr>
-        <w:pStyle w:val="Heading2"/>
-      </w:pPr>
-      <w:r>
-        <w:rPr>
-          <w:color w:val="1A477A"/>
-        </w:rPr>
-        <w:t>五、结论</w:t>
-      </w:r>
-    </w:p>
-    <w:tbl>
-      <w:tblPr>
-        <w:tblStyle w:val="TableGrid"/>
-        <w:tblW w:type="auto" w:w="0"/>
-        <w:tblLook w:firstColumn="1" w:firstRow="1" w:lastColumn="0" w:lastRow="0" w:noHBand="0" w:noVBand="1" w:val="04A0"/>
-      </w:tblPr>
-      <w:tblGrid>
-        <w:gridCol w:w="4323"/>
-        <w:gridCol w:w="4323"/>
-      </w:tblGrid>
-      <w:tr>
-        <w:tc>
-          <w:tcPr>
-            <w:tcW w:type="dxa" w:w="4323"/>
-            <w:shd w:fill="2B579A"/>
-          </w:tcPr>
-          <w:p>
-            <w:r>
-              <w:rPr>
-                <w:rFonts w:ascii="SimSun" w:hAnsi="SimSun" w:eastAsia="SimSun"/>
-                <w:b/>
-                <w:color w:val="FFFFFF"/>
-                <w:sz w:val="19"/>
-              </w:rPr>
-              <w:t>维度</w:t>
-            </w:r>
-          </w:p>
-        </w:tc>
-        <w:tc>
-          <w:tcPr>
-            <w:tcW w:type="dxa" w:w="4323"/>
-            <w:shd w:fill="2B579A"/>
-          </w:tcPr>
-          <w:p>
-            <w:r>
-              <w:rPr>
-                <w:rFonts w:ascii="SimSun" w:hAnsi="SimSun" w:eastAsia="SimSun"/>
-                <w:b/>
-                <w:color w:val="FFFFFF"/>
-                <w:sz w:val="19"/>
-              </w:rPr>
-              <w:t>结论</w:t>
-            </w:r>
-          </w:p>
-        </w:tc>
-      </w:tr>
-      <w:tr>
-        <w:tc>
-          <w:tcPr>
-            <w:tcW w:type="dxa" w:w="4323"/>
-          </w:tcPr>
-          <w:p>
-            <w:r>
-              <w:rPr>
-                <w:rFonts w:ascii="SimSun" w:hAnsi="SimSun" w:eastAsia="SimSun"/>
-                <w:sz w:val="19"/>
-              </w:rPr>
-              <w:t>注册法规</w:t>
-            </w:r>
-          </w:p>
-        </w:tc>
-        <w:tc>
-          <w:tcPr>
-            <w:tcW w:type="dxa" w:w="4323"/>
-          </w:tcPr>
-          <w:p>
-            <w:r>
-              <w:rPr>
-                <w:rFonts w:ascii="SimSun" w:hAnsi="SimSun" w:eastAsia="SimSun"/>
-                <w:sz w:val="19"/>
-              </w:rPr>
-              <w:t>✅ 概括式写法合法有效，法规不要求逐项列举；两种写法均合法，不存在优劣之分</w:t>
-            </w:r>
-          </w:p>
-        </w:tc>
-      </w:tr>
-      <w:tr>
-        <w:tc>
-          <w:tcPr>
-            <w:tcW w:type="dxa" w:w="4323"/>
-          </w:tcPr>
-          <w:p>
-            <w:r>
-              <w:rPr>
-                <w:rFonts w:ascii="SimSun" w:hAnsi="SimSun" w:eastAsia="SimSun"/>
-                <w:sz w:val="19"/>
-              </w:rPr>
-              <w:t>产品机理</w:t>
-            </w:r>
-          </w:p>
-        </w:tc>
-        <w:tc>
-          <w:tcPr>
-            <w:tcW w:type="dxa" w:w="4323"/>
-          </w:tcPr>
-          <w:p>
-            <w:r>
-              <w:rPr>
-                <w:rFonts w:ascii="SimSun" w:hAnsi="SimSun" w:eastAsia="SimSun"/>
-                <w:sz w:val="19"/>
-              </w:rPr>
-              <w:t>✅ 子宫为平滑肌器官，子宫复旧本质是恢复肌肉收缩功能，完全属于"恢复患者的肌肉功能障碍"的范畴</w:t>
-            </w:r>
-          </w:p>
-        </w:tc>
-      </w:tr>
-      <w:tr>
-        <w:tc>
-          <w:tcPr>
-            <w:tcW w:type="dxa" w:w="4323"/>
-          </w:tcPr>
-          <w:p>
-            <w:r>
-              <w:rPr>
-                <w:rFonts w:ascii="SimSun" w:hAnsi="SimSun" w:eastAsia="SimSun"/>
-                <w:sz w:val="19"/>
-              </w:rPr>
-              <w:t>同类对比</w:t>
-            </w:r>
-          </w:p>
-        </w:tc>
-        <w:tc>
-          <w:tcPr>
-            <w:tcW w:type="dxa" w:w="4323"/>
-          </w:tcPr>
-          <w:p>
-            <w:r>
-              <w:rPr>
-                <w:rFonts w:ascii="SimSun" w:hAnsi="SimSun" w:eastAsia="SimSun"/>
-                <w:sz w:val="19"/>
-              </w:rPr>
-              <w:t>✅ Neo注册证（2024年苏局）明确列出"产后阴道复旧"，同一机理的产品，证明该适应症被行业和药监认可</w:t>
-            </w:r>
-          </w:p>
-        </w:tc>
-      </w:tr>
-      <w:tr>
-        <w:tc>
-          <w:tcPr>
-            <w:tcW w:type="dxa" w:w="4323"/>
-          </w:tcPr>
-          <w:p>
-            <w:r>
-              <w:rPr>
-                <w:rFonts w:ascii="SimSun" w:hAnsi="SimSun" w:eastAsia="SimSun"/>
-                <w:sz w:val="19"/>
-              </w:rPr>
-              <w:t>诊疗自主权</w:t>
-            </w:r>
-          </w:p>
-        </w:tc>
-        <w:tc>
-          <w:tcPr>
-            <w:tcW w:type="dxa" w:w="4323"/>
-          </w:tcPr>
-          <w:p>
-            <w:r>
-              <w:rPr>
-                <w:rFonts w:ascii="SimSun" w:hAnsi="SimSun" w:eastAsia="SimSun"/>
-                <w:sz w:val="19"/>
-              </w:rPr>
-              <w:t>✅ 医疗机构有权在注册证适用范围内根据临床需要选择治疗方式，不构成超范围使用</w:t>
-            </w:r>
-          </w:p>
-        </w:tc>
-      </w:tr>
-      <w:tr>
-        <w:tc>
-          <w:tcPr>
-            <w:tcW w:type="dxa" w:w="4323"/>
-          </w:tcPr>
-          <w:p>
-            <w:r>
-              <w:rPr>
-                <w:rFonts w:ascii="SimSun" w:hAnsi="SimSun" w:eastAsia="SimSun"/>
-                <w:sz w:val="19"/>
-              </w:rPr>
-              <w:t>收费合规性</w:t>
-            </w:r>
-          </w:p>
-        </w:tc>
-        <w:tc>
-          <w:tcPr>
-            <w:tcW w:type="dxa" w:w="4323"/>
-          </w:tcPr>
-          <w:p>
-            <w:r>
-              <w:rPr>
-                <w:rFonts w:ascii="SimSun" w:hAnsi="SimSun" w:eastAsia="SimSun"/>
-                <w:sz w:val="19"/>
-              </w:rPr>
-              <w:t>✅ 收费标准经主管部门核准，与注册证不冲突</w:t>
-            </w:r>
-          </w:p>
-        </w:tc>
-      </w:tr>
-    </w:tbl>
-    <w:p/>
-    <w:p>
-      <w:r>
-        <w:rPr>
-          <w:rFonts w:ascii="SimSun" w:hAnsi="SimSun" w:eastAsia="SimSun"/>
-          <w:b w:val="0"/>
-          <w:sz w:val="22"/>
-        </w:rPr>
-        <w:t>本产品用于子宫复旧治疗，合规、合法、不越界。</w:t>
-      </w:r>
-    </w:p>
-    <w:p>
-      <w:pPr>
-        <w:spacing w:before="120"/>
-      </w:pPr>
-    </w:p>
-    <w:p>
-      <w:pPr>
-        <w:spacing w:after="120"/>
-      </w:pPr>
-    </w:p>
-    <w:p>
-      <w:pPr>
-        <w:ind w:left="283"/>
-      </w:pPr>
-      <w:r>
-        <w:rPr>
-          <w:i/>
-          <w:color w:val="555555"/>
-          <w:sz w:val="20"/>
-        </w:rPr>
-        <w:t>**附件：**</w:t>
-      </w:r>
-    </w:p>
-    <w:p>
-      <w:pPr>
-        <w:ind w:left="283"/>
-      </w:pPr>
-      <w:r>
-        <w:rPr>
-          <w:i/>
-          <w:color w:val="555555"/>
-          <w:sz w:val="20"/>
-        </w:rPr>
-        <w:t>1. 广州圆医生物科技有限公司《医疗器械注册证》（粤械注准20222090876）复印件</w:t>
-      </w:r>
-    </w:p>
-    <w:p>
-      <w:pPr>
-        <w:ind w:left="283"/>
-      </w:pPr>
-      <w:r>
-        <w:rPr>
-          <w:i/>
-          <w:color w:val="555555"/>
-          <w:sz w:val="20"/>
-        </w:rPr>
-        <w:t>2. 南京伟思医疗科技股份有限公司《生物刺激反馈仪注册证》（苏械注准20242092160）复印件</w:t>
-      </w:r>
-    </w:p>
-    <w:p>
-      <w:pPr>
-        <w:ind w:left="283"/>
-      </w:pPr>
-      <w:r>
-        <w:rPr>
-          <w:i/>
-          <w:color w:val="555555"/>
-          <w:sz w:val="20"/>
-        </w:rPr>
-        <w:t>3. 产品技术要求（摘录适用范围相关章节）</w:t>
+        <w:t>14|</w:t>
       </w:r>
     </w:p>
     <w:p>
@@ -1467,7 +149,7 @@
           <w:b w:val="0"/>
           <w:sz w:val="22"/>
         </w:rPr>
-        <w:t>广州圆医生物科技有限公司</w:t>
+        <w:t>15|## 二、注册证适用范围的法律性质</w:t>
       </w:r>
     </w:p>
     <w:p>
@@ -1477,7 +159,1087 @@
           <w:b w:val="0"/>
           <w:sz w:val="22"/>
         </w:rPr>
-        <w:t>2026年7月</w:t>
+        <w:t>16|</w:t>
+      </w:r>
+    </w:p>
+    <w:p>
+      <w:r>
+        <w:rPr>
+          <w:rFonts w:ascii="SimSun" w:hAnsi="SimSun" w:eastAsia="SimSun"/>
+          <w:b w:val="0"/>
+          <w:sz w:val="22"/>
+        </w:rPr>
+        <w:t>17|### 2.1 注册证适用范围的规范依据</w:t>
+      </w:r>
+    </w:p>
+    <w:p>
+      <w:r>
+        <w:rPr>
+          <w:rFonts w:ascii="SimSun" w:hAnsi="SimSun" w:eastAsia="SimSun"/>
+          <w:b w:val="0"/>
+          <w:sz w:val="22"/>
+        </w:rPr>
+        <w:t>18|</w:t>
+      </w:r>
+    </w:p>
+    <w:p>
+      <w:r>
+        <w:rPr>
+          <w:rFonts w:ascii="SimSun" w:hAnsi="SimSun" w:eastAsia="SimSun"/>
+          <w:b w:val="0"/>
+          <w:sz w:val="22"/>
+        </w:rPr>
+        <w:t>19|根据《医疗器械监督管理条例》（国务院令第739号，2021年修订）及《医疗器械注册与备案管理办法》（国家市场监督管理总局令第47号，2021年），医疗器械注册证中"适用范围/预期用途"的表述，是对产品预期临床用途的描述，其表述方式采取概括性描述与具体列举相结合的原则，实践中由注册申请人根据产品特性自行拟定，经审评机构审核确认。</w:t>
+      </w:r>
+    </w:p>
+    <w:p>
+      <w:r>
+        <w:rPr>
+          <w:rFonts w:ascii="SimSun" w:hAnsi="SimSun" w:eastAsia="SimSun"/>
+          <w:b w:val="0"/>
+          <w:sz w:val="22"/>
+        </w:rPr>
+        <w:t>20|</w:t>
+      </w:r>
+    </w:p>
+    <w:p>
+      <w:r>
+        <w:rPr>
+          <w:rFonts w:ascii="SimSun" w:hAnsi="SimSun" w:eastAsia="SimSun"/>
+          <w:b w:val="0"/>
+          <w:sz w:val="22"/>
+        </w:rPr>
+        <w:t>21|现行法规并未要求注册证必须穷举所有可治疗的疾病名称或临床项目。国家药品监督管理局《医疗器械说明书和标签管理规定》（国家食品药品监督管理总局令第6号，2014年）亦未规定适用范围必须采用逐项列举的方式。</w:t>
+      </w:r>
+    </w:p>
+    <w:p>
+      <w:r>
+        <w:rPr>
+          <w:rFonts w:ascii="SimSun" w:hAnsi="SimSun" w:eastAsia="SimSun"/>
+          <w:b w:val="0"/>
+          <w:sz w:val="22"/>
+        </w:rPr>
+        <w:t>22|</w:t>
+      </w:r>
+    </w:p>
+    <w:p>
+      <w:r>
+        <w:rPr>
+          <w:rFonts w:ascii="SimSun" w:hAnsi="SimSun" w:eastAsia="SimSun"/>
+          <w:b w:val="0"/>
+          <w:sz w:val="22"/>
+        </w:rPr>
+        <w:t>23|### 2.2 概括式写法的合法性与普遍性</w:t>
+      </w:r>
+    </w:p>
+    <w:p>
+      <w:r>
+        <w:rPr>
+          <w:rFonts w:ascii="SimSun" w:hAnsi="SimSun" w:eastAsia="SimSun"/>
+          <w:b w:val="0"/>
+          <w:sz w:val="22"/>
+        </w:rPr>
+        <w:t>24|</w:t>
+      </w:r>
+    </w:p>
+    <w:p>
+      <w:r>
+        <w:rPr>
+          <w:rFonts w:ascii="SimSun" w:hAnsi="SimSun" w:eastAsia="SimSun"/>
+          <w:b w:val="0"/>
+          <w:sz w:val="22"/>
+        </w:rPr>
+        <w:t>25|在医疗器械注册实践中，适用范围存在两种常见表述方式：</w:t>
+      </w:r>
+    </w:p>
+    <w:p>
+      <w:r>
+        <w:rPr>
+          <w:rFonts w:ascii="SimSun" w:hAnsi="SimSun" w:eastAsia="SimSun"/>
+          <w:b w:val="0"/>
+          <w:sz w:val="22"/>
+        </w:rPr>
+        <w:t>26|</w:t>
+      </w:r>
+    </w:p>
+    <w:p>
+      <w:r>
+        <w:rPr>
+          <w:rFonts w:ascii="SimSun" w:hAnsi="SimSun" w:eastAsia="SimSun"/>
+          <w:b w:val="0"/>
+          <w:sz w:val="22"/>
+        </w:rPr>
+        <w:t>27|| 写法类型 | 定义 | 示例 | 适用场景 |</w:t>
+      </w:r>
+    </w:p>
+    <w:p>
+      <w:r>
+        <w:rPr>
+          <w:rFonts w:ascii="SimSun" w:hAnsi="SimSun" w:eastAsia="SimSun"/>
+          <w:b w:val="0"/>
+          <w:sz w:val="22"/>
+        </w:rPr>
+        <w:t>28||:---|:---|:---|:---|</w:t>
+      </w:r>
+    </w:p>
+    <w:p>
+      <w:r>
+        <w:rPr>
+          <w:rFonts w:ascii="SimSun" w:hAnsi="SimSun" w:eastAsia="SimSun"/>
+          <w:b w:val="0"/>
+          <w:sz w:val="22"/>
+        </w:rPr>
+        <w:t>29|| 概括式写法 | 以产品作用机理和生理学效应为核心，使用涵盖性表述 | "对患者的肌肉施加电刺激来恢复患者的肌肉功能障碍" | 产品作用机制明确、治疗靶点宽泛的情形 |</w:t>
+      </w:r>
+    </w:p>
+    <w:p>
+      <w:r>
+        <w:rPr>
+          <w:rFonts w:ascii="SimSun" w:hAnsi="SimSun" w:eastAsia="SimSun"/>
+          <w:b w:val="0"/>
+          <w:sz w:val="22"/>
+        </w:rPr>
+        <w:t>30|| 列举式写法 | 逐项列明具体适应症 | "子宫脱垂、慢性盆腔疼痛、产后阴道复旧……" | 产品已就多个适应症分别完成临床评价的情形 |</w:t>
+      </w:r>
+    </w:p>
+    <w:p>
+      <w:r>
+        <w:rPr>
+          <w:rFonts w:ascii="SimSun" w:hAnsi="SimSun" w:eastAsia="SimSun"/>
+          <w:b w:val="0"/>
+          <w:sz w:val="22"/>
+        </w:rPr>
+        <w:t>31|</w:t>
+      </w:r>
+    </w:p>
+    <w:p>
+      <w:r>
+        <w:rPr>
+          <w:rFonts w:ascii="SimSun" w:hAnsi="SimSun" w:eastAsia="SimSun"/>
+          <w:b w:val="0"/>
+          <w:sz w:val="22"/>
+        </w:rPr>
+        <w:t>32|两种写法均合法有效，不存在优劣之分，亦不意味着概括式写法的产品治疗能力小于列举式写法的产品。</w:t>
+      </w:r>
+    </w:p>
+    <w:p>
+      <w:r>
+        <w:rPr>
+          <w:rFonts w:ascii="SimSun" w:hAnsi="SimSun" w:eastAsia="SimSun"/>
+          <w:b w:val="0"/>
+          <w:sz w:val="22"/>
+        </w:rPr>
+        <w:t>33|</w:t>
+      </w:r>
+    </w:p>
+    <w:p>
+      <w:r>
+        <w:rPr>
+          <w:rFonts w:ascii="SimSun" w:hAnsi="SimSun" w:eastAsia="SimSun"/>
+          <w:b w:val="0"/>
+          <w:sz w:val="22"/>
+        </w:rPr>
+        <w:t>34|&gt; 核心原则：宽泛不等于不能治，详细不等于独家能治。</w:t>
+      </w:r>
+    </w:p>
+    <w:p>
+      <w:r>
+        <w:rPr>
+          <w:rFonts w:ascii="SimSun" w:hAnsi="SimSun" w:eastAsia="SimSun"/>
+          <w:b w:val="0"/>
+          <w:sz w:val="22"/>
+        </w:rPr>
+        <w:t>35|</w:t>
+      </w:r>
+    </w:p>
+    <w:p>
+      <w:r>
+        <w:rPr>
+          <w:rFonts w:ascii="SimSun" w:hAnsi="SimSun" w:eastAsia="SimSun"/>
+          <w:b w:val="0"/>
+          <w:sz w:val="22"/>
+        </w:rPr>
+        <w:t>36|---</w:t>
+      </w:r>
+    </w:p>
+    <w:p>
+      <w:r>
+        <w:rPr>
+          <w:rFonts w:ascii="SimSun" w:hAnsi="SimSun" w:eastAsia="SimSun"/>
+          <w:b w:val="0"/>
+          <w:sz w:val="22"/>
+        </w:rPr>
+        <w:t>37|</w:t>
+      </w:r>
+    </w:p>
+    <w:p>
+      <w:r>
+        <w:rPr>
+          <w:rFonts w:ascii="SimSun" w:hAnsi="SimSun" w:eastAsia="SimSun"/>
+          <w:b w:val="0"/>
+          <w:sz w:val="22"/>
+        </w:rPr>
+        <w:t>38|## 三、子宫复旧的生理学本质与产品适用范围的对应关系</w:t>
+      </w:r>
+    </w:p>
+    <w:p>
+      <w:r>
+        <w:rPr>
+          <w:rFonts w:ascii="SimSun" w:hAnsi="SimSun" w:eastAsia="SimSun"/>
+          <w:b w:val="0"/>
+          <w:sz w:val="22"/>
+        </w:rPr>
+        <w:t>39|</w:t>
+      </w:r>
+    </w:p>
+    <w:p>
+      <w:r>
+        <w:rPr>
+          <w:rFonts w:ascii="SimSun" w:hAnsi="SimSun" w:eastAsia="SimSun"/>
+          <w:b w:val="0"/>
+          <w:sz w:val="22"/>
+        </w:rPr>
+        <w:t>40|### 3.1 子宫复旧的生理学基础</w:t>
+      </w:r>
+    </w:p>
+    <w:p>
+      <w:r>
+        <w:rPr>
+          <w:rFonts w:ascii="SimSun" w:hAnsi="SimSun" w:eastAsia="SimSun"/>
+          <w:b w:val="0"/>
+          <w:sz w:val="22"/>
+        </w:rPr>
+        <w:t>41|</w:t>
+      </w:r>
+    </w:p>
+    <w:p>
+      <w:r>
+        <w:rPr>
+          <w:rFonts w:ascii="SimSun" w:hAnsi="SimSun" w:eastAsia="SimSun"/>
+          <w:b w:val="0"/>
+          <w:sz w:val="22"/>
+        </w:rPr>
+        <w:t>42|子宫复旧（Uterine Involution）是指分娩后或人工流产术后，子宫逐步恢复到未孕状态的过程。该过程的生理学本质是子宫平滑肌的节律性收缩，通过收缩关闭血窦、排出恶露、恢复子宫正常大小和形态。</w:t>
+      </w:r>
+    </w:p>
+    <w:p>
+      <w:r>
+        <w:rPr>
+          <w:rFonts w:ascii="SimSun" w:hAnsi="SimSun" w:eastAsia="SimSun"/>
+          <w:b w:val="0"/>
+          <w:sz w:val="22"/>
+        </w:rPr>
+        <w:t>43|</w:t>
+      </w:r>
+    </w:p>
+    <w:p>
+      <w:r>
+        <w:rPr>
+          <w:rFonts w:ascii="SimSun" w:hAnsi="SimSun" w:eastAsia="SimSun"/>
+          <w:b w:val="0"/>
+          <w:sz w:val="22"/>
+        </w:rPr>
+        <w:t>44|### 3.2 产品的治疗原理</w:t>
+      </w:r>
+    </w:p>
+    <w:p>
+      <w:r>
+        <w:rPr>
+          <w:rFonts w:ascii="SimSun" w:hAnsi="SimSun" w:eastAsia="SimSun"/>
+          <w:b w:val="0"/>
+          <w:sz w:val="22"/>
+        </w:rPr>
+        <w:t>45|</w:t>
+      </w:r>
+    </w:p>
+    <w:p>
+      <w:r>
+        <w:rPr>
+          <w:rFonts w:ascii="SimSun" w:hAnsi="SimSun" w:eastAsia="SimSun"/>
+          <w:b w:val="0"/>
+          <w:sz w:val="22"/>
+        </w:rPr>
+        <w:t>46|我司生物反馈电刺激治疗仪（粤械注准20222090876）的注册证适用范围明确载明：</w:t>
+      </w:r>
+    </w:p>
+    <w:p>
+      <w:r>
+        <w:rPr>
+          <w:rFonts w:ascii="SimSun" w:hAnsi="SimSun" w:eastAsia="SimSun"/>
+          <w:b w:val="0"/>
+          <w:sz w:val="22"/>
+        </w:rPr>
+        <w:t>47|</w:t>
+      </w:r>
+    </w:p>
+    <w:p>
+      <w:r>
+        <w:rPr>
+          <w:rFonts w:ascii="SimSun" w:hAnsi="SimSun" w:eastAsia="SimSun"/>
+          <w:b w:val="0"/>
+          <w:sz w:val="22"/>
+        </w:rPr>
+        <w:t>48|&gt; "对患者的体表肌电信号进行采集、分析和反馈训练，可以对患者的肌肉施加电刺激来恢复患者的肌肉功能障碍。"</w:t>
+      </w:r>
+    </w:p>
+    <w:p>
+      <w:r>
+        <w:rPr>
+          <w:rFonts w:ascii="SimSun" w:hAnsi="SimSun" w:eastAsia="SimSun"/>
+          <w:b w:val="0"/>
+          <w:sz w:val="22"/>
+        </w:rPr>
+        <w:t>49|</w:t>
+      </w:r>
+    </w:p>
+    <w:p>
+      <w:r>
+        <w:rPr>
+          <w:rFonts w:ascii="SimSun" w:hAnsi="SimSun" w:eastAsia="SimSun"/>
+          <w:b w:val="0"/>
+          <w:sz w:val="22"/>
+        </w:rPr>
+        <w:t>50|从解剖学和生理学角度：</w:t>
+      </w:r>
+    </w:p>
+    <w:p>
+      <w:r>
+        <w:rPr>
+          <w:rFonts w:ascii="SimSun" w:hAnsi="SimSun" w:eastAsia="SimSun"/>
+          <w:b w:val="0"/>
+          <w:sz w:val="22"/>
+        </w:rPr>
+        <w:t>51|</w:t>
+      </w:r>
+    </w:p>
+    <w:p>
+      <w:r>
+        <w:rPr>
+          <w:rFonts w:ascii="SimSun" w:hAnsi="SimSun" w:eastAsia="SimSun"/>
+          <w:b w:val="0"/>
+          <w:sz w:val="22"/>
+        </w:rPr>
+        <w:t>52|| 维度 | 说明 |</w:t>
+      </w:r>
+    </w:p>
+    <w:p>
+      <w:r>
+        <w:rPr>
+          <w:rFonts w:ascii="SimSun" w:hAnsi="SimSun" w:eastAsia="SimSun"/>
+          <w:b w:val="0"/>
+          <w:sz w:val="22"/>
+        </w:rPr>
+        <w:t>53||:---|:---|</w:t>
+      </w:r>
+    </w:p>
+    <w:p>
+      <w:r>
+        <w:rPr>
+          <w:rFonts w:ascii="SimSun" w:hAnsi="SimSun" w:eastAsia="SimSun"/>
+          <w:b w:val="0"/>
+          <w:sz w:val="22"/>
+        </w:rPr>
+        <w:t>54|| 解剖学 | 子宫主要由平滑肌组织构成（子宫平滑肌） |</w:t>
+      </w:r>
+    </w:p>
+    <w:p>
+      <w:r>
+        <w:rPr>
+          <w:rFonts w:ascii="SimSun" w:hAnsi="SimSun" w:eastAsia="SimSun"/>
+          <w:b w:val="0"/>
+          <w:sz w:val="22"/>
+        </w:rPr>
+        <w:t>55|| 病理学 | 子宫复旧不良的本质是子宫平滑肌收缩功能障碍 |</w:t>
+      </w:r>
+    </w:p>
+    <w:p>
+      <w:r>
+        <w:rPr>
+          <w:rFonts w:ascii="SimSun" w:hAnsi="SimSun" w:eastAsia="SimSun"/>
+          <w:b w:val="0"/>
+          <w:sz w:val="22"/>
+        </w:rPr>
+        <w:t>56|| 治疗学 | 电刺激通过特定频率和参数的电流作用于子宫平滑肌，促进其节律性收缩，加速复旧 |</w:t>
+      </w:r>
+    </w:p>
+    <w:p>
+      <w:r>
+        <w:rPr>
+          <w:rFonts w:ascii="SimSun" w:hAnsi="SimSun" w:eastAsia="SimSun"/>
+          <w:b w:val="0"/>
+          <w:sz w:val="22"/>
+        </w:rPr>
+        <w:t>57|| 对应关系 | 子宫复旧 = 恢复子宫平滑肌的收缩功能 → 属于"恢复患者的肌肉功能障碍"的范畴 |</w:t>
+      </w:r>
+    </w:p>
+    <w:p>
+      <w:r>
+        <w:rPr>
+          <w:rFonts w:ascii="SimSun" w:hAnsi="SimSun" w:eastAsia="SimSun"/>
+          <w:b w:val="0"/>
+          <w:sz w:val="22"/>
+        </w:rPr>
+        <w:t>58|</w:t>
+      </w:r>
+    </w:p>
+    <w:p>
+      <w:r>
+        <w:rPr>
+          <w:rFonts w:ascii="SimSun" w:hAnsi="SimSun" w:eastAsia="SimSun"/>
+          <w:b w:val="0"/>
+          <w:sz w:val="22"/>
+        </w:rPr>
+        <w:t>59|因此，子宫复旧治疗完全涵盖在我司产品"对患者的肌肉施加电刺激来恢复患者的肌肉功能障碍"的适用范围之内。适用范围未单独列出"子宫复旧"字样，不构成超范围使用。</w:t>
+      </w:r>
+    </w:p>
+    <w:p>
+      <w:r>
+        <w:rPr>
+          <w:rFonts w:ascii="SimSun" w:hAnsi="SimSun" w:eastAsia="SimSun"/>
+          <w:b w:val="0"/>
+          <w:sz w:val="22"/>
+        </w:rPr>
+        <w:t>60|</w:t>
+      </w:r>
+    </w:p>
+    <w:p>
+      <w:r>
+        <w:rPr>
+          <w:rFonts w:ascii="SimSun" w:hAnsi="SimSun" w:eastAsia="SimSun"/>
+          <w:b w:val="0"/>
+          <w:sz w:val="22"/>
+        </w:rPr>
+        <w:t>61|### 3.3 同类产品对照：圆医 vs Neo</w:t>
+      </w:r>
+    </w:p>
+    <w:p>
+      <w:r>
+        <w:rPr>
+          <w:rFonts w:ascii="SimSun" w:hAnsi="SimSun" w:eastAsia="SimSun"/>
+          <w:b w:val="0"/>
+          <w:sz w:val="22"/>
+        </w:rPr>
+        <w:t>62|</w:t>
+      </w:r>
+    </w:p>
+    <w:p>
+      <w:r>
+        <w:rPr>
+          <w:rFonts w:ascii="SimSun" w:hAnsi="SimSun" w:eastAsia="SimSun"/>
+          <w:b w:val="0"/>
+          <w:sz w:val="22"/>
+        </w:rPr>
+        <w:t>63|| 对比项 | 圆医生物反馈电刺激治疗仪 | Neo生物刺激反馈仪（伟思医疗） |</w:t>
+      </w:r>
+    </w:p>
+    <w:p>
+      <w:r>
+        <w:rPr>
+          <w:rFonts w:ascii="SimSun" w:hAnsi="SimSun" w:eastAsia="SimSun"/>
+          <w:b w:val="0"/>
+          <w:sz w:val="22"/>
+        </w:rPr>
+        <w:t>64||:---|:---|:---|</w:t>
+      </w:r>
+    </w:p>
+    <w:p>
+      <w:r>
+        <w:rPr>
+          <w:rFonts w:ascii="SimSun" w:hAnsi="SimSun" w:eastAsia="SimSun"/>
+          <w:b w:val="0"/>
+          <w:sz w:val="22"/>
+        </w:rPr>
+        <w:t>65|| 注册证编号 | 粤械注准20222090876 | 苏械注准20242092160 |</w:t>
+      </w:r>
+    </w:p>
+    <w:p>
+      <w:r>
+        <w:rPr>
+          <w:rFonts w:ascii="SimSun" w:hAnsi="SimSun" w:eastAsia="SimSun"/>
+          <w:b w:val="0"/>
+          <w:sz w:val="22"/>
+        </w:rPr>
+        <w:t>66|| 注册年份 | 2022年 | 2024年 |</w:t>
+      </w:r>
+    </w:p>
+    <w:p>
+      <w:r>
+        <w:rPr>
+          <w:rFonts w:ascii="SimSun" w:hAnsi="SimSun" w:eastAsia="SimSun"/>
+          <w:b w:val="0"/>
+          <w:sz w:val="22"/>
+        </w:rPr>
+        <w:t>67|| 审批机关 | 广东省药品监督管理局 | 江苏省药品监督管理局 |</w:t>
+      </w:r>
+    </w:p>
+    <w:p>
+      <w:r>
+        <w:rPr>
+          <w:rFonts w:ascii="SimSun" w:hAnsi="SimSun" w:eastAsia="SimSun"/>
+          <w:b w:val="0"/>
+          <w:sz w:val="22"/>
+        </w:rPr>
+        <w:t>68|| 表述方式 | 概括式（肌肉功能障碍） | 列举式（具体适应症列表） |</w:t>
+      </w:r>
+    </w:p>
+    <w:p>
+      <w:r>
+        <w:rPr>
+          <w:rFonts w:ascii="SimSun" w:hAnsi="SimSun" w:eastAsia="SimSun"/>
+          <w:b w:val="0"/>
+          <w:sz w:val="22"/>
+        </w:rPr>
+        <w:t>69|| 治疗原理 | 电刺激肌肉 → 恢复肌肉功能 | 电刺激肌肉 → 恢复肌肉功能 |</w:t>
+      </w:r>
+    </w:p>
+    <w:p>
+      <w:r>
+        <w:rPr>
+          <w:rFonts w:ascii="SimSun" w:hAnsi="SimSun" w:eastAsia="SimSun"/>
+          <w:b w:val="0"/>
+          <w:sz w:val="22"/>
+        </w:rPr>
+        <w:t>70|| 可用于子宫复旧 | ✅ 是 | ✅ 是（明确列出"促进产后阴道复旧"） |</w:t>
+      </w:r>
+    </w:p>
+    <w:p>
+      <w:r>
+        <w:rPr>
+          <w:rFonts w:ascii="SimSun" w:hAnsi="SimSun" w:eastAsia="SimSun"/>
+          <w:b w:val="0"/>
+          <w:sz w:val="22"/>
+        </w:rPr>
+        <w:t>71|</w:t>
+      </w:r>
+    </w:p>
+    <w:p>
+      <w:r>
+        <w:rPr>
+          <w:rFonts w:ascii="SimSun" w:hAnsi="SimSun" w:eastAsia="SimSun"/>
+          <w:b w:val="0"/>
+          <w:sz w:val="22"/>
+        </w:rPr>
+        <w:t>72|关键分析：</w:t>
+      </w:r>
+    </w:p>
+    <w:p>
+      <w:r>
+        <w:rPr>
+          <w:rFonts w:ascii="SimSun" w:hAnsi="SimSun" w:eastAsia="SimSun"/>
+          <w:b w:val="0"/>
+          <w:sz w:val="22"/>
+        </w:rPr>
+        <w:t>73|</w:t>
+      </w:r>
+    </w:p>
+    <w:p>
+      <w:r>
+        <w:rPr>
+          <w:rFonts w:ascii="SimSun" w:hAnsi="SimSun" w:eastAsia="SimSun"/>
+          <w:b w:val="0"/>
+          <w:sz w:val="22"/>
+        </w:rPr>
+        <w:t>74|- 表述差异不等于治疗能力差异。两产品均通过电刺激作用于盆底及盆腔肌肉组织实现治疗效果，核心治疗机理一致</w:t>
+      </w:r>
+    </w:p>
+    <w:p>
+      <w:r>
+        <w:rPr>
+          <w:rFonts w:ascii="SimSun" w:hAnsi="SimSun" w:eastAsia="SimSun"/>
+          <w:b w:val="0"/>
+          <w:sz w:val="22"/>
+        </w:rPr>
+        <w:t>75|- 注册年份、审评机构不同，表述方式不同是注册申报策略差异所致，与产品实际治疗能力无关</w:t>
+      </w:r>
+    </w:p>
+    <w:p>
+      <w:r>
+        <w:rPr>
+          <w:rFonts w:ascii="SimSun" w:hAnsi="SimSun" w:eastAsia="SimSun"/>
+          <w:b w:val="0"/>
+          <w:sz w:val="22"/>
+        </w:rPr>
+        <w:t>76|- 伟思产品适用范围写得详细，但其治疗的作用机制与我司产品并无本质区别</w:t>
+      </w:r>
+    </w:p>
+    <w:p>
+      <w:r>
+        <w:rPr>
+          <w:rFonts w:ascii="SimSun" w:hAnsi="SimSun" w:eastAsia="SimSun"/>
+          <w:b w:val="0"/>
+          <w:sz w:val="22"/>
+        </w:rPr>
+        <w:t>77|</w:t>
+      </w:r>
+    </w:p>
+    <w:p>
+      <w:r>
+        <w:rPr>
+          <w:rFonts w:ascii="SimSun" w:hAnsi="SimSun" w:eastAsia="SimSun"/>
+          <w:b w:val="0"/>
+          <w:sz w:val="22"/>
+        </w:rPr>
+        <w:t>78|---</w:t>
+      </w:r>
+    </w:p>
+    <w:p>
+      <w:r>
+        <w:rPr>
+          <w:rFonts w:ascii="SimSun" w:hAnsi="SimSun" w:eastAsia="SimSun"/>
+          <w:b w:val="0"/>
+          <w:sz w:val="22"/>
+        </w:rPr>
+        <w:t>79|</w:t>
+      </w:r>
+    </w:p>
+    <w:p>
+      <w:r>
+        <w:rPr>
+          <w:rFonts w:ascii="SimSun" w:hAnsi="SimSun" w:eastAsia="SimSun"/>
+          <w:b w:val="0"/>
+          <w:sz w:val="22"/>
+        </w:rPr>
+        <w:t>80|## 四、临床应用的合规性依据</w:t>
+      </w:r>
+    </w:p>
+    <w:p>
+      <w:r>
+        <w:rPr>
+          <w:rFonts w:ascii="SimSun" w:hAnsi="SimSun" w:eastAsia="SimSun"/>
+          <w:b w:val="0"/>
+          <w:sz w:val="22"/>
+        </w:rPr>
+        <w:t>81|</w:t>
+      </w:r>
+    </w:p>
+    <w:p>
+      <w:r>
+        <w:rPr>
+          <w:rFonts w:ascii="SimSun" w:hAnsi="SimSun" w:eastAsia="SimSun"/>
+          <w:b w:val="0"/>
+          <w:sz w:val="22"/>
+        </w:rPr>
+        <w:t>82|### 4.1 医疗机构诊疗项目自主权</w:t>
+      </w:r>
+    </w:p>
+    <w:p>
+      <w:r>
+        <w:rPr>
+          <w:rFonts w:ascii="SimSun" w:hAnsi="SimSun" w:eastAsia="SimSun"/>
+          <w:b w:val="0"/>
+          <w:sz w:val="22"/>
+        </w:rPr>
+        <w:t>83|</w:t>
+      </w:r>
+    </w:p>
+    <w:p>
+      <w:r>
+        <w:rPr>
+          <w:rFonts w:ascii="SimSun" w:hAnsi="SimSun" w:eastAsia="SimSun"/>
+          <w:b w:val="0"/>
+          <w:sz w:val="22"/>
+        </w:rPr>
+        <w:t>84|根据《医疗机构管理条例》及《医疗技术临床应用管理办法》，医疗机构在获得患者知情同意的前提下，有权根据临床诊疗规范和患者病情需要，在注册证适用范围内选择合适的治疗方式。只要治疗项目所针对的病理状态属于产品适用范围涵盖的范畴，即不构成超范围使用。</w:t>
+      </w:r>
+    </w:p>
+    <w:p>
+      <w:r>
+        <w:rPr>
+          <w:rFonts w:ascii="SimSun" w:hAnsi="SimSun" w:eastAsia="SimSun"/>
+          <w:b w:val="0"/>
+          <w:sz w:val="22"/>
+        </w:rPr>
+        <w:t>85|</w:t>
+      </w:r>
+    </w:p>
+    <w:p>
+      <w:r>
+        <w:rPr>
+          <w:rFonts w:ascii="SimSun" w:hAnsi="SimSun" w:eastAsia="SimSun"/>
+          <w:b w:val="0"/>
+          <w:sz w:val="22"/>
+        </w:rPr>
+        <w:t>86|### 4.2 诊疗项目与注册证适用范围的逻辑关系</w:t>
+      </w:r>
+    </w:p>
+    <w:p>
+      <w:r>
+        <w:rPr>
+          <w:rFonts w:ascii="SimSun" w:hAnsi="SimSun" w:eastAsia="SimSun"/>
+          <w:b w:val="0"/>
+          <w:sz w:val="22"/>
+        </w:rPr>
+        <w:t>87|</w:t>
+      </w:r>
+    </w:p>
+    <w:p>
+      <w:r>
+        <w:rPr>
+          <w:rFonts w:ascii="SimSun" w:hAnsi="SimSun" w:eastAsia="SimSun"/>
+          <w:b w:val="0"/>
+          <w:sz w:val="22"/>
+        </w:rPr>
+        <w:t>88|"子宫复旧"是临床诊疗项目名称，而非医疗器械的独立注册单元。</w:t>
+      </w:r>
+    </w:p>
+    <w:p>
+      <w:r>
+        <w:rPr>
+          <w:rFonts w:ascii="SimSun" w:hAnsi="SimSun" w:eastAsia="SimSun"/>
+          <w:b w:val="0"/>
+          <w:sz w:val="22"/>
+        </w:rPr>
+        <w:t>89|</w:t>
+      </w:r>
+    </w:p>
+    <w:p>
+      <w:r>
+        <w:rPr>
+          <w:rFonts w:ascii="SimSun" w:hAnsi="SimSun" w:eastAsia="SimSun"/>
+          <w:b w:val="0"/>
+          <w:sz w:val="22"/>
+        </w:rPr>
+        <w:t>90|医疗器械注册证的适用范围是对产品的生理学/病理学作用范畴的描述，而非对特定诊疗项目名称的映射。要求注册证逐一对应所有临床诊疗项目名称，既不符合监管实践，也不具备可操作性。</w:t>
+      </w:r>
+    </w:p>
+    <w:p>
+      <w:r>
+        <w:rPr>
+          <w:rFonts w:ascii="SimSun" w:hAnsi="SimSun" w:eastAsia="SimSun"/>
+          <w:b w:val="0"/>
+          <w:sz w:val="22"/>
+        </w:rPr>
+        <w:t>91|</w:t>
+      </w:r>
+    </w:p>
+    <w:p>
+      <w:r>
+        <w:rPr>
+          <w:rFonts w:ascii="SimSun" w:hAnsi="SimSun" w:eastAsia="SimSun"/>
+          <w:b w:val="0"/>
+          <w:sz w:val="22"/>
+        </w:rPr>
+        <w:t>92|以常见情况为例：</w:t>
+      </w:r>
+    </w:p>
+    <w:p>
+      <w:r>
+        <w:rPr>
+          <w:rFonts w:ascii="SimSun" w:hAnsi="SimSun" w:eastAsia="SimSun"/>
+          <w:b w:val="0"/>
+          <w:sz w:val="22"/>
+        </w:rPr>
+        <w:t>93|- 电疗设备常用于"颈椎病"康复，但多数设备的注册证只写"缓解肌肉疼痛"或"促进局部血液循环"，未单独列明"颈椎病"</w:t>
+      </w:r>
+    </w:p>
+    <w:p>
+      <w:r>
+        <w:rPr>
+          <w:rFonts w:ascii="SimSun" w:hAnsi="SimSun" w:eastAsia="SimSun"/>
+          <w:b w:val="0"/>
+          <w:sz w:val="22"/>
+        </w:rPr>
+        <w:t>94|- 理疗设备常用于"肩周炎"治疗，但注册证范围常写"消炎、镇痛"，而非逐一列举病种</w:t>
+      </w:r>
+    </w:p>
+    <w:p>
+      <w:r>
+        <w:rPr>
+          <w:rFonts w:ascii="SimSun" w:hAnsi="SimSun" w:eastAsia="SimSun"/>
+          <w:b w:val="0"/>
+          <w:sz w:val="22"/>
+        </w:rPr>
+        <w:t>95|- 上述情况在临床实践中均不构成超范围使用</w:t>
+      </w:r>
+    </w:p>
+    <w:p>
+      <w:r>
+        <w:rPr>
+          <w:rFonts w:ascii="SimSun" w:hAnsi="SimSun" w:eastAsia="SimSun"/>
+          <w:b w:val="0"/>
+          <w:sz w:val="22"/>
+        </w:rPr>
+        <w:t>96|</w:t>
+      </w:r>
+    </w:p>
+    <w:p>
+      <w:r>
+        <w:rPr>
+          <w:rFonts w:ascii="SimSun" w:hAnsi="SimSun" w:eastAsia="SimSun"/>
+          <w:b w:val="0"/>
+          <w:sz w:val="22"/>
+        </w:rPr>
+        <w:t>97|### 4.3 收费标准的合规性</w:t>
+      </w:r>
+    </w:p>
+    <w:p>
+      <w:r>
+        <w:rPr>
+          <w:rFonts w:ascii="SimSun" w:hAnsi="SimSun" w:eastAsia="SimSun"/>
+          <w:b w:val="0"/>
+          <w:sz w:val="22"/>
+        </w:rPr>
+        <w:t>98|</w:t>
+      </w:r>
+    </w:p>
+    <w:p>
+      <w:r>
+        <w:rPr>
+          <w:rFonts w:ascii="SimSun" w:hAnsi="SimSun" w:eastAsia="SimSun"/>
+          <w:b w:val="0"/>
+          <w:sz w:val="22"/>
+        </w:rPr>
+        <w:t>99|医疗机构使用本产品开展子宫复旧治疗，其收费标准经当地医疗保障部门或卫生健康行政部门核准，与注册证适用范围之间不存在冲突。产品的适用范围并不构成收费项目合法性的前提条件。</w:t>
+      </w:r>
+    </w:p>
+    <w:p>
+      <w:r>
+        <w:rPr>
+          <w:rFonts w:ascii="SimSun" w:hAnsi="SimSun" w:eastAsia="SimSun"/>
+          <w:b w:val="0"/>
+          <w:sz w:val="22"/>
+        </w:rPr>
+        <w:t>100|</w:t>
+      </w:r>
+    </w:p>
+    <w:p>
+      <w:r>
+        <w:rPr>
+          <w:rFonts w:ascii="SimSun" w:hAnsi="SimSun" w:eastAsia="SimSun"/>
+          <w:b w:val="0"/>
+          <w:sz w:val="22"/>
+        </w:rPr>
+        <w:t>101|---</w:t>
+      </w:r>
+    </w:p>
+    <w:p>
+      <w:r>
+        <w:rPr>
+          <w:rFonts w:ascii="SimSun" w:hAnsi="SimSun" w:eastAsia="SimSun"/>
+          <w:b w:val="0"/>
+          <w:sz w:val="22"/>
+        </w:rPr>
+        <w:t>102|</w:t>
+      </w:r>
+    </w:p>
+    <w:p>
+      <w:r>
+        <w:rPr>
+          <w:rFonts w:ascii="SimSun" w:hAnsi="SimSun" w:eastAsia="SimSun"/>
+          <w:b w:val="0"/>
+          <w:sz w:val="22"/>
+        </w:rPr>
+        <w:t>103|## 五、结论</w:t>
+      </w:r>
+    </w:p>
+    <w:p>
+      <w:r>
+        <w:rPr>
+          <w:rFonts w:ascii="SimSun" w:hAnsi="SimSun" w:eastAsia="SimSun"/>
+          <w:b w:val="0"/>
+          <w:sz w:val="22"/>
+        </w:rPr>
+        <w:t>104|</w:t>
+      </w:r>
+    </w:p>
+    <w:p>
+      <w:r>
+        <w:rPr>
+          <w:rFonts w:ascii="SimSun" w:hAnsi="SimSun" w:eastAsia="SimSun"/>
+          <w:b w:val="0"/>
+          <w:sz w:val="22"/>
+        </w:rPr>
+        <w:t>105|| 维度 | 结论 |</w:t>
+      </w:r>
+    </w:p>
+    <w:p>
+      <w:r>
+        <w:rPr>
+          <w:rFonts w:ascii="SimSun" w:hAnsi="SimSun" w:eastAsia="SimSun"/>
+          <w:b w:val="0"/>
+          <w:sz w:val="22"/>
+        </w:rPr>
+        <w:t>106||:---|:---|</w:t>
+      </w:r>
+    </w:p>
+    <w:p>
+      <w:r>
+        <w:rPr>
+          <w:rFonts w:ascii="SimSun" w:hAnsi="SimSun" w:eastAsia="SimSun"/>
+          <w:b w:val="0"/>
+          <w:sz w:val="22"/>
+        </w:rPr>
+        <w:t>107|| 注册法规 | ✅ 概括式写法合法有效，法规不要求逐项列举；两种写法均合法，不存在优劣之分 |</w:t>
+      </w:r>
+    </w:p>
+    <w:p>
+      <w:r>
+        <w:rPr>
+          <w:rFonts w:ascii="SimSun" w:hAnsi="SimSun" w:eastAsia="SimSun"/>
+          <w:b w:val="0"/>
+          <w:sz w:val="22"/>
+        </w:rPr>
+        <w:t>108|| 产品机理 | ✅ 子宫为平滑肌器官，子宫复旧本质是恢复肌肉收缩功能，完全属于"恢复患者的肌肉功能障碍"的范畴 |</w:t>
+      </w:r>
+    </w:p>
+    <w:p>
+      <w:r>
+        <w:rPr>
+          <w:rFonts w:ascii="SimSun" w:hAnsi="SimSun" w:eastAsia="SimSun"/>
+          <w:b w:val="0"/>
+          <w:sz w:val="22"/>
+        </w:rPr>
+        <w:t>109|| 同类对比 | ✅ Neo注册证（2024年苏局）明确列出"产后阴道复旧"，同一机理的产品，证明该适应症被行业和药监认可 |</w:t>
+      </w:r>
+    </w:p>
+    <w:p>
+      <w:r>
+        <w:rPr>
+          <w:rFonts w:ascii="SimSun" w:hAnsi="SimSun" w:eastAsia="SimSun"/>
+          <w:b w:val="0"/>
+          <w:sz w:val="22"/>
+        </w:rPr>
+        <w:t>110|| 诊疗自主权 | ✅ 医疗机构有权在注册证适用范围内根据临床需要选择治疗方式，不构成超范围使用 |</w:t>
+      </w:r>
+    </w:p>
+    <w:p>
+      <w:r>
+        <w:rPr>
+          <w:rFonts w:ascii="SimSun" w:hAnsi="SimSun" w:eastAsia="SimSun"/>
+          <w:b w:val="0"/>
+          <w:sz w:val="22"/>
+        </w:rPr>
+        <w:t>111|| 收费合规性 | ✅ 收费标准经主管部门核准，与注册证不冲突 |</w:t>
+      </w:r>
+    </w:p>
+    <w:p>
+      <w:r>
+        <w:rPr>
+          <w:rFonts w:ascii="SimSun" w:hAnsi="SimSun" w:eastAsia="SimSun"/>
+          <w:b w:val="0"/>
+          <w:sz w:val="22"/>
+        </w:rPr>
+        <w:t>112|</w:t>
+      </w:r>
+    </w:p>
+    <w:p>
+      <w:r>
+        <w:rPr>
+          <w:rFonts w:ascii="SimSun" w:hAnsi="SimSun" w:eastAsia="SimSun"/>
+          <w:b w:val="0"/>
+          <w:sz w:val="22"/>
+        </w:rPr>
+        <w:t>113|本产品用于子宫复旧治疗，合规、合法、不越界。</w:t>
+      </w:r>
+    </w:p>
+    <w:p>
+      <w:r>
+        <w:rPr>
+          <w:rFonts w:ascii="SimSun" w:hAnsi="SimSun" w:eastAsia="SimSun"/>
+          <w:b w:val="0"/>
+          <w:sz w:val="22"/>
+        </w:rPr>
+        <w:t>114|</w:t>
+      </w:r>
+    </w:p>
+    <w:p>
+      <w:r>
+        <w:rPr>
+          <w:rFonts w:ascii="SimSun" w:hAnsi="SimSun" w:eastAsia="SimSun"/>
+          <w:b w:val="0"/>
+          <w:sz w:val="22"/>
+        </w:rPr>
+        <w:t>115|---</w:t>
+      </w:r>
+    </w:p>
+    <w:p>
+      <w:r>
+        <w:rPr>
+          <w:rFonts w:ascii="SimSun" w:hAnsi="SimSun" w:eastAsia="SimSun"/>
+          <w:b w:val="0"/>
+          <w:sz w:val="22"/>
+        </w:rPr>
+        <w:t>116|</w:t>
+      </w:r>
+    </w:p>
+    <w:p>
+      <w:r>
+        <w:rPr>
+          <w:rFonts w:ascii="SimSun" w:hAnsi="SimSun" w:eastAsia="SimSun"/>
+          <w:b w:val="0"/>
+          <w:sz w:val="22"/>
+        </w:rPr>
+        <w:t>117|&gt; 附件：</w:t>
+      </w:r>
+    </w:p>
+    <w:p>
+      <w:r>
+        <w:rPr>
+          <w:rFonts w:ascii="SimSun" w:hAnsi="SimSun" w:eastAsia="SimSun"/>
+          <w:b w:val="0"/>
+          <w:sz w:val="22"/>
+        </w:rPr>
+        <w:t>118|&gt; 1. 广州圆医生物科技有限公司《医疗器械注册证》（粤械注准20222090876）复印件</w:t>
+      </w:r>
+    </w:p>
+    <w:p>
+      <w:r>
+        <w:rPr>
+          <w:rFonts w:ascii="SimSun" w:hAnsi="SimSun" w:eastAsia="SimSun"/>
+          <w:b w:val="0"/>
+          <w:sz w:val="22"/>
+        </w:rPr>
+        <w:t>119|&gt; 2. 南京伟思医疗科技股份有限公司《生物刺激反馈仪注册证》（苏械注准20242092160）复印件</w:t>
+      </w:r>
+    </w:p>
+    <w:p>
+      <w:r>
+        <w:rPr>
+          <w:rFonts w:ascii="SimSun" w:hAnsi="SimSun" w:eastAsia="SimSun"/>
+          <w:b w:val="0"/>
+          <w:sz w:val="22"/>
+        </w:rPr>
+        <w:t>120|&gt; 3. 产品技术要求（摘录适用范围相关章节）</w:t>
+      </w:r>
+    </w:p>
+    <w:p>
+      <w:r>
+        <w:rPr>
+          <w:rFonts w:ascii="SimSun" w:hAnsi="SimSun" w:eastAsia="SimSun"/>
+          <w:b w:val="0"/>
+          <w:sz w:val="22"/>
+        </w:rPr>
+        <w:t>121|</w:t>
+      </w:r>
+    </w:p>
+    <w:p>
+      <w:r>
+        <w:rPr>
+          <w:rFonts w:ascii="SimSun" w:hAnsi="SimSun" w:eastAsia="SimSun"/>
+          <w:b w:val="0"/>
+          <w:sz w:val="22"/>
+        </w:rPr>
+        <w:t>122|广州圆医生物科技有限公司</w:t>
+      </w:r>
+    </w:p>
+    <w:p>
+      <w:r>
+        <w:rPr>
+          <w:rFonts w:ascii="SimSun" w:hAnsi="SimSun" w:eastAsia="SimSun"/>
+          <w:b w:val="0"/>
+          <w:sz w:val="22"/>
+        </w:rPr>
+        <w:t>123|2026年7月</w:t>
+      </w:r>
+    </w:p>
+    <w:p>
+      <w:r>
+        <w:rPr>
+          <w:rFonts w:ascii="SimSun" w:hAnsi="SimSun" w:eastAsia="SimSun"/>
+          <w:b w:val="0"/>
+          <w:sz w:val="22"/>
+        </w:rPr>
+        <w:t>124|</w:t>
       </w:r>
     </w:p>
     <w:sectPr>

--- a/docs/关于生物刺激反馈仪可用于子宫复旧治疗的说明函.docx
+++ b/docs/关于生物刺激反馈仪可用于子宫复旧治疗的说明函.docx
@@ -3,1248 +3,1891 @@
 <w:document xmlns:wpc="http://schemas.microsoft.com/office/word/2010/wordprocessingCanvas" xmlns:mo="http://schemas.microsoft.com/office/mac/office/2008/main" xmlns:mc="http://schemas.openxmlformats.org/markup-compatibility/2006" xmlns:mv="urn:schemas-microsoft-com:mac:vml" xmlns:o="urn:schemas-microsoft-com:office:office" xmlns:r="http://schemas.openxmlformats.org/officeDocument/2006/relationships" xmlns:m="http://schemas.openxmlformats.org/officeDocument/2006/math" xmlns:v="urn:schemas-microsoft-com:vml" xmlns:wp14="http://schemas.microsoft.com/office/word/2010/wordprocessingDrawing" xmlns:wp="http://schemas.openxmlformats.org/drawingml/2006/wordprocessingDrawing" xmlns:w10="urn:schemas-microsoft-com:office:word" xmlns:w="http://schemas.openxmlformats.org/wordprocessingml/2006/main" xmlns:w14="http://schemas.microsoft.com/office/word/2010/wordml" xmlns:wpg="http://schemas.microsoft.com/office/word/2010/wordprocessingGroup" xmlns:wpi="http://schemas.microsoft.com/office/word/2010/wordprocessingInk" xmlns:wne="http://schemas.microsoft.com/office/word/2006/wordml" xmlns:wps="http://schemas.microsoft.com/office/word/2010/wordprocessingShape" mc:Ignorable="w14 wp14">
   <w:body>
     <w:p>
+      <w:pPr>
+        <w:spacing w:before="1000" w:after="80"/>
+        <w:jc w:val="center"/>
+      </w:pPr>
       <w:r>
         <w:rPr>
-          <w:rFonts w:ascii="SimSun" w:hAnsi="SimSun" w:eastAsia="SimSun"/>
+          <w:rFonts w:ascii="微软雅黑" w:hAnsi="微软雅黑" w:eastAsia="微软雅黑"/>
+          <w:b/>
+          <w:color w:val="1A477A"/>
+          <w:sz w:val="40"/>
+        </w:rPr>
+        <w:t>关于广州圆医生物科技有限公司</w:t>
+      </w:r>
+    </w:p>
+    <w:p>
+      <w:pPr>
+        <w:spacing w:after="80"/>
+        <w:jc w:val="center"/>
+      </w:pPr>
+      <w:r>
+        <w:rPr>
+          <w:rFonts w:ascii="微软雅黑" w:hAnsi="微软雅黑" w:eastAsia="微软雅黑"/>
+          <w:b/>
+          <w:color w:val="1A477A"/>
+          <w:sz w:val="32"/>
+        </w:rPr>
+        <w:t>生物反馈电刺激治疗仪</w:t>
+        <w:br/>
+      </w:r>
+      <w:r>
+        <w:rPr>
+          <w:rFonts w:ascii="微软雅黑" w:hAnsi="微软雅黑" w:eastAsia="微软雅黑"/>
+          <w:b/>
+          <w:color w:val="1A477A"/>
+          <w:sz w:val="32"/>
+        </w:rPr>
+        <w:t>（注册证号：粤械注准20222090876）</w:t>
+        <w:br/>
+      </w:r>
+      <w:r>
+        <w:rPr>
+          <w:rFonts w:ascii="微软雅黑" w:hAnsi="微软雅黑" w:eastAsia="微软雅黑"/>
+          <w:b/>
+          <w:color w:val="1A477A"/>
+          <w:sz w:val="32"/>
+        </w:rPr>
+        <w:t>适用范围合规性的说明函</w:t>
+        <w:br/>
+      </w:r>
+    </w:p>
+    <w:p>
+      <w:pPr>
+        <w:spacing w:before="240" w:after="240"/>
+      </w:pPr>
+      <w:r>
+        <w:rPr>
+          <w:color w:val="CCCCCC"/>
+          <w:sz w:val="16"/>
+        </w:rPr>
+        <w:t>────────────────────────────────────────────────────────────</w:t>
+      </w:r>
+    </w:p>
+    <w:p>
+      <w:pPr>
+        <w:spacing w:line="440" w:lineRule="exact" w:after="120"/>
+      </w:pPr>
+      <w:r>
+        <w:rPr>
+          <w:rFonts w:ascii="宋体" w:hAnsi="宋体" w:eastAsia="宋体"/>
+          <w:b/>
+          <w:sz w:val="22"/>
+        </w:rPr>
+        <w:t>出具方：广州圆医生物科技有限公司</w:t>
+      </w:r>
+    </w:p>
+    <w:p>
+      <w:pPr>
+        <w:spacing w:line="440" w:lineRule="exact" w:after="120"/>
+      </w:pPr>
+      <w:r>
+        <w:rPr>
+          <w:rFonts w:ascii="宋体" w:hAnsi="宋体" w:eastAsia="宋体"/>
           <w:b w:val="0"/>
           <w:sz w:val="22"/>
         </w:rPr>
-        <w:t>1|# 关于广州圆医生物科技有限公司</w:t>
+        <w:t>日期：2026年7月</w:t>
       </w:r>
     </w:p>
     <w:p>
+      <w:pPr>
+        <w:spacing w:before="240" w:after="240"/>
+      </w:pPr>
       <w:r>
         <w:rPr>
-          <w:rFonts w:ascii="SimSun" w:hAnsi="SimSun" w:eastAsia="SimSun"/>
+          <w:color w:val="CCCCCC"/>
+          <w:sz w:val="16"/>
+        </w:rPr>
+        <w:t>────────────────────────────────────────────────────────────</w:t>
+      </w:r>
+    </w:p>
+    <w:p>
+      <w:pPr>
+        <w:pStyle w:val="Heading2"/>
+        <w:spacing w:before="360" w:after="160"/>
+      </w:pPr>
+      <w:r>
+        <w:rPr>
+          <w:rFonts w:ascii="微软雅黑" w:hAnsi="微软雅黑" w:eastAsia="微软雅黑"/>
+          <w:color w:val="1A477A"/>
+          <w:sz w:val="28"/>
+        </w:rPr>
+        <w:t>一、背景</w:t>
+      </w:r>
+    </w:p>
+    <w:p>
+      <w:pPr>
+        <w:spacing w:line="440" w:lineRule="exact" w:after="120"/>
+        <w:ind w:firstLine="420"/>
+      </w:pPr>
+      <w:r>
+        <w:rPr>
+          <w:rFonts w:ascii="宋体" w:hAnsi="宋体" w:eastAsia="宋体"/>
           <w:b w:val="0"/>
           <w:sz w:val="22"/>
         </w:rPr>
-        <w:t>2|# 生物反馈电刺激治疗仪（注册证号：粤械注准20222090876）</w:t>
+        <w:t>近期有患者对广州圆医生物科技有限公司（以下简称"我司"）生产的生物反馈电刺激治疗仪（注册证号：粤械注准20222090876）在医疗机构用于"子宫复旧"项目的合规性提出质疑，认为该产品注册证的适用范围未明确列明"子宫复旧"相关表述，进而主张属于"超范围使用"。</w:t>
       </w:r>
     </w:p>
     <w:p>
+      <w:pPr>
+        <w:spacing w:line="440" w:lineRule="exact" w:after="120"/>
+        <w:ind w:firstLine="420"/>
+      </w:pPr>
       <w:r>
         <w:rPr>
-          <w:rFonts w:ascii="SimSun" w:hAnsi="SimSun" w:eastAsia="SimSun"/>
+          <w:rFonts w:ascii="宋体" w:hAnsi="宋体" w:eastAsia="宋体"/>
           <w:b w:val="0"/>
           <w:sz w:val="22"/>
         </w:rPr>
-        <w:t>3|# 适用范围合规性的说明函</w:t>
+        <w:t>对此，我司从医疗器械注册法规、产品技术原理、临床实践及监管实践四个维度，就本产品用于子宫复旧治疗的合规性作出如下说明。</w:t>
       </w:r>
     </w:p>
     <w:p>
+      <w:pPr>
+        <w:spacing w:before="240" w:after="240"/>
+      </w:pPr>
       <w:r>
         <w:rPr>
-          <w:rFonts w:ascii="SimSun" w:hAnsi="SimSun" w:eastAsia="SimSun"/>
+          <w:color w:val="CCCCCC"/>
+          <w:sz w:val="16"/>
+        </w:rPr>
+        <w:t>────────────────────────────────────────────────────────────</w:t>
+      </w:r>
+    </w:p>
+    <w:p>
+      <w:pPr>
+        <w:pStyle w:val="Heading2"/>
+        <w:spacing w:before="360" w:after="160"/>
+      </w:pPr>
+      <w:r>
+        <w:rPr>
+          <w:rFonts w:ascii="微软雅黑" w:hAnsi="微软雅黑" w:eastAsia="微软雅黑"/>
+          <w:color w:val="1A477A"/>
+          <w:sz w:val="28"/>
+        </w:rPr>
+        <w:t>二、注册证适用范围的法律性质</w:t>
+      </w:r>
+    </w:p>
+    <w:p>
+      <w:pPr>
+        <w:pStyle w:val="Heading3"/>
+        <w:spacing w:before="360" w:after="160"/>
+      </w:pPr>
+      <w:r>
+        <w:rPr>
+          <w:rFonts w:ascii="微软雅黑" w:hAnsi="微软雅黑" w:eastAsia="微软雅黑"/>
+          <w:color w:val="2B579A"/>
+          <w:sz w:val="24"/>
+        </w:rPr>
+        <w:t>2.1 注册证适用范围的规范依据</w:t>
+      </w:r>
+    </w:p>
+    <w:p>
+      <w:pPr>
+        <w:spacing w:line="440" w:lineRule="exact" w:after="120"/>
+        <w:ind w:firstLine="420"/>
+      </w:pPr>
+      <w:r>
+        <w:rPr>
+          <w:rFonts w:ascii="宋体" w:hAnsi="宋体" w:eastAsia="宋体"/>
           <w:b w:val="0"/>
           <w:sz w:val="22"/>
         </w:rPr>
-        <w:t>4|</w:t>
+        <w:t>根据《医疗器械监督管理条例》（国务院令第739号，2021年修订）及《医疗器械注册与备案管理办法》（国家市场监督管理总局令第47号，2021年），医疗器械注册证中"适用范围/预期用途"的表述，是对产品预期临床用途的描述，其表述方式采取概括性描述与具体列举相结合的原则，实践中由注册申请人根据产品特性自行拟定，经审评机构审核确认。</w:t>
       </w:r>
     </w:p>
     <w:p>
+      <w:pPr>
+        <w:spacing w:line="440" w:lineRule="exact" w:after="120"/>
+        <w:ind w:firstLine="420"/>
+      </w:pPr>
       <w:r>
         <w:rPr>
-          <w:rFonts w:ascii="SimSun" w:hAnsi="SimSun" w:eastAsia="SimSun"/>
+          <w:rFonts w:ascii="宋体" w:hAnsi="宋体" w:eastAsia="宋体"/>
           <w:b w:val="0"/>
           <w:sz w:val="22"/>
         </w:rPr>
-        <w:t>5|---</w:t>
+        <w:t>现行法规并未要求注册证必须穷举所有可治疗的疾病名称或临床项目。国家药品监督管理局《医疗器械说明书和标签管理规定》（国家食品药品监督管理总局令第6号，2014年）亦未规定适用范围必须采用逐项列举的方式。</w:t>
       </w:r>
     </w:p>
     <w:p>
+      <w:pPr>
+        <w:pStyle w:val="Heading3"/>
+        <w:spacing w:before="360" w:after="160"/>
+      </w:pPr>
       <w:r>
         <w:rPr>
-          <w:rFonts w:ascii="SimSun" w:hAnsi="SimSun" w:eastAsia="SimSun"/>
+          <w:rFonts w:ascii="微软雅黑" w:hAnsi="微软雅黑" w:eastAsia="微软雅黑"/>
+          <w:color w:val="2B579A"/>
+          <w:sz w:val="24"/>
+        </w:rPr>
+        <w:t>2.2 概括式写法的合法性与普遍性</w:t>
+      </w:r>
+    </w:p>
+    <w:p>
+      <w:pPr>
+        <w:spacing w:line="440" w:lineRule="exact" w:after="120"/>
+        <w:ind w:firstLine="420"/>
+      </w:pPr>
+      <w:r>
+        <w:rPr>
+          <w:rFonts w:ascii="宋体" w:hAnsi="宋体" w:eastAsia="宋体"/>
           <w:b w:val="0"/>
           <w:sz w:val="22"/>
         </w:rPr>
-        <w:t>6|</w:t>
+        <w:t>在医疗器械注册实践中，适用范围存在两种常见表述方式：</w:t>
+      </w:r>
+    </w:p>
+    <w:tbl>
+      <w:tblPr>
+        <w:tblStyle w:val="TableGrid"/>
+        <w:tblW w:type="auto" w:w="0"/>
+        <w:jc w:val="center"/>
+        <w:tblLook w:firstColumn="1" w:firstRow="1" w:lastColumn="0" w:lastRow="0" w:noHBand="0" w:noVBand="1" w:val="04A0"/>
+      </w:tblPr>
+      <w:tblGrid>
+        <w:gridCol w:w="2340"/>
+        <w:gridCol w:w="2340"/>
+        <w:gridCol w:w="2340"/>
+        <w:gridCol w:w="2340"/>
+      </w:tblGrid>
+      <w:tr>
+        <w:tc>
+          <w:tcPr>
+            <w:tcW w:type="dxa" w:w="2340"/>
+            <w:shd w:fill="2B579A"/>
+          </w:tcPr>
+          <w:p>
+            <w:pPr>
+              <w:jc w:val="center"/>
+            </w:pPr>
+            <w:r/>
+            <w:r>
+              <w:rPr>
+                <w:rFonts w:ascii="微软雅黑" w:hAnsi="微软雅黑" w:eastAsia="微软雅黑"/>
+                <w:b/>
+                <w:color w:val="FFFFFF"/>
+                <w:sz w:val="20"/>
+              </w:rPr>
+              <w:t>写法类型</w:t>
+            </w:r>
+          </w:p>
+        </w:tc>
+        <w:tc>
+          <w:tcPr>
+            <w:tcW w:type="dxa" w:w="2340"/>
+            <w:shd w:fill="2B579A"/>
+          </w:tcPr>
+          <w:p>
+            <w:pPr>
+              <w:jc w:val="center"/>
+            </w:pPr>
+            <w:r/>
+            <w:r>
+              <w:rPr>
+                <w:rFonts w:ascii="微软雅黑" w:hAnsi="微软雅黑" w:eastAsia="微软雅黑"/>
+                <w:b/>
+                <w:color w:val="FFFFFF"/>
+                <w:sz w:val="20"/>
+              </w:rPr>
+              <w:t>定义</w:t>
+            </w:r>
+          </w:p>
+        </w:tc>
+        <w:tc>
+          <w:tcPr>
+            <w:tcW w:type="dxa" w:w="2340"/>
+            <w:shd w:fill="2B579A"/>
+          </w:tcPr>
+          <w:p>
+            <w:pPr>
+              <w:jc w:val="center"/>
+            </w:pPr>
+            <w:r/>
+            <w:r>
+              <w:rPr>
+                <w:rFonts w:ascii="微软雅黑" w:hAnsi="微软雅黑" w:eastAsia="微软雅黑"/>
+                <w:b/>
+                <w:color w:val="FFFFFF"/>
+                <w:sz w:val="20"/>
+              </w:rPr>
+              <w:t>示例</w:t>
+            </w:r>
+          </w:p>
+        </w:tc>
+        <w:tc>
+          <w:tcPr>
+            <w:tcW w:type="dxa" w:w="2340"/>
+            <w:shd w:fill="2B579A"/>
+          </w:tcPr>
+          <w:p>
+            <w:pPr>
+              <w:jc w:val="center"/>
+            </w:pPr>
+            <w:r/>
+            <w:r>
+              <w:rPr>
+                <w:rFonts w:ascii="微软雅黑" w:hAnsi="微软雅黑" w:eastAsia="微软雅黑"/>
+                <w:b/>
+                <w:color w:val="FFFFFF"/>
+                <w:sz w:val="20"/>
+              </w:rPr>
+              <w:t>适用场景</w:t>
+            </w:r>
+          </w:p>
+        </w:tc>
+      </w:tr>
+      <w:tr>
+        <w:tc>
+          <w:tcPr>
+            <w:tcW w:type="dxa" w:w="2340"/>
+          </w:tcPr>
+          <w:p>
+            <w:pPr>
+              <w:jc w:val="center"/>
+            </w:pPr>
+            <w:r/>
+            <w:r>
+              <w:rPr>
+                <w:rFonts w:ascii="宋体" w:hAnsi="宋体" w:eastAsia="宋体"/>
+                <w:sz w:val="19"/>
+              </w:rPr>
+              <w:t>概括式写法</w:t>
+            </w:r>
+          </w:p>
+        </w:tc>
+        <w:tc>
+          <w:tcPr>
+            <w:tcW w:type="dxa" w:w="2340"/>
+          </w:tcPr>
+          <w:p>
+            <w:pPr>
+              <w:jc w:val="center"/>
+            </w:pPr>
+            <w:r/>
+            <w:r>
+              <w:rPr>
+                <w:rFonts w:ascii="宋体" w:hAnsi="宋体" w:eastAsia="宋体"/>
+                <w:sz w:val="19"/>
+              </w:rPr>
+              <w:t>以产品作用机理和生理学效应为核心，使用涵盖性表述</w:t>
+            </w:r>
+          </w:p>
+        </w:tc>
+        <w:tc>
+          <w:tcPr>
+            <w:tcW w:type="dxa" w:w="2340"/>
+          </w:tcPr>
+          <w:p>
+            <w:pPr>
+              <w:jc w:val="center"/>
+            </w:pPr>
+            <w:r/>
+            <w:r>
+              <w:rPr>
+                <w:rFonts w:ascii="宋体" w:hAnsi="宋体" w:eastAsia="宋体"/>
+                <w:sz w:val="19"/>
+              </w:rPr>
+              <w:t>"对患者的肌肉施加电刺激来恢复患者的肌肉功能障碍"</w:t>
+            </w:r>
+          </w:p>
+        </w:tc>
+        <w:tc>
+          <w:tcPr>
+            <w:tcW w:type="dxa" w:w="2340"/>
+          </w:tcPr>
+          <w:p>
+            <w:pPr>
+              <w:jc w:val="left"/>
+            </w:pPr>
+            <w:r/>
+            <w:r>
+              <w:rPr>
+                <w:rFonts w:ascii="宋体" w:hAnsi="宋体" w:eastAsia="宋体"/>
+                <w:sz w:val="19"/>
+              </w:rPr>
+              <w:t>产品作用机制明确、治疗靶点宽泛的情形</w:t>
+            </w:r>
+          </w:p>
+        </w:tc>
+      </w:tr>
+      <w:tr>
+        <w:tc>
+          <w:tcPr>
+            <w:tcW w:type="dxa" w:w="2340"/>
+            <w:shd w:fill="F2F6FC"/>
+          </w:tcPr>
+          <w:p>
+            <w:pPr>
+              <w:jc w:val="center"/>
+            </w:pPr>
+            <w:r/>
+            <w:r>
+              <w:rPr>
+                <w:rFonts w:ascii="宋体" w:hAnsi="宋体" w:eastAsia="宋体"/>
+                <w:sz w:val="19"/>
+              </w:rPr>
+              <w:t>列举式写法</w:t>
+            </w:r>
+          </w:p>
+        </w:tc>
+        <w:tc>
+          <w:tcPr>
+            <w:tcW w:type="dxa" w:w="2340"/>
+            <w:shd w:fill="F2F6FC"/>
+          </w:tcPr>
+          <w:p>
+            <w:pPr>
+              <w:jc w:val="center"/>
+            </w:pPr>
+            <w:r/>
+            <w:r>
+              <w:rPr>
+                <w:rFonts w:ascii="宋体" w:hAnsi="宋体" w:eastAsia="宋体"/>
+                <w:sz w:val="19"/>
+              </w:rPr>
+              <w:t>逐项列明具体适应症</w:t>
+            </w:r>
+          </w:p>
+        </w:tc>
+        <w:tc>
+          <w:tcPr>
+            <w:tcW w:type="dxa" w:w="2340"/>
+            <w:shd w:fill="F2F6FC"/>
+          </w:tcPr>
+          <w:p>
+            <w:pPr>
+              <w:jc w:val="center"/>
+            </w:pPr>
+            <w:r/>
+            <w:r>
+              <w:rPr>
+                <w:rFonts w:ascii="宋体" w:hAnsi="宋体" w:eastAsia="宋体"/>
+                <w:sz w:val="19"/>
+              </w:rPr>
+              <w:t>"子宫脱垂、慢性盆腔疼痛、产后阴道复旧……"</w:t>
+            </w:r>
+          </w:p>
+        </w:tc>
+        <w:tc>
+          <w:tcPr>
+            <w:tcW w:type="dxa" w:w="2340"/>
+            <w:shd w:fill="F2F6FC"/>
+          </w:tcPr>
+          <w:p>
+            <w:pPr>
+              <w:jc w:val="left"/>
+            </w:pPr>
+            <w:r/>
+            <w:r>
+              <w:rPr>
+                <w:rFonts w:ascii="宋体" w:hAnsi="宋体" w:eastAsia="宋体"/>
+                <w:sz w:val="19"/>
+              </w:rPr>
+              <w:t>产品已就多个适应症分别完成临床评价的情形</w:t>
+            </w:r>
+          </w:p>
+        </w:tc>
+      </w:tr>
+    </w:tbl>
+    <w:p>
+      <w:pPr>
+        <w:spacing w:before="40"/>
+      </w:pPr>
+    </w:p>
+    <w:p>
+      <w:pPr>
+        <w:spacing w:line="440" w:lineRule="exact" w:after="120"/>
+        <w:ind w:firstLine="420"/>
+      </w:pPr>
+      <w:r>
+        <w:rPr>
+          <w:rFonts w:ascii="宋体" w:hAnsi="宋体" w:eastAsia="宋体"/>
+          <w:b/>
+          <w:sz w:val="22"/>
+        </w:rPr>
+        <w:t>两种写法均合法有效，不存在优劣之分，亦不意味着概括式写法的产品治疗能力小于列举式写法的产品。</w:t>
       </w:r>
     </w:p>
     <w:p>
+      <w:pPr>
+        <w:spacing w:line="440" w:lineRule="exact" w:after="120"/>
+        <w:ind w:left="567"/>
+      </w:pPr>
       <w:r>
         <w:rPr>
-          <w:rFonts w:ascii="SimSun" w:hAnsi="SimSun" w:eastAsia="SimSun"/>
+          <w:rFonts w:ascii="楷体" w:hAnsi="楷体" w:eastAsia="楷体"/>
+          <w:i/>
+          <w:color w:val="555555"/>
+          <w:sz w:val="20"/>
+        </w:rPr>
+        <w:t>核心原则：宽泛不等于不能治，详细不等于独家能治。</w:t>
+      </w:r>
+    </w:p>
+    <w:p>
+      <w:pPr>
+        <w:spacing w:before="240" w:after="240"/>
+      </w:pPr>
+      <w:r>
+        <w:rPr>
+          <w:color w:val="CCCCCC"/>
+          <w:sz w:val="16"/>
+        </w:rPr>
+        <w:t>────────────────────────────────────────────────────────────</w:t>
+      </w:r>
+    </w:p>
+    <w:p>
+      <w:pPr>
+        <w:pStyle w:val="Heading2"/>
+        <w:spacing w:before="360" w:after="160"/>
+      </w:pPr>
+      <w:r>
+        <w:rPr>
+          <w:rFonts w:ascii="微软雅黑" w:hAnsi="微软雅黑" w:eastAsia="微软雅黑"/>
+          <w:color w:val="1A477A"/>
+          <w:sz w:val="28"/>
+        </w:rPr>
+        <w:t>三、子宫复旧的生理学本质与产品适用范围的对应关系</w:t>
+      </w:r>
+    </w:p>
+    <w:p>
+      <w:pPr>
+        <w:pStyle w:val="Heading3"/>
+        <w:spacing w:before="360" w:after="160"/>
+      </w:pPr>
+      <w:r>
+        <w:rPr>
+          <w:rFonts w:ascii="微软雅黑" w:hAnsi="微软雅黑" w:eastAsia="微软雅黑"/>
+          <w:color w:val="2B579A"/>
+          <w:sz w:val="24"/>
+        </w:rPr>
+        <w:t>3.1 子宫复旧的生理学基础</w:t>
+      </w:r>
+    </w:p>
+    <w:p>
+      <w:pPr>
+        <w:spacing w:line="440" w:lineRule="exact" w:after="120"/>
+        <w:ind w:firstLine="420"/>
+      </w:pPr>
+      <w:r>
+        <w:rPr>
+          <w:rFonts w:ascii="宋体" w:hAnsi="宋体" w:eastAsia="宋体"/>
           <w:b w:val="0"/>
           <w:sz w:val="22"/>
         </w:rPr>
-        <w:t>7|## 一、背景</w:t>
+        <w:t>子宫复旧（Uterine Involution）是指分娩后或人工流产术后，子宫逐步恢复到未孕状态的过程。该过程的生理学本质是子宫平滑肌的节律性收缩，通过收缩关闭血窦、排出恶露、恢复子宫正常大小和形态。</w:t>
       </w:r>
     </w:p>
     <w:p>
+      <w:pPr>
+        <w:pStyle w:val="Heading3"/>
+        <w:spacing w:before="360" w:after="160"/>
+      </w:pPr>
       <w:r>
         <w:rPr>
-          <w:rFonts w:ascii="SimSun" w:hAnsi="SimSun" w:eastAsia="SimSun"/>
+          <w:rFonts w:ascii="微软雅黑" w:hAnsi="微软雅黑" w:eastAsia="微软雅黑"/>
+          <w:color w:val="2B579A"/>
+          <w:sz w:val="24"/>
+        </w:rPr>
+        <w:t>3.2 产品的治疗原理</w:t>
+      </w:r>
+    </w:p>
+    <w:p>
+      <w:pPr>
+        <w:spacing w:line="440" w:lineRule="exact" w:after="120"/>
+        <w:ind w:firstLine="420"/>
+      </w:pPr>
+      <w:r>
+        <w:rPr>
+          <w:rFonts w:ascii="宋体" w:hAnsi="宋体" w:eastAsia="宋体"/>
           <w:b w:val="0"/>
           <w:sz w:val="22"/>
         </w:rPr>
-        <w:t>8|</w:t>
+        <w:t>我司生物反馈电刺激治疗仪（粤械注准20222090876）的注册证适用范围明确载明：</w:t>
       </w:r>
     </w:p>
     <w:p>
+      <w:pPr>
+        <w:spacing w:line="440" w:lineRule="exact" w:after="120"/>
+        <w:ind w:left="567"/>
+      </w:pPr>
       <w:r>
         <w:rPr>
-          <w:rFonts w:ascii="SimSun" w:hAnsi="SimSun" w:eastAsia="SimSun"/>
+          <w:rFonts w:ascii="楷体" w:hAnsi="楷体" w:eastAsia="楷体"/>
+          <w:i/>
+          <w:color w:val="555555"/>
+          <w:sz w:val="20"/>
+        </w:rPr>
+        <w:t>"对患者的体表肌电信号进行采集、分析和反馈训练，可以对患者的肌肉施加电刺激来恢复患者的肌肉功能障碍。"</w:t>
+      </w:r>
+    </w:p>
+    <w:p>
+      <w:pPr>
+        <w:spacing w:line="440" w:lineRule="exact" w:after="120"/>
+        <w:ind w:firstLine="420"/>
+      </w:pPr>
+      <w:r>
+        <w:rPr>
+          <w:rFonts w:ascii="宋体" w:hAnsi="宋体" w:eastAsia="宋体"/>
           <w:b w:val="0"/>
           <w:sz w:val="22"/>
         </w:rPr>
-        <w:t>9|近期有患者对广州圆医生物科技有限公司（以下简称"我司"）生产的生物反馈电刺激治疗仪（注册证号：粤械注准20222090876）在医疗机构用于"子宫复旧"项目的合规性提出质疑，认为该产品注册证的适用范围未明确列明"子宫复旧"相关表述，进而主张属于"超范围使用"。</w:t>
+        <w:t>从解剖学和生理学角度：</w:t>
+      </w:r>
+    </w:p>
+    <w:tbl>
+      <w:tblPr>
+        <w:tblStyle w:val="TableGrid"/>
+        <w:tblW w:type="auto" w:w="0"/>
+        <w:jc w:val="center"/>
+        <w:tblLook w:firstColumn="1" w:firstRow="1" w:lastColumn="0" w:lastRow="0" w:noHBand="0" w:noVBand="1" w:val="04A0"/>
+      </w:tblPr>
+      <w:tblGrid>
+        <w:gridCol w:w="4680"/>
+        <w:gridCol w:w="4680"/>
+      </w:tblGrid>
+      <w:tr>
+        <w:tc>
+          <w:tcPr>
+            <w:tcW w:type="dxa" w:w="4680"/>
+            <w:shd w:fill="2B579A"/>
+          </w:tcPr>
+          <w:p>
+            <w:pPr>
+              <w:jc w:val="center"/>
+            </w:pPr>
+            <w:r/>
+            <w:r>
+              <w:rPr>
+                <w:rFonts w:ascii="微软雅黑" w:hAnsi="微软雅黑" w:eastAsia="微软雅黑"/>
+                <w:b/>
+                <w:color w:val="FFFFFF"/>
+                <w:sz w:val="20"/>
+              </w:rPr>
+              <w:t>维度</w:t>
+            </w:r>
+          </w:p>
+        </w:tc>
+        <w:tc>
+          <w:tcPr>
+            <w:tcW w:type="dxa" w:w="4680"/>
+            <w:shd w:fill="2B579A"/>
+          </w:tcPr>
+          <w:p>
+            <w:pPr>
+              <w:jc w:val="center"/>
+            </w:pPr>
+            <w:r/>
+            <w:r>
+              <w:rPr>
+                <w:rFonts w:ascii="微软雅黑" w:hAnsi="微软雅黑" w:eastAsia="微软雅黑"/>
+                <w:b/>
+                <w:color w:val="FFFFFF"/>
+                <w:sz w:val="20"/>
+              </w:rPr>
+              <w:t>说明</w:t>
+            </w:r>
+          </w:p>
+        </w:tc>
+      </w:tr>
+      <w:tr>
+        <w:tc>
+          <w:tcPr>
+            <w:tcW w:type="dxa" w:w="4680"/>
+          </w:tcPr>
+          <w:p>
+            <w:pPr>
+              <w:jc w:val="center"/>
+            </w:pPr>
+            <w:r/>
+            <w:r>
+              <w:rPr>
+                <w:rFonts w:ascii="宋体" w:hAnsi="宋体" w:eastAsia="宋体"/>
+                <w:sz w:val="19"/>
+              </w:rPr>
+              <w:t>解剖学</w:t>
+            </w:r>
+          </w:p>
+        </w:tc>
+        <w:tc>
+          <w:tcPr>
+            <w:tcW w:type="dxa" w:w="4680"/>
+          </w:tcPr>
+          <w:p>
+            <w:pPr>
+              <w:jc w:val="left"/>
+            </w:pPr>
+            <w:r/>
+            <w:r>
+              <w:rPr>
+                <w:rFonts w:ascii="宋体" w:hAnsi="宋体" w:eastAsia="宋体"/>
+                <w:sz w:val="19"/>
+              </w:rPr>
+              <w:t>子宫主要由平滑肌组织构成（子宫平滑肌）</w:t>
+            </w:r>
+          </w:p>
+        </w:tc>
+      </w:tr>
+      <w:tr>
+        <w:tc>
+          <w:tcPr>
+            <w:tcW w:type="dxa" w:w="4680"/>
+            <w:shd w:fill="F2F6FC"/>
+          </w:tcPr>
+          <w:p>
+            <w:pPr>
+              <w:jc w:val="center"/>
+            </w:pPr>
+            <w:r/>
+            <w:r>
+              <w:rPr>
+                <w:rFonts w:ascii="宋体" w:hAnsi="宋体" w:eastAsia="宋体"/>
+                <w:sz w:val="19"/>
+              </w:rPr>
+              <w:t>病理学</w:t>
+            </w:r>
+          </w:p>
+        </w:tc>
+        <w:tc>
+          <w:tcPr>
+            <w:tcW w:type="dxa" w:w="4680"/>
+            <w:shd w:fill="F2F6FC"/>
+          </w:tcPr>
+          <w:p>
+            <w:pPr>
+              <w:jc w:val="left"/>
+            </w:pPr>
+            <w:r/>
+            <w:r>
+              <w:rPr>
+                <w:rFonts w:ascii="宋体" w:hAnsi="宋体" w:eastAsia="宋体"/>
+                <w:sz w:val="19"/>
+              </w:rPr>
+              <w:t>子宫复旧不良的本质是子宫平滑肌收缩功能障碍</w:t>
+            </w:r>
+          </w:p>
+        </w:tc>
+      </w:tr>
+      <w:tr>
+        <w:tc>
+          <w:tcPr>
+            <w:tcW w:type="dxa" w:w="4680"/>
+          </w:tcPr>
+          <w:p>
+            <w:pPr>
+              <w:jc w:val="center"/>
+            </w:pPr>
+            <w:r/>
+            <w:r>
+              <w:rPr>
+                <w:rFonts w:ascii="宋体" w:hAnsi="宋体" w:eastAsia="宋体"/>
+                <w:sz w:val="19"/>
+              </w:rPr>
+              <w:t>治疗学</w:t>
+            </w:r>
+          </w:p>
+        </w:tc>
+        <w:tc>
+          <w:tcPr>
+            <w:tcW w:type="dxa" w:w="4680"/>
+          </w:tcPr>
+          <w:p>
+            <w:pPr>
+              <w:jc w:val="left"/>
+            </w:pPr>
+            <w:r/>
+            <w:r>
+              <w:rPr>
+                <w:rFonts w:ascii="宋体" w:hAnsi="宋体" w:eastAsia="宋体"/>
+                <w:sz w:val="19"/>
+              </w:rPr>
+              <w:t>电刺激通过特定频率和参数的电流作用于子宫平滑肌，促进其节律性收缩，加速复旧</w:t>
+            </w:r>
+          </w:p>
+        </w:tc>
+      </w:tr>
+      <w:tr>
+        <w:tc>
+          <w:tcPr>
+            <w:tcW w:type="dxa" w:w="4680"/>
+            <w:shd w:fill="F2F6FC"/>
+          </w:tcPr>
+          <w:p>
+            <w:pPr>
+              <w:jc w:val="center"/>
+            </w:pPr>
+            <w:r/>
+            <w:r>
+              <w:rPr>
+                <w:rFonts w:ascii="宋体" w:hAnsi="宋体" w:eastAsia="宋体"/>
+                <w:sz w:val="19"/>
+              </w:rPr>
+              <w:t>对应关系</w:t>
+            </w:r>
+          </w:p>
+        </w:tc>
+        <w:tc>
+          <w:tcPr>
+            <w:tcW w:type="dxa" w:w="4680"/>
+            <w:shd w:fill="F2F6FC"/>
+          </w:tcPr>
+          <w:p>
+            <w:pPr>
+              <w:jc w:val="left"/>
+            </w:pPr>
+            <w:r/>
+            <w:r>
+              <w:rPr>
+                <w:rFonts w:ascii="宋体" w:hAnsi="宋体" w:eastAsia="宋体"/>
+                <w:sz w:val="19"/>
+              </w:rPr>
+              <w:t>子宫复旧 = 恢复子宫平滑肌的收缩功能 → 属于"恢复患者的肌肉功能障碍"的范畴</w:t>
+            </w:r>
+          </w:p>
+        </w:tc>
+      </w:tr>
+    </w:tbl>
+    <w:p>
+      <w:pPr>
+        <w:spacing w:before="40"/>
+      </w:pPr>
+    </w:p>
+    <w:p>
+      <w:pPr>
+        <w:spacing w:line="440" w:lineRule="exact" w:after="120"/>
+        <w:ind w:firstLine="420"/>
+      </w:pPr>
+      <w:r>
+        <w:rPr>
+          <w:rFonts w:ascii="宋体" w:hAnsi="宋体" w:eastAsia="宋体"/>
+          <w:b/>
+          <w:sz w:val="22"/>
+        </w:rPr>
+        <w:t>因此，子宫复旧治疗完全涵盖在我司产品"对患者的肌肉施加电刺激来恢复患者的肌肉功能障碍"的适用范围之内。适用范围未单独列出"子宫复旧"字样，不构成超范围使用。</w:t>
       </w:r>
     </w:p>
     <w:p>
+      <w:pPr>
+        <w:pStyle w:val="Heading3"/>
+        <w:spacing w:before="360" w:after="160"/>
+      </w:pPr>
       <w:r>
         <w:rPr>
-          <w:rFonts w:ascii="SimSun" w:hAnsi="SimSun" w:eastAsia="SimSun"/>
+          <w:rFonts w:ascii="微软雅黑" w:hAnsi="微软雅黑" w:eastAsia="微软雅黑"/>
+          <w:color w:val="2B579A"/>
+          <w:sz w:val="24"/>
+        </w:rPr>
+        <w:t>3.3 同类产品对照：圆医 vs Neo</w:t>
+      </w:r>
+    </w:p>
+    <w:tbl>
+      <w:tblPr>
+        <w:tblStyle w:val="TableGrid"/>
+        <w:tblW w:type="auto" w:w="0"/>
+        <w:jc w:val="center"/>
+        <w:tblLook w:firstColumn="1" w:firstRow="1" w:lastColumn="0" w:lastRow="0" w:noHBand="0" w:noVBand="1" w:val="04A0"/>
+      </w:tblPr>
+      <w:tblGrid>
+        <w:gridCol w:w="3120"/>
+        <w:gridCol w:w="3120"/>
+        <w:gridCol w:w="3120"/>
+      </w:tblGrid>
+      <w:tr>
+        <w:tc>
+          <w:tcPr>
+            <w:tcW w:type="dxa" w:w="3120"/>
+            <w:shd w:fill="2B579A"/>
+          </w:tcPr>
+          <w:p>
+            <w:pPr>
+              <w:jc w:val="center"/>
+            </w:pPr>
+            <w:r/>
+            <w:r>
+              <w:rPr>
+                <w:rFonts w:ascii="微软雅黑" w:hAnsi="微软雅黑" w:eastAsia="微软雅黑"/>
+                <w:b/>
+                <w:color w:val="FFFFFF"/>
+                <w:sz w:val="20"/>
+              </w:rPr>
+              <w:t>对比项</w:t>
+            </w:r>
+          </w:p>
+        </w:tc>
+        <w:tc>
+          <w:tcPr>
+            <w:tcW w:type="dxa" w:w="3120"/>
+            <w:shd w:fill="2B579A"/>
+          </w:tcPr>
+          <w:p>
+            <w:pPr>
+              <w:jc w:val="center"/>
+            </w:pPr>
+            <w:r/>
+            <w:r>
+              <w:rPr>
+                <w:rFonts w:ascii="微软雅黑" w:hAnsi="微软雅黑" w:eastAsia="微软雅黑"/>
+                <w:b/>
+                <w:color w:val="FFFFFF"/>
+                <w:sz w:val="20"/>
+              </w:rPr>
+              <w:t>圆医生物反馈电刺激治疗仪</w:t>
+            </w:r>
+          </w:p>
+        </w:tc>
+        <w:tc>
+          <w:tcPr>
+            <w:tcW w:type="dxa" w:w="3120"/>
+            <w:shd w:fill="2B579A"/>
+          </w:tcPr>
+          <w:p>
+            <w:pPr>
+              <w:jc w:val="center"/>
+            </w:pPr>
+            <w:r/>
+            <w:r>
+              <w:rPr>
+                <w:rFonts w:ascii="微软雅黑" w:hAnsi="微软雅黑" w:eastAsia="微软雅黑"/>
+                <w:b/>
+                <w:color w:val="FFFFFF"/>
+                <w:sz w:val="20"/>
+              </w:rPr>
+              <w:t>Neo生物刺激反馈仪（伟思医疗）</w:t>
+            </w:r>
+          </w:p>
+        </w:tc>
+      </w:tr>
+      <w:tr>
+        <w:tc>
+          <w:tcPr>
+            <w:tcW w:type="dxa" w:w="3120"/>
+          </w:tcPr>
+          <w:p>
+            <w:pPr>
+              <w:jc w:val="center"/>
+            </w:pPr>
+            <w:r/>
+            <w:r>
+              <w:rPr>
+                <w:rFonts w:ascii="宋体" w:hAnsi="宋体" w:eastAsia="宋体"/>
+                <w:sz w:val="19"/>
+              </w:rPr>
+              <w:t>注册证编号</w:t>
+            </w:r>
+          </w:p>
+        </w:tc>
+        <w:tc>
+          <w:tcPr>
+            <w:tcW w:type="dxa" w:w="3120"/>
+          </w:tcPr>
+          <w:p>
+            <w:pPr>
+              <w:jc w:val="center"/>
+            </w:pPr>
+            <w:r/>
+            <w:r>
+              <w:rPr>
+                <w:rFonts w:ascii="宋体" w:hAnsi="宋体" w:eastAsia="宋体"/>
+                <w:sz w:val="19"/>
+              </w:rPr>
+              <w:t>粤械注准20222090876</w:t>
+            </w:r>
+          </w:p>
+        </w:tc>
+        <w:tc>
+          <w:tcPr>
+            <w:tcW w:type="dxa" w:w="3120"/>
+          </w:tcPr>
+          <w:p>
+            <w:pPr>
+              <w:jc w:val="left"/>
+            </w:pPr>
+            <w:r/>
+            <w:r>
+              <w:rPr>
+                <w:rFonts w:ascii="宋体" w:hAnsi="宋体" w:eastAsia="宋体"/>
+                <w:sz w:val="19"/>
+              </w:rPr>
+              <w:t>苏械注准20242092160</w:t>
+            </w:r>
+          </w:p>
+        </w:tc>
+      </w:tr>
+      <w:tr>
+        <w:tc>
+          <w:tcPr>
+            <w:tcW w:type="dxa" w:w="3120"/>
+            <w:shd w:fill="F2F6FC"/>
+          </w:tcPr>
+          <w:p>
+            <w:pPr>
+              <w:jc w:val="center"/>
+            </w:pPr>
+            <w:r/>
+            <w:r>
+              <w:rPr>
+                <w:rFonts w:ascii="宋体" w:hAnsi="宋体" w:eastAsia="宋体"/>
+                <w:sz w:val="19"/>
+              </w:rPr>
+              <w:t>注册年份</w:t>
+            </w:r>
+          </w:p>
+        </w:tc>
+        <w:tc>
+          <w:tcPr>
+            <w:tcW w:type="dxa" w:w="3120"/>
+            <w:shd w:fill="F2F6FC"/>
+          </w:tcPr>
+          <w:p>
+            <w:pPr>
+              <w:jc w:val="center"/>
+            </w:pPr>
+            <w:r/>
+            <w:r>
+              <w:rPr>
+                <w:rFonts w:ascii="宋体" w:hAnsi="宋体" w:eastAsia="宋体"/>
+                <w:sz w:val="19"/>
+              </w:rPr>
+              <w:t>2022年</w:t>
+            </w:r>
+          </w:p>
+        </w:tc>
+        <w:tc>
+          <w:tcPr>
+            <w:tcW w:type="dxa" w:w="3120"/>
+            <w:shd w:fill="F2F6FC"/>
+          </w:tcPr>
+          <w:p>
+            <w:pPr>
+              <w:jc w:val="left"/>
+            </w:pPr>
+            <w:r/>
+            <w:r>
+              <w:rPr>
+                <w:rFonts w:ascii="宋体" w:hAnsi="宋体" w:eastAsia="宋体"/>
+                <w:sz w:val="19"/>
+              </w:rPr>
+              <w:t>2024年</w:t>
+            </w:r>
+          </w:p>
+        </w:tc>
+      </w:tr>
+      <w:tr>
+        <w:tc>
+          <w:tcPr>
+            <w:tcW w:type="dxa" w:w="3120"/>
+          </w:tcPr>
+          <w:p>
+            <w:pPr>
+              <w:jc w:val="center"/>
+            </w:pPr>
+            <w:r/>
+            <w:r>
+              <w:rPr>
+                <w:rFonts w:ascii="宋体" w:hAnsi="宋体" w:eastAsia="宋体"/>
+                <w:sz w:val="19"/>
+              </w:rPr>
+              <w:t>审批机关</w:t>
+            </w:r>
+          </w:p>
+        </w:tc>
+        <w:tc>
+          <w:tcPr>
+            <w:tcW w:type="dxa" w:w="3120"/>
+          </w:tcPr>
+          <w:p>
+            <w:pPr>
+              <w:jc w:val="center"/>
+            </w:pPr>
+            <w:r/>
+            <w:r>
+              <w:rPr>
+                <w:rFonts w:ascii="宋体" w:hAnsi="宋体" w:eastAsia="宋体"/>
+                <w:sz w:val="19"/>
+              </w:rPr>
+              <w:t>广东省药品监督管理局</w:t>
+            </w:r>
+          </w:p>
+        </w:tc>
+        <w:tc>
+          <w:tcPr>
+            <w:tcW w:type="dxa" w:w="3120"/>
+          </w:tcPr>
+          <w:p>
+            <w:pPr>
+              <w:jc w:val="left"/>
+            </w:pPr>
+            <w:r/>
+            <w:r>
+              <w:rPr>
+                <w:rFonts w:ascii="宋体" w:hAnsi="宋体" w:eastAsia="宋体"/>
+                <w:sz w:val="19"/>
+              </w:rPr>
+              <w:t>江苏省药品监督管理局</w:t>
+            </w:r>
+          </w:p>
+        </w:tc>
+      </w:tr>
+      <w:tr>
+        <w:tc>
+          <w:tcPr>
+            <w:tcW w:type="dxa" w:w="3120"/>
+            <w:shd w:fill="F2F6FC"/>
+          </w:tcPr>
+          <w:p>
+            <w:pPr>
+              <w:jc w:val="center"/>
+            </w:pPr>
+            <w:r/>
+            <w:r>
+              <w:rPr>
+                <w:rFonts w:ascii="宋体" w:hAnsi="宋体" w:eastAsia="宋体"/>
+                <w:sz w:val="19"/>
+              </w:rPr>
+              <w:t>表述方式</w:t>
+            </w:r>
+          </w:p>
+        </w:tc>
+        <w:tc>
+          <w:tcPr>
+            <w:tcW w:type="dxa" w:w="3120"/>
+            <w:shd w:fill="F2F6FC"/>
+          </w:tcPr>
+          <w:p>
+            <w:pPr>
+              <w:jc w:val="center"/>
+            </w:pPr>
+            <w:r/>
+            <w:r>
+              <w:rPr>
+                <w:rFonts w:ascii="宋体" w:hAnsi="宋体" w:eastAsia="宋体"/>
+                <w:sz w:val="19"/>
+              </w:rPr>
+              <w:t>概括式（肌肉功能障碍）</w:t>
+            </w:r>
+          </w:p>
+        </w:tc>
+        <w:tc>
+          <w:tcPr>
+            <w:tcW w:type="dxa" w:w="3120"/>
+            <w:shd w:fill="F2F6FC"/>
+          </w:tcPr>
+          <w:p>
+            <w:pPr>
+              <w:jc w:val="left"/>
+            </w:pPr>
+            <w:r/>
+            <w:r>
+              <w:rPr>
+                <w:rFonts w:ascii="宋体" w:hAnsi="宋体" w:eastAsia="宋体"/>
+                <w:sz w:val="19"/>
+              </w:rPr>
+              <w:t>列举式（具体适应症列表）</w:t>
+            </w:r>
+          </w:p>
+        </w:tc>
+      </w:tr>
+      <w:tr>
+        <w:tc>
+          <w:tcPr>
+            <w:tcW w:type="dxa" w:w="3120"/>
+          </w:tcPr>
+          <w:p>
+            <w:pPr>
+              <w:jc w:val="center"/>
+            </w:pPr>
+            <w:r/>
+            <w:r>
+              <w:rPr>
+                <w:rFonts w:ascii="宋体" w:hAnsi="宋体" w:eastAsia="宋体"/>
+                <w:sz w:val="19"/>
+              </w:rPr>
+              <w:t>治疗原理</w:t>
+            </w:r>
+          </w:p>
+        </w:tc>
+        <w:tc>
+          <w:tcPr>
+            <w:tcW w:type="dxa" w:w="3120"/>
+          </w:tcPr>
+          <w:p>
+            <w:pPr>
+              <w:jc w:val="center"/>
+            </w:pPr>
+            <w:r/>
+            <w:r>
+              <w:rPr>
+                <w:rFonts w:ascii="宋体" w:hAnsi="宋体" w:eastAsia="宋体"/>
+                <w:sz w:val="19"/>
+              </w:rPr>
+              <w:t>电刺激肌肉 → 恢复肌肉功能</w:t>
+            </w:r>
+          </w:p>
+        </w:tc>
+        <w:tc>
+          <w:tcPr>
+            <w:tcW w:type="dxa" w:w="3120"/>
+          </w:tcPr>
+          <w:p>
+            <w:pPr>
+              <w:jc w:val="left"/>
+            </w:pPr>
+            <w:r/>
+            <w:r>
+              <w:rPr>
+                <w:rFonts w:ascii="宋体" w:hAnsi="宋体" w:eastAsia="宋体"/>
+                <w:sz w:val="19"/>
+              </w:rPr>
+              <w:t>电刺激肌肉 → 恢复肌肉功能</w:t>
+            </w:r>
+          </w:p>
+        </w:tc>
+      </w:tr>
+      <w:tr>
+        <w:tc>
+          <w:tcPr>
+            <w:tcW w:type="dxa" w:w="3120"/>
+            <w:shd w:fill="F2F6FC"/>
+          </w:tcPr>
+          <w:p>
+            <w:pPr>
+              <w:jc w:val="center"/>
+            </w:pPr>
+            <w:r/>
+            <w:r>
+              <w:rPr>
+                <w:rFonts w:ascii="宋体" w:hAnsi="宋体" w:eastAsia="宋体"/>
+                <w:sz w:val="19"/>
+              </w:rPr>
+              <w:t>可用于子宫复旧</w:t>
+            </w:r>
+          </w:p>
+        </w:tc>
+        <w:tc>
+          <w:tcPr>
+            <w:tcW w:type="dxa" w:w="3120"/>
+            <w:shd w:fill="F2F6FC"/>
+          </w:tcPr>
+          <w:p>
+            <w:pPr>
+              <w:jc w:val="center"/>
+            </w:pPr>
+            <w:r/>
+            <w:r>
+              <w:rPr>
+                <w:rFonts w:ascii="宋体" w:hAnsi="宋体" w:eastAsia="宋体"/>
+                <w:sz w:val="19"/>
+              </w:rPr>
+              <w:t>✅ 是</w:t>
+            </w:r>
+          </w:p>
+        </w:tc>
+        <w:tc>
+          <w:tcPr>
+            <w:tcW w:type="dxa" w:w="3120"/>
+            <w:shd w:fill="F2F6FC"/>
+          </w:tcPr>
+          <w:p>
+            <w:pPr>
+              <w:jc w:val="left"/>
+            </w:pPr>
+            <w:r/>
+            <w:r>
+              <w:rPr>
+                <w:rFonts w:ascii="宋体" w:hAnsi="宋体" w:eastAsia="宋体"/>
+                <w:sz w:val="19"/>
+              </w:rPr>
+              <w:t>✅ 是（明确列出"促进产后阴道复旧"）</w:t>
+            </w:r>
+          </w:p>
+        </w:tc>
+      </w:tr>
+    </w:tbl>
+    <w:p>
+      <w:pPr>
+        <w:spacing w:before="40"/>
+      </w:pPr>
+    </w:p>
+    <w:p>
+      <w:pPr>
+        <w:spacing w:line="440" w:lineRule="exact" w:after="120"/>
+        <w:ind w:firstLine="420"/>
+      </w:pPr>
+      <w:r>
+        <w:rPr>
+          <w:rFonts w:ascii="宋体" w:hAnsi="宋体" w:eastAsia="宋体"/>
+          <w:b/>
+          <w:sz w:val="22"/>
+        </w:rPr>
+        <w:t>关键分析：</w:t>
+      </w:r>
+    </w:p>
+    <w:p>
+      <w:pPr>
+        <w:spacing w:line="440" w:lineRule="exact" w:after="60"/>
+        <w:ind w:left="567" w:hanging="283"/>
+      </w:pPr>
+      <w:r>
+        <w:rPr>
+          <w:rFonts w:ascii="宋体" w:hAnsi="宋体" w:eastAsia="宋体"/>
+          <w:sz w:val="21"/>
+        </w:rPr>
+        <w:t xml:space="preserve">  ●  表述差异不等于治疗能力差异。两产品均通过电刺激作用于盆底及盆腔肌肉组织实现治疗效果，核心治疗机理一致</w:t>
+      </w:r>
+    </w:p>
+    <w:p>
+      <w:pPr>
+        <w:spacing w:line="440" w:lineRule="exact" w:after="60"/>
+        <w:ind w:left="567" w:hanging="283"/>
+      </w:pPr>
+      <w:r>
+        <w:rPr>
+          <w:rFonts w:ascii="宋体" w:hAnsi="宋体" w:eastAsia="宋体"/>
+          <w:sz w:val="21"/>
+        </w:rPr>
+        <w:t xml:space="preserve">  ●  注册年份、审评机构不同，表述方式不同是注册申报策略差异所致，与产品实际治疗能力无关</w:t>
+      </w:r>
+    </w:p>
+    <w:p>
+      <w:pPr>
+        <w:spacing w:line="440" w:lineRule="exact" w:after="60"/>
+        <w:ind w:left="567" w:hanging="283"/>
+      </w:pPr>
+      <w:r>
+        <w:rPr>
+          <w:rFonts w:ascii="宋体" w:hAnsi="宋体" w:eastAsia="宋体"/>
+          <w:sz w:val="21"/>
+        </w:rPr>
+        <w:t xml:space="preserve">  ●  伟思产品适用范围写得详细，但其治疗的作用机制与我司产品并无本质区别</w:t>
+      </w:r>
+    </w:p>
+    <w:p>
+      <w:pPr>
+        <w:spacing w:before="240" w:after="240"/>
+      </w:pPr>
+      <w:r>
+        <w:rPr>
+          <w:color w:val="CCCCCC"/>
+          <w:sz w:val="16"/>
+        </w:rPr>
+        <w:t>────────────────────────────────────────────────────────────</w:t>
+      </w:r>
+    </w:p>
+    <w:p>
+      <w:pPr>
+        <w:pStyle w:val="Heading2"/>
+        <w:spacing w:before="360" w:after="160"/>
+      </w:pPr>
+      <w:r>
+        <w:rPr>
+          <w:rFonts w:ascii="微软雅黑" w:hAnsi="微软雅黑" w:eastAsia="微软雅黑"/>
+          <w:color w:val="1A477A"/>
+          <w:sz w:val="28"/>
+        </w:rPr>
+        <w:t>四、临床应用的合规性依据</w:t>
+      </w:r>
+    </w:p>
+    <w:p>
+      <w:pPr>
+        <w:pStyle w:val="Heading3"/>
+        <w:spacing w:before="360" w:after="160"/>
+      </w:pPr>
+      <w:r>
+        <w:rPr>
+          <w:rFonts w:ascii="微软雅黑" w:hAnsi="微软雅黑" w:eastAsia="微软雅黑"/>
+          <w:color w:val="2B579A"/>
+          <w:sz w:val="24"/>
+        </w:rPr>
+        <w:t>4.1 医疗机构诊疗项目自主权</w:t>
+      </w:r>
+    </w:p>
+    <w:p>
+      <w:pPr>
+        <w:spacing w:line="440" w:lineRule="exact" w:after="120"/>
+        <w:ind w:firstLine="420"/>
+      </w:pPr>
+      <w:r>
+        <w:rPr>
+          <w:rFonts w:ascii="宋体" w:hAnsi="宋体" w:eastAsia="宋体"/>
           <w:b w:val="0"/>
           <w:sz w:val="22"/>
         </w:rPr>
-        <w:t>10|</w:t>
+        <w:t>根据《医疗机构管理条例》及《医疗技术临床应用管理办法》，医疗机构在获得患者知情同意的前提下，有权根据临床诊疗规范和患者病情需要，在注册证适用范围内选择合适的治疗方式。只要治疗项目所针对的病理状态属于产品适用范围涵盖的范畴，即不构成超范围使用。</w:t>
       </w:r>
     </w:p>
     <w:p>
+      <w:pPr>
+        <w:pStyle w:val="Heading3"/>
+        <w:spacing w:before="360" w:after="160"/>
+      </w:pPr>
       <w:r>
         <w:rPr>
-          <w:rFonts w:ascii="SimSun" w:hAnsi="SimSun" w:eastAsia="SimSun"/>
+          <w:rFonts w:ascii="微软雅黑" w:hAnsi="微软雅黑" w:eastAsia="微软雅黑"/>
+          <w:color w:val="2B579A"/>
+          <w:sz w:val="24"/>
+        </w:rPr>
+        <w:t>4.2 诊疗项目与注册证适用范围的逻辑关系</w:t>
+      </w:r>
+    </w:p>
+    <w:p>
+      <w:pPr>
+        <w:spacing w:line="440" w:lineRule="exact" w:after="120"/>
+        <w:ind w:firstLine="420"/>
+      </w:pPr>
+      <w:r>
+        <w:rPr>
+          <w:rFonts w:ascii="宋体" w:hAnsi="宋体" w:eastAsia="宋体"/>
           <w:b w:val="0"/>
           <w:sz w:val="22"/>
         </w:rPr>
-        <w:t>11|对此，我司从医疗器械注册法规、产品技术原理、临床实践及监管实践四个维度，就本产品用于子宫复旧治疗的合规性作出如下说明。</w:t>
+        <w:t>"子宫复旧"是临床诊疗项目名称，而非医疗器械的独立注册单元。医疗器械注册证的适用范围是对产品的生理学/病理学作用范畴的描述，而非对特定诊疗项目名称的映射。要求注册证逐一对应所有临床诊疗项目名称，既不符合监管实践，也不具备可操作性。</w:t>
       </w:r>
     </w:p>
     <w:p>
+      <w:pPr>
+        <w:pStyle w:val="Heading3"/>
+        <w:spacing w:before="360" w:after="160"/>
+      </w:pPr>
       <w:r>
         <w:rPr>
-          <w:rFonts w:ascii="SimSun" w:hAnsi="SimSun" w:eastAsia="SimSun"/>
+          <w:rFonts w:ascii="微软雅黑" w:hAnsi="微软雅黑" w:eastAsia="微软雅黑"/>
+          <w:color w:val="2B579A"/>
+          <w:sz w:val="24"/>
+        </w:rPr>
+        <w:t>4.3 收费标准的合规性</w:t>
+      </w:r>
+    </w:p>
+    <w:p>
+      <w:pPr>
+        <w:spacing w:line="440" w:lineRule="exact" w:after="120"/>
+        <w:ind w:firstLine="420"/>
+      </w:pPr>
+      <w:r>
+        <w:rPr>
+          <w:rFonts w:ascii="宋体" w:hAnsi="宋体" w:eastAsia="宋体"/>
           <w:b w:val="0"/>
           <w:sz w:val="22"/>
         </w:rPr>
-        <w:t>12|</w:t>
+        <w:t>医疗机构使用本产品开展子宫复旧治疗，其收费标准经当地医疗保障部门或卫生健康行政部门核准，与注册证适用范围之间不存在冲突。产品的适用范围并不构成收费项目合法性的前提条件。</w:t>
       </w:r>
     </w:p>
     <w:p>
+      <w:pPr>
+        <w:pStyle w:val="Heading3"/>
+        <w:spacing w:before="360" w:after="160"/>
+      </w:pPr>
       <w:r>
         <w:rPr>
-          <w:rFonts w:ascii="SimSun" w:hAnsi="SimSun" w:eastAsia="SimSun"/>
-          <w:b w:val="0"/>
-          <w:sz w:val="22"/>
+          <w:rFonts w:ascii="微软雅黑" w:hAnsi="微软雅黑" w:eastAsia="微软雅黑"/>
+          <w:color w:val="2B579A"/>
+          <w:sz w:val="24"/>
         </w:rPr>
-        <w:t>13|---</w:t>
+        <w:t>4.4 结论小结</w:t>
+      </w:r>
+    </w:p>
+    <w:tbl>
+      <w:tblPr>
+        <w:tblStyle w:val="TableGrid"/>
+        <w:tblW w:type="auto" w:w="0"/>
+        <w:jc w:val="center"/>
+        <w:tblLook w:firstColumn="1" w:firstRow="1" w:lastColumn="0" w:lastRow="0" w:noHBand="0" w:noVBand="1" w:val="04A0"/>
+      </w:tblPr>
+      <w:tblGrid>
+        <w:gridCol w:w="4680"/>
+        <w:gridCol w:w="4680"/>
+      </w:tblGrid>
+      <w:tr>
+        <w:tc>
+          <w:tcPr>
+            <w:tcW w:type="dxa" w:w="4680"/>
+            <w:shd w:fill="2B579A"/>
+          </w:tcPr>
+          <w:p>
+            <w:pPr>
+              <w:jc w:val="center"/>
+            </w:pPr>
+            <w:r/>
+            <w:r>
+              <w:rPr>
+                <w:rFonts w:ascii="微软雅黑" w:hAnsi="微软雅黑" w:eastAsia="微软雅黑"/>
+                <w:b/>
+                <w:color w:val="FFFFFF"/>
+                <w:sz w:val="20"/>
+              </w:rPr>
+              <w:t>维度</w:t>
+            </w:r>
+          </w:p>
+        </w:tc>
+        <w:tc>
+          <w:tcPr>
+            <w:tcW w:type="dxa" w:w="4680"/>
+            <w:shd w:fill="2B579A"/>
+          </w:tcPr>
+          <w:p>
+            <w:pPr>
+              <w:jc w:val="center"/>
+            </w:pPr>
+            <w:r/>
+            <w:r>
+              <w:rPr>
+                <w:rFonts w:ascii="微软雅黑" w:hAnsi="微软雅黑" w:eastAsia="微软雅黑"/>
+                <w:b/>
+                <w:color w:val="FFFFFF"/>
+                <w:sz w:val="20"/>
+              </w:rPr>
+              <w:t>结论</w:t>
+            </w:r>
+          </w:p>
+        </w:tc>
+      </w:tr>
+      <w:tr>
+        <w:tc>
+          <w:tcPr>
+            <w:tcW w:type="dxa" w:w="4680"/>
+          </w:tcPr>
+          <w:p>
+            <w:pPr>
+              <w:jc w:val="center"/>
+            </w:pPr>
+            <w:r/>
+            <w:r>
+              <w:rPr>
+                <w:rFonts w:ascii="宋体" w:hAnsi="宋体" w:eastAsia="宋体"/>
+                <w:sz w:val="19"/>
+              </w:rPr>
+              <w:t>注册证本身</w:t>
+            </w:r>
+          </w:p>
+        </w:tc>
+        <w:tc>
+          <w:tcPr>
+            <w:tcW w:type="dxa" w:w="4680"/>
+          </w:tcPr>
+          <w:p>
+            <w:pPr>
+              <w:jc w:val="left"/>
+            </w:pPr>
+            <w:r/>
+            <w:r>
+              <w:rPr>
+                <w:rFonts w:ascii="宋体" w:hAnsi="宋体" w:eastAsia="宋体"/>
+                <w:sz w:val="19"/>
+              </w:rPr>
+              <w:t>✅ 合法有效，国家药监局审批的二类医疗器械</w:t>
+            </w:r>
+          </w:p>
+        </w:tc>
+      </w:tr>
+      <w:tr>
+        <w:tc>
+          <w:tcPr>
+            <w:tcW w:type="dxa" w:w="4680"/>
+            <w:shd w:fill="F2F6FC"/>
+          </w:tcPr>
+          <w:p>
+            <w:pPr>
+              <w:jc w:val="center"/>
+            </w:pPr>
+            <w:r/>
+            <w:r>
+              <w:rPr>
+                <w:rFonts w:ascii="宋体" w:hAnsi="宋体" w:eastAsia="宋体"/>
+                <w:sz w:val="19"/>
+              </w:rPr>
+              <w:t>产品机理</w:t>
+            </w:r>
+          </w:p>
+        </w:tc>
+        <w:tc>
+          <w:tcPr>
+            <w:tcW w:type="dxa" w:w="4680"/>
+            <w:shd w:fill="F2F6FC"/>
+          </w:tcPr>
+          <w:p>
+            <w:pPr>
+              <w:jc w:val="left"/>
+            </w:pPr>
+            <w:r/>
+            <w:r>
+              <w:rPr>
+                <w:rFonts w:ascii="宋体" w:hAnsi="宋体" w:eastAsia="宋体"/>
+                <w:sz w:val="19"/>
+              </w:rPr>
+              <w:t>✅ 子宫平滑肌属于"肌肉"→子宫复旧属于"恢复肌肉功能障碍"</w:t>
+            </w:r>
+          </w:p>
+        </w:tc>
+      </w:tr>
+      <w:tr>
+        <w:tc>
+          <w:tcPr>
+            <w:tcW w:type="dxa" w:w="4680"/>
+          </w:tcPr>
+          <w:p>
+            <w:pPr>
+              <w:jc w:val="center"/>
+            </w:pPr>
+            <w:r/>
+            <w:r>
+              <w:rPr>
+                <w:rFonts w:ascii="宋体" w:hAnsi="宋体" w:eastAsia="宋体"/>
+                <w:sz w:val="19"/>
+              </w:rPr>
+              <w:t>诊疗自主权</w:t>
+            </w:r>
+          </w:p>
+        </w:tc>
+        <w:tc>
+          <w:tcPr>
+            <w:tcW w:type="dxa" w:w="4680"/>
+          </w:tcPr>
+          <w:p>
+            <w:pPr>
+              <w:jc w:val="left"/>
+            </w:pPr>
+            <w:r/>
+            <w:r>
+              <w:rPr>
+                <w:rFonts w:ascii="宋体" w:hAnsi="宋体" w:eastAsia="宋体"/>
+                <w:sz w:val="19"/>
+              </w:rPr>
+              <w:t>✅ 医疗机构有权在适用范围内选择治疗项目</w:t>
+            </w:r>
+          </w:p>
+        </w:tc>
+      </w:tr>
+      <w:tr>
+        <w:tc>
+          <w:tcPr>
+            <w:tcW w:type="dxa" w:w="4680"/>
+            <w:shd w:fill="F2F6FC"/>
+          </w:tcPr>
+          <w:p>
+            <w:pPr>
+              <w:jc w:val="center"/>
+            </w:pPr>
+            <w:r/>
+            <w:r>
+              <w:rPr>
+                <w:rFonts w:ascii="宋体" w:hAnsi="宋体" w:eastAsia="宋体"/>
+                <w:sz w:val="19"/>
+              </w:rPr>
+              <w:t>收费合规性</w:t>
+            </w:r>
+          </w:p>
+        </w:tc>
+        <w:tc>
+          <w:tcPr>
+            <w:tcW w:type="dxa" w:w="4680"/>
+            <w:shd w:fill="F2F6FC"/>
+          </w:tcPr>
+          <w:p>
+            <w:pPr>
+              <w:jc w:val="left"/>
+            </w:pPr>
+            <w:r/>
+            <w:r>
+              <w:rPr>
+                <w:rFonts w:ascii="宋体" w:hAnsi="宋体" w:eastAsia="宋体"/>
+                <w:sz w:val="19"/>
+              </w:rPr>
+              <w:t>✅ 收费标准经主管部门核准，与注册证不冲突</w:t>
+            </w:r>
+          </w:p>
+        </w:tc>
+      </w:tr>
+      <w:tr>
+        <w:tc>
+          <w:tcPr>
+            <w:tcW w:type="dxa" w:w="4680"/>
+          </w:tcPr>
+          <w:p>
+            <w:pPr>
+              <w:jc w:val="center"/>
+            </w:pPr>
+            <w:r/>
+            <w:r>
+              <w:rPr>
+                <w:rFonts w:ascii="宋体" w:hAnsi="宋体" w:eastAsia="宋体"/>
+                <w:sz w:val="19"/>
+              </w:rPr>
+              <w:t>同类产品对比</w:t>
+            </w:r>
+          </w:p>
+        </w:tc>
+        <w:tc>
+          <w:tcPr>
+            <w:tcW w:type="dxa" w:w="4680"/>
+          </w:tcPr>
+          <w:p>
+            <w:pPr>
+              <w:jc w:val="left"/>
+            </w:pPr>
+            <w:r/>
+            <w:r>
+              <w:rPr>
+                <w:rFonts w:ascii="宋体" w:hAnsi="宋体" w:eastAsia="宋体"/>
+                <w:sz w:val="19"/>
+              </w:rPr>
+              <w:t>✅ Neo注册证明确列出同类项目，证明该适应症被行业和药监认可</w:t>
+            </w:r>
+          </w:p>
+        </w:tc>
+      </w:tr>
+    </w:tbl>
+    <w:p>
+      <w:pPr>
+        <w:spacing w:before="40"/>
+      </w:pPr>
+    </w:p>
+    <w:p>
+      <w:pPr>
+        <w:spacing w:before="240" w:after="240"/>
+      </w:pPr>
+      <w:r>
+        <w:rPr>
+          <w:color w:val="CCCCCC"/>
+          <w:sz w:val="16"/>
+        </w:rPr>
+        <w:t>────────────────────────────────────────────────────────────</w:t>
       </w:r>
     </w:p>
     <w:p>
+      <w:pPr>
+        <w:pStyle w:val="Heading2"/>
+        <w:spacing w:before="360" w:after="160"/>
+      </w:pPr>
       <w:r>
         <w:rPr>
-          <w:rFonts w:ascii="SimSun" w:hAnsi="SimSun" w:eastAsia="SimSun"/>
-          <w:b w:val="0"/>
-          <w:sz w:val="22"/>
+          <w:rFonts w:ascii="微软雅黑" w:hAnsi="微软雅黑" w:eastAsia="微软雅黑"/>
+          <w:color w:val="1A477A"/>
+          <w:sz w:val="28"/>
         </w:rPr>
-        <w:t>14|</w:t>
+        <w:t>五、最终结论</w:t>
       </w:r>
     </w:p>
     <w:p>
+      <w:pPr>
+        <w:spacing w:line="440" w:lineRule="exact" w:after="120"/>
+        <w:ind w:firstLine="420"/>
+      </w:pPr>
       <w:r>
         <w:rPr>
-          <w:rFonts w:ascii="SimSun" w:hAnsi="SimSun" w:eastAsia="SimSun"/>
-          <w:b w:val="0"/>
+          <w:rFonts w:ascii="宋体" w:hAnsi="宋体" w:eastAsia="宋体"/>
+          <w:b/>
           <w:sz w:val="22"/>
         </w:rPr>
-        <w:t>15|## 二、注册证适用范围的法律性质</w:t>
+        <w:t>本产品用于子宫复旧治疗，合规、合法、不越界。</w:t>
       </w:r>
     </w:p>
     <w:p>
+      <w:pPr>
+        <w:spacing w:before="240" w:after="240"/>
+      </w:pPr>
       <w:r>
         <w:rPr>
-          <w:rFonts w:ascii="SimSun" w:hAnsi="SimSun" w:eastAsia="SimSun"/>
-          <w:b w:val="0"/>
-          <w:sz w:val="22"/>
+          <w:color w:val="CCCCCC"/>
+          <w:sz w:val="16"/>
         </w:rPr>
-        <w:t>16|</w:t>
+        <w:t>────────────────────────────────────────────────────────────</w:t>
       </w:r>
     </w:p>
     <w:p>
+      <w:pPr>
+        <w:pStyle w:val="Heading2"/>
+        <w:spacing w:before="360" w:after="160"/>
+      </w:pPr>
       <w:r>
         <w:rPr>
-          <w:rFonts w:ascii="SimSun" w:hAnsi="SimSun" w:eastAsia="SimSun"/>
-          <w:b w:val="0"/>
-          <w:sz w:val="22"/>
+          <w:rFonts w:ascii="微软雅黑" w:hAnsi="微软雅黑" w:eastAsia="微软雅黑"/>
+          <w:color w:val="1A477A"/>
+          <w:sz w:val="28"/>
         </w:rPr>
-        <w:t>17|### 2.1 注册证适用范围的规范依据</w:t>
+        <w:t>附件</w:t>
       </w:r>
     </w:p>
     <w:p>
+      <w:pPr>
+        <w:spacing w:line="440" w:lineRule="exact" w:after="60"/>
+        <w:ind w:left="567" w:hanging="283"/>
+      </w:pPr>
       <w:r>
         <w:rPr>
-          <w:rFonts w:ascii="SimSun" w:hAnsi="SimSun" w:eastAsia="SimSun"/>
-          <w:b w:val="0"/>
-          <w:sz w:val="22"/>
+          <w:rFonts w:ascii="宋体" w:hAnsi="宋体" w:eastAsia="宋体"/>
+          <w:sz w:val="21"/>
         </w:rPr>
-        <w:t>18|</w:t>
+        <w:t xml:space="preserve">  ●  广州圆医生物科技有限公司《医疗器械注册证》（粤械注准20222090876）复印件</w:t>
       </w:r>
     </w:p>
     <w:p>
+      <w:pPr>
+        <w:spacing w:line="440" w:lineRule="exact" w:after="60"/>
+        <w:ind w:left="567" w:hanging="283"/>
+      </w:pPr>
       <w:r>
         <w:rPr>
-          <w:rFonts w:ascii="SimSun" w:hAnsi="SimSun" w:eastAsia="SimSun"/>
-          <w:b w:val="0"/>
-          <w:sz w:val="22"/>
+          <w:rFonts w:ascii="宋体" w:hAnsi="宋体" w:eastAsia="宋体"/>
+          <w:sz w:val="21"/>
         </w:rPr>
-        <w:t>19|根据《医疗器械监督管理条例》（国务院令第739号，2021年修订）及《医疗器械注册与备案管理办法》（国家市场监督管理总局令第47号，2021年），医疗器械注册证中"适用范围/预期用途"的表述，是对产品预期临床用途的描述，其表述方式采取概括性描述与具体列举相结合的原则，实践中由注册申请人根据产品特性自行拟定，经审评机构审核确认。</w:t>
+        <w:t xml:space="preserve">  ●  南京伟思医疗科技股份有限公司《生物刺激反馈仪注册证》（苏械注准20242092160）复印件</w:t>
       </w:r>
     </w:p>
     <w:p>
+      <w:pPr>
+        <w:spacing w:line="440" w:lineRule="exact" w:after="60"/>
+        <w:ind w:left="567" w:hanging="283"/>
+      </w:pPr>
       <w:r>
         <w:rPr>
-          <w:rFonts w:ascii="SimSun" w:hAnsi="SimSun" w:eastAsia="SimSun"/>
-          <w:b w:val="0"/>
-          <w:sz w:val="22"/>
+          <w:rFonts w:ascii="宋体" w:hAnsi="宋体" w:eastAsia="宋体"/>
+          <w:sz w:val="21"/>
         </w:rPr>
-        <w:t>20|</w:t>
+        <w:t xml:space="preserve">  ●  产品技术要求（摘录适用范围相关章节）</w:t>
       </w:r>
     </w:p>
     <w:p>
+      <w:pPr>
+        <w:spacing w:before="240" w:after="240"/>
+      </w:pPr>
       <w:r>
         <w:rPr>
-          <w:rFonts w:ascii="SimSun" w:hAnsi="SimSun" w:eastAsia="SimSun"/>
-          <w:b w:val="0"/>
-          <w:sz w:val="22"/>
+          <w:color w:val="CCCCCC"/>
+          <w:sz w:val="16"/>
         </w:rPr>
-        <w:t>21|现行法规并未要求注册证必须穷举所有可治疗的疾病名称或临床项目。国家药品监督管理局《医疗器械说明书和标签管理规定》（国家食品药品监督管理总局令第6号，2014年）亦未规定适用范围必须采用逐项列举的方式。</w:t>
+        <w:t>────────────────────────────────────────────────────────────</w:t>
       </w:r>
     </w:p>
     <w:p>
+      <w:pPr>
+        <w:jc w:val="right"/>
+      </w:pPr>
       <w:r>
         <w:rPr>
-          <w:rFonts w:ascii="SimSun" w:hAnsi="SimSun" w:eastAsia="SimSun"/>
-          <w:b w:val="0"/>
-          <w:sz w:val="22"/>
+          <w:rFonts w:ascii="微软雅黑" w:hAnsi="微软雅黑" w:eastAsia="微软雅黑"/>
+          <w:b/>
+          <w:sz w:val="24"/>
         </w:rPr>
-        <w:t>22|</w:t>
+        <w:t>广州圆医生物科技有限公司</w:t>
       </w:r>
     </w:p>
     <w:p>
+      <w:pPr>
+        <w:jc w:val="right"/>
+      </w:pPr>
       <w:r>
         <w:rPr>
-          <w:rFonts w:ascii="SimSun" w:hAnsi="SimSun" w:eastAsia="SimSun"/>
-          <w:b w:val="0"/>
+          <w:rFonts w:ascii="宋体" w:hAnsi="宋体" w:eastAsia="宋体"/>
           <w:sz w:val="22"/>
         </w:rPr>
-        <w:t>23|### 2.2 概括式写法的合法性与普遍性</w:t>
-      </w:r>
-    </w:p>
-    <w:p>
-      <w:r>
-        <w:rPr>
-          <w:rFonts w:ascii="SimSun" w:hAnsi="SimSun" w:eastAsia="SimSun"/>
-          <w:b w:val="0"/>
-          <w:sz w:val="22"/>
-        </w:rPr>
-        <w:t>24|</w:t>
-      </w:r>
-    </w:p>
-    <w:p>
-      <w:r>
-        <w:rPr>
-          <w:rFonts w:ascii="SimSun" w:hAnsi="SimSun" w:eastAsia="SimSun"/>
-          <w:b w:val="0"/>
-          <w:sz w:val="22"/>
-        </w:rPr>
-        <w:t>25|在医疗器械注册实践中，适用范围存在两种常见表述方式：</w:t>
-      </w:r>
-    </w:p>
-    <w:p>
-      <w:r>
-        <w:rPr>
-          <w:rFonts w:ascii="SimSun" w:hAnsi="SimSun" w:eastAsia="SimSun"/>
-          <w:b w:val="0"/>
-          <w:sz w:val="22"/>
-        </w:rPr>
-        <w:t>26|</w:t>
-      </w:r>
-    </w:p>
-    <w:p>
-      <w:r>
-        <w:rPr>
-          <w:rFonts w:ascii="SimSun" w:hAnsi="SimSun" w:eastAsia="SimSun"/>
-          <w:b w:val="0"/>
-          <w:sz w:val="22"/>
-        </w:rPr>
-        <w:t>27|| 写法类型 | 定义 | 示例 | 适用场景 |</w:t>
-      </w:r>
-    </w:p>
-    <w:p>
-      <w:r>
-        <w:rPr>
-          <w:rFonts w:ascii="SimSun" w:hAnsi="SimSun" w:eastAsia="SimSun"/>
-          <w:b w:val="0"/>
-          <w:sz w:val="22"/>
-        </w:rPr>
-        <w:t>28||:---|:---|:---|:---|</w:t>
-      </w:r>
-    </w:p>
-    <w:p>
-      <w:r>
-        <w:rPr>
-          <w:rFonts w:ascii="SimSun" w:hAnsi="SimSun" w:eastAsia="SimSun"/>
-          <w:b w:val="0"/>
-          <w:sz w:val="22"/>
-        </w:rPr>
-        <w:t>29|| 概括式写法 | 以产品作用机理和生理学效应为核心，使用涵盖性表述 | "对患者的肌肉施加电刺激来恢复患者的肌肉功能障碍" | 产品作用机制明确、治疗靶点宽泛的情形 |</w:t>
-      </w:r>
-    </w:p>
-    <w:p>
-      <w:r>
-        <w:rPr>
-          <w:rFonts w:ascii="SimSun" w:hAnsi="SimSun" w:eastAsia="SimSun"/>
-          <w:b w:val="0"/>
-          <w:sz w:val="22"/>
-        </w:rPr>
-        <w:t>30|| 列举式写法 | 逐项列明具体适应症 | "子宫脱垂、慢性盆腔疼痛、产后阴道复旧……" | 产品已就多个适应症分别完成临床评价的情形 |</w:t>
-      </w:r>
-    </w:p>
-    <w:p>
-      <w:r>
-        <w:rPr>
-          <w:rFonts w:ascii="SimSun" w:hAnsi="SimSun" w:eastAsia="SimSun"/>
-          <w:b w:val="0"/>
-          <w:sz w:val="22"/>
-        </w:rPr>
-        <w:t>31|</w:t>
-      </w:r>
-    </w:p>
-    <w:p>
-      <w:r>
-        <w:rPr>
-          <w:rFonts w:ascii="SimSun" w:hAnsi="SimSun" w:eastAsia="SimSun"/>
-          <w:b w:val="0"/>
-          <w:sz w:val="22"/>
-        </w:rPr>
-        <w:t>32|两种写法均合法有效，不存在优劣之分，亦不意味着概括式写法的产品治疗能力小于列举式写法的产品。</w:t>
-      </w:r>
-    </w:p>
-    <w:p>
-      <w:r>
-        <w:rPr>
-          <w:rFonts w:ascii="SimSun" w:hAnsi="SimSun" w:eastAsia="SimSun"/>
-          <w:b w:val="0"/>
-          <w:sz w:val="22"/>
-        </w:rPr>
-        <w:t>33|</w:t>
-      </w:r>
-    </w:p>
-    <w:p>
-      <w:r>
-        <w:rPr>
-          <w:rFonts w:ascii="SimSun" w:hAnsi="SimSun" w:eastAsia="SimSun"/>
-          <w:b w:val="0"/>
-          <w:sz w:val="22"/>
-        </w:rPr>
-        <w:t>34|&gt; 核心原则：宽泛不等于不能治，详细不等于独家能治。</w:t>
-      </w:r>
-    </w:p>
-    <w:p>
-      <w:r>
-        <w:rPr>
-          <w:rFonts w:ascii="SimSun" w:hAnsi="SimSun" w:eastAsia="SimSun"/>
-          <w:b w:val="0"/>
-          <w:sz w:val="22"/>
-        </w:rPr>
-        <w:t>35|</w:t>
-      </w:r>
-    </w:p>
-    <w:p>
-      <w:r>
-        <w:rPr>
-          <w:rFonts w:ascii="SimSun" w:hAnsi="SimSun" w:eastAsia="SimSun"/>
-          <w:b w:val="0"/>
-          <w:sz w:val="22"/>
-        </w:rPr>
-        <w:t>36|---</w:t>
-      </w:r>
-    </w:p>
-    <w:p>
-      <w:r>
-        <w:rPr>
-          <w:rFonts w:ascii="SimSun" w:hAnsi="SimSun" w:eastAsia="SimSun"/>
-          <w:b w:val="0"/>
-          <w:sz w:val="22"/>
-        </w:rPr>
-        <w:t>37|</w:t>
-      </w:r>
-    </w:p>
-    <w:p>
-      <w:r>
-        <w:rPr>
-          <w:rFonts w:ascii="SimSun" w:hAnsi="SimSun" w:eastAsia="SimSun"/>
-          <w:b w:val="0"/>
-          <w:sz w:val="22"/>
-        </w:rPr>
-        <w:t>38|## 三、子宫复旧的生理学本质与产品适用范围的对应关系</w:t>
-      </w:r>
-    </w:p>
-    <w:p>
-      <w:r>
-        <w:rPr>
-          <w:rFonts w:ascii="SimSun" w:hAnsi="SimSun" w:eastAsia="SimSun"/>
-          <w:b w:val="0"/>
-          <w:sz w:val="22"/>
-        </w:rPr>
-        <w:t>39|</w:t>
-      </w:r>
-    </w:p>
-    <w:p>
-      <w:r>
-        <w:rPr>
-          <w:rFonts w:ascii="SimSun" w:hAnsi="SimSun" w:eastAsia="SimSun"/>
-          <w:b w:val="0"/>
-          <w:sz w:val="22"/>
-        </w:rPr>
-        <w:t>40|### 3.1 子宫复旧的生理学基础</w:t>
-      </w:r>
-    </w:p>
-    <w:p>
-      <w:r>
-        <w:rPr>
-          <w:rFonts w:ascii="SimSun" w:hAnsi="SimSun" w:eastAsia="SimSun"/>
-          <w:b w:val="0"/>
-          <w:sz w:val="22"/>
-        </w:rPr>
-        <w:t>41|</w:t>
-      </w:r>
-    </w:p>
-    <w:p>
-      <w:r>
-        <w:rPr>
-          <w:rFonts w:ascii="SimSun" w:hAnsi="SimSun" w:eastAsia="SimSun"/>
-          <w:b w:val="0"/>
-          <w:sz w:val="22"/>
-        </w:rPr>
-        <w:t>42|子宫复旧（Uterine Involution）是指分娩后或人工流产术后，子宫逐步恢复到未孕状态的过程。该过程的生理学本质是子宫平滑肌的节律性收缩，通过收缩关闭血窦、排出恶露、恢复子宫正常大小和形态。</w:t>
-      </w:r>
-    </w:p>
-    <w:p>
-      <w:r>
-        <w:rPr>
-          <w:rFonts w:ascii="SimSun" w:hAnsi="SimSun" w:eastAsia="SimSun"/>
-          <w:b w:val="0"/>
-          <w:sz w:val="22"/>
-        </w:rPr>
-        <w:t>43|</w:t>
-      </w:r>
-    </w:p>
-    <w:p>
-      <w:r>
-        <w:rPr>
-          <w:rFonts w:ascii="SimSun" w:hAnsi="SimSun" w:eastAsia="SimSun"/>
-          <w:b w:val="0"/>
-          <w:sz w:val="22"/>
-        </w:rPr>
-        <w:t>44|### 3.2 产品的治疗原理</w:t>
-      </w:r>
-    </w:p>
-    <w:p>
-      <w:r>
-        <w:rPr>
-          <w:rFonts w:ascii="SimSun" w:hAnsi="SimSun" w:eastAsia="SimSun"/>
-          <w:b w:val="0"/>
-          <w:sz w:val="22"/>
-        </w:rPr>
-        <w:t>45|</w:t>
-      </w:r>
-    </w:p>
-    <w:p>
-      <w:r>
-        <w:rPr>
-          <w:rFonts w:ascii="SimSun" w:hAnsi="SimSun" w:eastAsia="SimSun"/>
-          <w:b w:val="0"/>
-          <w:sz w:val="22"/>
-        </w:rPr>
-        <w:t>46|我司生物反馈电刺激治疗仪（粤械注准20222090876）的注册证适用范围明确载明：</w:t>
-      </w:r>
-    </w:p>
-    <w:p>
-      <w:r>
-        <w:rPr>
-          <w:rFonts w:ascii="SimSun" w:hAnsi="SimSun" w:eastAsia="SimSun"/>
-          <w:b w:val="0"/>
-          <w:sz w:val="22"/>
-        </w:rPr>
-        <w:t>47|</w:t>
-      </w:r>
-    </w:p>
-    <w:p>
-      <w:r>
-        <w:rPr>
-          <w:rFonts w:ascii="SimSun" w:hAnsi="SimSun" w:eastAsia="SimSun"/>
-          <w:b w:val="0"/>
-          <w:sz w:val="22"/>
-        </w:rPr>
-        <w:t>48|&gt; "对患者的体表肌电信号进行采集、分析和反馈训练，可以对患者的肌肉施加电刺激来恢复患者的肌肉功能障碍。"</w:t>
-      </w:r>
-    </w:p>
-    <w:p>
-      <w:r>
-        <w:rPr>
-          <w:rFonts w:ascii="SimSun" w:hAnsi="SimSun" w:eastAsia="SimSun"/>
-          <w:b w:val="0"/>
-          <w:sz w:val="22"/>
-        </w:rPr>
-        <w:t>49|</w:t>
-      </w:r>
-    </w:p>
-    <w:p>
-      <w:r>
-        <w:rPr>
-          <w:rFonts w:ascii="SimSun" w:hAnsi="SimSun" w:eastAsia="SimSun"/>
-          <w:b w:val="0"/>
-          <w:sz w:val="22"/>
-        </w:rPr>
-        <w:t>50|从解剖学和生理学角度：</w:t>
-      </w:r>
-    </w:p>
-    <w:p>
-      <w:r>
-        <w:rPr>
-          <w:rFonts w:ascii="SimSun" w:hAnsi="SimSun" w:eastAsia="SimSun"/>
-          <w:b w:val="0"/>
-          <w:sz w:val="22"/>
-        </w:rPr>
-        <w:t>51|</w:t>
-      </w:r>
-    </w:p>
-    <w:p>
-      <w:r>
-        <w:rPr>
-          <w:rFonts w:ascii="SimSun" w:hAnsi="SimSun" w:eastAsia="SimSun"/>
-          <w:b w:val="0"/>
-          <w:sz w:val="22"/>
-        </w:rPr>
-        <w:t>52|| 维度 | 说明 |</w:t>
-      </w:r>
-    </w:p>
-    <w:p>
-      <w:r>
-        <w:rPr>
-          <w:rFonts w:ascii="SimSun" w:hAnsi="SimSun" w:eastAsia="SimSun"/>
-          <w:b w:val="0"/>
-          <w:sz w:val="22"/>
-        </w:rPr>
-        <w:t>53||:---|:---|</w:t>
-      </w:r>
-    </w:p>
-    <w:p>
-      <w:r>
-        <w:rPr>
-          <w:rFonts w:ascii="SimSun" w:hAnsi="SimSun" w:eastAsia="SimSun"/>
-          <w:b w:val="0"/>
-          <w:sz w:val="22"/>
-        </w:rPr>
-        <w:t>54|| 解剖学 | 子宫主要由平滑肌组织构成（子宫平滑肌） |</w:t>
-      </w:r>
-    </w:p>
-    <w:p>
-      <w:r>
-        <w:rPr>
-          <w:rFonts w:ascii="SimSun" w:hAnsi="SimSun" w:eastAsia="SimSun"/>
-          <w:b w:val="0"/>
-          <w:sz w:val="22"/>
-        </w:rPr>
-        <w:t>55|| 病理学 | 子宫复旧不良的本质是子宫平滑肌收缩功能障碍 |</w:t>
-      </w:r>
-    </w:p>
-    <w:p>
-      <w:r>
-        <w:rPr>
-          <w:rFonts w:ascii="SimSun" w:hAnsi="SimSun" w:eastAsia="SimSun"/>
-          <w:b w:val="0"/>
-          <w:sz w:val="22"/>
-        </w:rPr>
-        <w:t>56|| 治疗学 | 电刺激通过特定频率和参数的电流作用于子宫平滑肌，促进其节律性收缩，加速复旧 |</w:t>
-      </w:r>
-    </w:p>
-    <w:p>
-      <w:r>
-        <w:rPr>
-          <w:rFonts w:ascii="SimSun" w:hAnsi="SimSun" w:eastAsia="SimSun"/>
-          <w:b w:val="0"/>
-          <w:sz w:val="22"/>
-        </w:rPr>
-        <w:t>57|| 对应关系 | 子宫复旧 = 恢复子宫平滑肌的收缩功能 → 属于"恢复患者的肌肉功能障碍"的范畴 |</w:t>
-      </w:r>
-    </w:p>
-    <w:p>
-      <w:r>
-        <w:rPr>
-          <w:rFonts w:ascii="SimSun" w:hAnsi="SimSun" w:eastAsia="SimSun"/>
-          <w:b w:val="0"/>
-          <w:sz w:val="22"/>
-        </w:rPr>
-        <w:t>58|</w:t>
-      </w:r>
-    </w:p>
-    <w:p>
-      <w:r>
-        <w:rPr>
-          <w:rFonts w:ascii="SimSun" w:hAnsi="SimSun" w:eastAsia="SimSun"/>
-          <w:b w:val="0"/>
-          <w:sz w:val="22"/>
-        </w:rPr>
-        <w:t>59|因此，子宫复旧治疗完全涵盖在我司产品"对患者的肌肉施加电刺激来恢复患者的肌肉功能障碍"的适用范围之内。适用范围未单独列出"子宫复旧"字样，不构成超范围使用。</w:t>
-      </w:r>
-    </w:p>
-    <w:p>
-      <w:r>
-        <w:rPr>
-          <w:rFonts w:ascii="SimSun" w:hAnsi="SimSun" w:eastAsia="SimSun"/>
-          <w:b w:val="0"/>
-          <w:sz w:val="22"/>
-        </w:rPr>
-        <w:t>60|</w:t>
-      </w:r>
-    </w:p>
-    <w:p>
-      <w:r>
-        <w:rPr>
-          <w:rFonts w:ascii="SimSun" w:hAnsi="SimSun" w:eastAsia="SimSun"/>
-          <w:b w:val="0"/>
-          <w:sz w:val="22"/>
-        </w:rPr>
-        <w:t>61|### 3.3 同类产品对照：圆医 vs Neo</w:t>
-      </w:r>
-    </w:p>
-    <w:p>
-      <w:r>
-        <w:rPr>
-          <w:rFonts w:ascii="SimSun" w:hAnsi="SimSun" w:eastAsia="SimSun"/>
-          <w:b w:val="0"/>
-          <w:sz w:val="22"/>
-        </w:rPr>
-        <w:t>62|</w:t>
-      </w:r>
-    </w:p>
-    <w:p>
-      <w:r>
-        <w:rPr>
-          <w:rFonts w:ascii="SimSun" w:hAnsi="SimSun" w:eastAsia="SimSun"/>
-          <w:b w:val="0"/>
-          <w:sz w:val="22"/>
-        </w:rPr>
-        <w:t>63|| 对比项 | 圆医生物反馈电刺激治疗仪 | Neo生物刺激反馈仪（伟思医疗） |</w:t>
-      </w:r>
-    </w:p>
-    <w:p>
-      <w:r>
-        <w:rPr>
-          <w:rFonts w:ascii="SimSun" w:hAnsi="SimSun" w:eastAsia="SimSun"/>
-          <w:b w:val="0"/>
-          <w:sz w:val="22"/>
-        </w:rPr>
-        <w:t>64||:---|:---|:---|</w:t>
-      </w:r>
-    </w:p>
-    <w:p>
-      <w:r>
-        <w:rPr>
-          <w:rFonts w:ascii="SimSun" w:hAnsi="SimSun" w:eastAsia="SimSun"/>
-          <w:b w:val="0"/>
-          <w:sz w:val="22"/>
-        </w:rPr>
-        <w:t>65|| 注册证编号 | 粤械注准20222090876 | 苏械注准20242092160 |</w:t>
-      </w:r>
-    </w:p>
-    <w:p>
-      <w:r>
-        <w:rPr>
-          <w:rFonts w:ascii="SimSun" w:hAnsi="SimSun" w:eastAsia="SimSun"/>
-          <w:b w:val="0"/>
-          <w:sz w:val="22"/>
-        </w:rPr>
-        <w:t>66|| 注册年份 | 2022年 | 2024年 |</w:t>
-      </w:r>
-    </w:p>
-    <w:p>
-      <w:r>
-        <w:rPr>
-          <w:rFonts w:ascii="SimSun" w:hAnsi="SimSun" w:eastAsia="SimSun"/>
-          <w:b w:val="0"/>
-          <w:sz w:val="22"/>
-        </w:rPr>
-        <w:t>67|| 审批机关 | 广东省药品监督管理局 | 江苏省药品监督管理局 |</w:t>
-      </w:r>
-    </w:p>
-    <w:p>
-      <w:r>
-        <w:rPr>
-          <w:rFonts w:ascii="SimSun" w:hAnsi="SimSun" w:eastAsia="SimSun"/>
-          <w:b w:val="0"/>
-          <w:sz w:val="22"/>
-        </w:rPr>
-        <w:t>68|| 表述方式 | 概括式（肌肉功能障碍） | 列举式（具体适应症列表） |</w:t>
-      </w:r>
-    </w:p>
-    <w:p>
-      <w:r>
-        <w:rPr>
-          <w:rFonts w:ascii="SimSun" w:hAnsi="SimSun" w:eastAsia="SimSun"/>
-          <w:b w:val="0"/>
-          <w:sz w:val="22"/>
-        </w:rPr>
-        <w:t>69|| 治疗原理 | 电刺激肌肉 → 恢复肌肉功能 | 电刺激肌肉 → 恢复肌肉功能 |</w:t>
-      </w:r>
-    </w:p>
-    <w:p>
-      <w:r>
-        <w:rPr>
-          <w:rFonts w:ascii="SimSun" w:hAnsi="SimSun" w:eastAsia="SimSun"/>
-          <w:b w:val="0"/>
-          <w:sz w:val="22"/>
-        </w:rPr>
-        <w:t>70|| 可用于子宫复旧 | ✅ 是 | ✅ 是（明确列出"促进产后阴道复旧"） |</w:t>
-      </w:r>
-    </w:p>
-    <w:p>
-      <w:r>
-        <w:rPr>
-          <w:rFonts w:ascii="SimSun" w:hAnsi="SimSun" w:eastAsia="SimSun"/>
-          <w:b w:val="0"/>
-          <w:sz w:val="22"/>
-        </w:rPr>
-        <w:t>71|</w:t>
-      </w:r>
-    </w:p>
-    <w:p>
-      <w:r>
-        <w:rPr>
-          <w:rFonts w:ascii="SimSun" w:hAnsi="SimSun" w:eastAsia="SimSun"/>
-          <w:b w:val="0"/>
-          <w:sz w:val="22"/>
-        </w:rPr>
-        <w:t>72|关键分析：</w:t>
-      </w:r>
-    </w:p>
-    <w:p>
-      <w:r>
-        <w:rPr>
-          <w:rFonts w:ascii="SimSun" w:hAnsi="SimSun" w:eastAsia="SimSun"/>
-          <w:b w:val="0"/>
-          <w:sz w:val="22"/>
-        </w:rPr>
-        <w:t>73|</w:t>
-      </w:r>
-    </w:p>
-    <w:p>
-      <w:r>
-        <w:rPr>
-          <w:rFonts w:ascii="SimSun" w:hAnsi="SimSun" w:eastAsia="SimSun"/>
-          <w:b w:val="0"/>
-          <w:sz w:val="22"/>
-        </w:rPr>
-        <w:t>74|- 表述差异不等于治疗能力差异。两产品均通过电刺激作用于盆底及盆腔肌肉组织实现治疗效果，核心治疗机理一致</w:t>
-      </w:r>
-    </w:p>
-    <w:p>
-      <w:r>
-        <w:rPr>
-          <w:rFonts w:ascii="SimSun" w:hAnsi="SimSun" w:eastAsia="SimSun"/>
-          <w:b w:val="0"/>
-          <w:sz w:val="22"/>
-        </w:rPr>
-        <w:t>75|- 注册年份、审评机构不同，表述方式不同是注册申报策略差异所致，与产品实际治疗能力无关</w:t>
-      </w:r>
-    </w:p>
-    <w:p>
-      <w:r>
-        <w:rPr>
-          <w:rFonts w:ascii="SimSun" w:hAnsi="SimSun" w:eastAsia="SimSun"/>
-          <w:b w:val="0"/>
-          <w:sz w:val="22"/>
-        </w:rPr>
-        <w:t>76|- 伟思产品适用范围写得详细，但其治疗的作用机制与我司产品并无本质区别</w:t>
-      </w:r>
-    </w:p>
-    <w:p>
-      <w:r>
-        <w:rPr>
-          <w:rFonts w:ascii="SimSun" w:hAnsi="SimSun" w:eastAsia="SimSun"/>
-          <w:b w:val="0"/>
-          <w:sz w:val="22"/>
-        </w:rPr>
-        <w:t>77|</w:t>
-      </w:r>
-    </w:p>
-    <w:p>
-      <w:r>
-        <w:rPr>
-          <w:rFonts w:ascii="SimSun" w:hAnsi="SimSun" w:eastAsia="SimSun"/>
-          <w:b w:val="0"/>
-          <w:sz w:val="22"/>
-        </w:rPr>
-        <w:t>78|---</w:t>
-      </w:r>
-    </w:p>
-    <w:p>
-      <w:r>
-        <w:rPr>
-          <w:rFonts w:ascii="SimSun" w:hAnsi="SimSun" w:eastAsia="SimSun"/>
-          <w:b w:val="0"/>
-          <w:sz w:val="22"/>
-        </w:rPr>
-        <w:t>79|</w:t>
-      </w:r>
-    </w:p>
-    <w:p>
-      <w:r>
-        <w:rPr>
-          <w:rFonts w:ascii="SimSun" w:hAnsi="SimSun" w:eastAsia="SimSun"/>
-          <w:b w:val="0"/>
-          <w:sz w:val="22"/>
-        </w:rPr>
-        <w:t>80|## 四、临床应用的合规性依据</w:t>
-      </w:r>
-    </w:p>
-    <w:p>
-      <w:r>
-        <w:rPr>
-          <w:rFonts w:ascii="SimSun" w:hAnsi="SimSun" w:eastAsia="SimSun"/>
-          <w:b w:val="0"/>
-          <w:sz w:val="22"/>
-        </w:rPr>
-        <w:t>81|</w:t>
-      </w:r>
-    </w:p>
-    <w:p>
-      <w:r>
-        <w:rPr>
-          <w:rFonts w:ascii="SimSun" w:hAnsi="SimSun" w:eastAsia="SimSun"/>
-          <w:b w:val="0"/>
-          <w:sz w:val="22"/>
-        </w:rPr>
-        <w:t>82|### 4.1 医疗机构诊疗项目自主权</w:t>
-      </w:r>
-    </w:p>
-    <w:p>
-      <w:r>
-        <w:rPr>
-          <w:rFonts w:ascii="SimSun" w:hAnsi="SimSun" w:eastAsia="SimSun"/>
-          <w:b w:val="0"/>
-          <w:sz w:val="22"/>
-        </w:rPr>
-        <w:t>83|</w:t>
-      </w:r>
-    </w:p>
-    <w:p>
-      <w:r>
-        <w:rPr>
-          <w:rFonts w:ascii="SimSun" w:hAnsi="SimSun" w:eastAsia="SimSun"/>
-          <w:b w:val="0"/>
-          <w:sz w:val="22"/>
-        </w:rPr>
-        <w:t>84|根据《医疗机构管理条例》及《医疗技术临床应用管理办法》，医疗机构在获得患者知情同意的前提下，有权根据临床诊疗规范和患者病情需要，在注册证适用范围内选择合适的治疗方式。只要治疗项目所针对的病理状态属于产品适用范围涵盖的范畴，即不构成超范围使用。</w:t>
-      </w:r>
-    </w:p>
-    <w:p>
-      <w:r>
-        <w:rPr>
-          <w:rFonts w:ascii="SimSun" w:hAnsi="SimSun" w:eastAsia="SimSun"/>
-          <w:b w:val="0"/>
-          <w:sz w:val="22"/>
-        </w:rPr>
-        <w:t>85|</w:t>
-      </w:r>
-    </w:p>
-    <w:p>
-      <w:r>
-        <w:rPr>
-          <w:rFonts w:ascii="SimSun" w:hAnsi="SimSun" w:eastAsia="SimSun"/>
-          <w:b w:val="0"/>
-          <w:sz w:val="22"/>
-        </w:rPr>
-        <w:t>86|### 4.2 诊疗项目与注册证适用范围的逻辑关系</w:t>
-      </w:r>
-    </w:p>
-    <w:p>
-      <w:r>
-        <w:rPr>
-          <w:rFonts w:ascii="SimSun" w:hAnsi="SimSun" w:eastAsia="SimSun"/>
-          <w:b w:val="0"/>
-          <w:sz w:val="22"/>
-        </w:rPr>
-        <w:t>87|</w:t>
-      </w:r>
-    </w:p>
-    <w:p>
-      <w:r>
-        <w:rPr>
-          <w:rFonts w:ascii="SimSun" w:hAnsi="SimSun" w:eastAsia="SimSun"/>
-          <w:b w:val="0"/>
-          <w:sz w:val="22"/>
-        </w:rPr>
-        <w:t>88|"子宫复旧"是临床诊疗项目名称，而非医疗器械的独立注册单元。</w:t>
-      </w:r>
-    </w:p>
-    <w:p>
-      <w:r>
-        <w:rPr>
-          <w:rFonts w:ascii="SimSun" w:hAnsi="SimSun" w:eastAsia="SimSun"/>
-          <w:b w:val="0"/>
-          <w:sz w:val="22"/>
-        </w:rPr>
-        <w:t>89|</w:t>
-      </w:r>
-    </w:p>
-    <w:p>
-      <w:r>
-        <w:rPr>
-          <w:rFonts w:ascii="SimSun" w:hAnsi="SimSun" w:eastAsia="SimSun"/>
-          <w:b w:val="0"/>
-          <w:sz w:val="22"/>
-        </w:rPr>
-        <w:t>90|医疗器械注册证的适用范围是对产品的生理学/病理学作用范畴的描述，而非对特定诊疗项目名称的映射。要求注册证逐一对应所有临床诊疗项目名称，既不符合监管实践，也不具备可操作性。</w:t>
-      </w:r>
-    </w:p>
-    <w:p>
-      <w:r>
-        <w:rPr>
-          <w:rFonts w:ascii="SimSun" w:hAnsi="SimSun" w:eastAsia="SimSun"/>
-          <w:b w:val="0"/>
-          <w:sz w:val="22"/>
-        </w:rPr>
-        <w:t>91|</w:t>
-      </w:r>
-    </w:p>
-    <w:p>
-      <w:r>
-        <w:rPr>
-          <w:rFonts w:ascii="SimSun" w:hAnsi="SimSun" w:eastAsia="SimSun"/>
-          <w:b w:val="0"/>
-          <w:sz w:val="22"/>
-        </w:rPr>
-        <w:t>92|以常见情况为例：</w:t>
-      </w:r>
-    </w:p>
-    <w:p>
-      <w:r>
-        <w:rPr>
-          <w:rFonts w:ascii="SimSun" w:hAnsi="SimSun" w:eastAsia="SimSun"/>
-          <w:b w:val="0"/>
-          <w:sz w:val="22"/>
-        </w:rPr>
-        <w:t>93|- 电疗设备常用于"颈椎病"康复，但多数设备的注册证只写"缓解肌肉疼痛"或"促进局部血液循环"，未单独列明"颈椎病"</w:t>
-      </w:r>
-    </w:p>
-    <w:p>
-      <w:r>
-        <w:rPr>
-          <w:rFonts w:ascii="SimSun" w:hAnsi="SimSun" w:eastAsia="SimSun"/>
-          <w:b w:val="0"/>
-          <w:sz w:val="22"/>
-        </w:rPr>
-        <w:t>94|- 理疗设备常用于"肩周炎"治疗，但注册证范围常写"消炎、镇痛"，而非逐一列举病种</w:t>
-      </w:r>
-    </w:p>
-    <w:p>
-      <w:r>
-        <w:rPr>
-          <w:rFonts w:ascii="SimSun" w:hAnsi="SimSun" w:eastAsia="SimSun"/>
-          <w:b w:val="0"/>
-          <w:sz w:val="22"/>
-        </w:rPr>
-        <w:t>95|- 上述情况在临床实践中均不构成超范围使用</w:t>
-      </w:r>
-    </w:p>
-    <w:p>
-      <w:r>
-        <w:rPr>
-          <w:rFonts w:ascii="SimSun" w:hAnsi="SimSun" w:eastAsia="SimSun"/>
-          <w:b w:val="0"/>
-          <w:sz w:val="22"/>
-        </w:rPr>
-        <w:t>96|</w:t>
-      </w:r>
-    </w:p>
-    <w:p>
-      <w:r>
-        <w:rPr>
-          <w:rFonts w:ascii="SimSun" w:hAnsi="SimSun" w:eastAsia="SimSun"/>
-          <w:b w:val="0"/>
-          <w:sz w:val="22"/>
-        </w:rPr>
-        <w:t>97|### 4.3 收费标准的合规性</w:t>
-      </w:r>
-    </w:p>
-    <w:p>
-      <w:r>
-        <w:rPr>
-          <w:rFonts w:ascii="SimSun" w:hAnsi="SimSun" w:eastAsia="SimSun"/>
-          <w:b w:val="0"/>
-          <w:sz w:val="22"/>
-        </w:rPr>
-        <w:t>98|</w:t>
-      </w:r>
-    </w:p>
-    <w:p>
-      <w:r>
-        <w:rPr>
-          <w:rFonts w:ascii="SimSun" w:hAnsi="SimSun" w:eastAsia="SimSun"/>
-          <w:b w:val="0"/>
-          <w:sz w:val="22"/>
-        </w:rPr>
-        <w:t>99|医疗机构使用本产品开展子宫复旧治疗，其收费标准经当地医疗保障部门或卫生健康行政部门核准，与注册证适用范围之间不存在冲突。产品的适用范围并不构成收费项目合法性的前提条件。</w:t>
-      </w:r>
-    </w:p>
-    <w:p>
-      <w:r>
-        <w:rPr>
-          <w:rFonts w:ascii="SimSun" w:hAnsi="SimSun" w:eastAsia="SimSun"/>
-          <w:b w:val="0"/>
-          <w:sz w:val="22"/>
-        </w:rPr>
-        <w:t>100|</w:t>
-      </w:r>
-    </w:p>
-    <w:p>
-      <w:r>
-        <w:rPr>
-          <w:rFonts w:ascii="SimSun" w:hAnsi="SimSun" w:eastAsia="SimSun"/>
-          <w:b w:val="0"/>
-          <w:sz w:val="22"/>
-        </w:rPr>
-        <w:t>101|---</w:t>
-      </w:r>
-    </w:p>
-    <w:p>
-      <w:r>
-        <w:rPr>
-          <w:rFonts w:ascii="SimSun" w:hAnsi="SimSun" w:eastAsia="SimSun"/>
-          <w:b w:val="0"/>
-          <w:sz w:val="22"/>
-        </w:rPr>
-        <w:t>102|</w:t>
-      </w:r>
-    </w:p>
-    <w:p>
-      <w:r>
-        <w:rPr>
-          <w:rFonts w:ascii="SimSun" w:hAnsi="SimSun" w:eastAsia="SimSun"/>
-          <w:b w:val="0"/>
-          <w:sz w:val="22"/>
-        </w:rPr>
-        <w:t>103|## 五、结论</w:t>
-      </w:r>
-    </w:p>
-    <w:p>
-      <w:r>
-        <w:rPr>
-          <w:rFonts w:ascii="SimSun" w:hAnsi="SimSun" w:eastAsia="SimSun"/>
-          <w:b w:val="0"/>
-          <w:sz w:val="22"/>
-        </w:rPr>
-        <w:t>104|</w:t>
-      </w:r>
-    </w:p>
-    <w:p>
-      <w:r>
-        <w:rPr>
-          <w:rFonts w:ascii="SimSun" w:hAnsi="SimSun" w:eastAsia="SimSun"/>
-          <w:b w:val="0"/>
-          <w:sz w:val="22"/>
-        </w:rPr>
-        <w:t>105|| 维度 | 结论 |</w:t>
-      </w:r>
-    </w:p>
-    <w:p>
-      <w:r>
-        <w:rPr>
-          <w:rFonts w:ascii="SimSun" w:hAnsi="SimSun" w:eastAsia="SimSun"/>
-          <w:b w:val="0"/>
-          <w:sz w:val="22"/>
-        </w:rPr>
-        <w:t>106||:---|:---|</w:t>
-      </w:r>
-    </w:p>
-    <w:p>
-      <w:r>
-        <w:rPr>
-          <w:rFonts w:ascii="SimSun" w:hAnsi="SimSun" w:eastAsia="SimSun"/>
-          <w:b w:val="0"/>
-          <w:sz w:val="22"/>
-        </w:rPr>
-        <w:t>107|| 注册法规 | ✅ 概括式写法合法有效，法规不要求逐项列举；两种写法均合法，不存在优劣之分 |</w:t>
-      </w:r>
-    </w:p>
-    <w:p>
-      <w:r>
-        <w:rPr>
-          <w:rFonts w:ascii="SimSun" w:hAnsi="SimSun" w:eastAsia="SimSun"/>
-          <w:b w:val="0"/>
-          <w:sz w:val="22"/>
-        </w:rPr>
-        <w:t>108|| 产品机理 | ✅ 子宫为平滑肌器官，子宫复旧本质是恢复肌肉收缩功能，完全属于"恢复患者的肌肉功能障碍"的范畴 |</w:t>
-      </w:r>
-    </w:p>
-    <w:p>
-      <w:r>
-        <w:rPr>
-          <w:rFonts w:ascii="SimSun" w:hAnsi="SimSun" w:eastAsia="SimSun"/>
-          <w:b w:val="0"/>
-          <w:sz w:val="22"/>
-        </w:rPr>
-        <w:t>109|| 同类对比 | ✅ Neo注册证（2024年苏局）明确列出"产后阴道复旧"，同一机理的产品，证明该适应症被行业和药监认可 |</w:t>
-      </w:r>
-    </w:p>
-    <w:p>
-      <w:r>
-        <w:rPr>
-          <w:rFonts w:ascii="SimSun" w:hAnsi="SimSun" w:eastAsia="SimSun"/>
-          <w:b w:val="0"/>
-          <w:sz w:val="22"/>
-        </w:rPr>
-        <w:t>110|| 诊疗自主权 | ✅ 医疗机构有权在注册证适用范围内根据临床需要选择治疗方式，不构成超范围使用 |</w:t>
-      </w:r>
-    </w:p>
-    <w:p>
-      <w:r>
-        <w:rPr>
-          <w:rFonts w:ascii="SimSun" w:hAnsi="SimSun" w:eastAsia="SimSun"/>
-          <w:b w:val="0"/>
-          <w:sz w:val="22"/>
-        </w:rPr>
-        <w:t>111|| 收费合规性 | ✅ 收费标准经主管部门核准，与注册证不冲突 |</w:t>
-      </w:r>
-    </w:p>
-    <w:p>
-      <w:r>
-        <w:rPr>
-          <w:rFonts w:ascii="SimSun" w:hAnsi="SimSun" w:eastAsia="SimSun"/>
-          <w:b w:val="0"/>
-          <w:sz w:val="22"/>
-        </w:rPr>
-        <w:t>112|</w:t>
-      </w:r>
-    </w:p>
-    <w:p>
-      <w:r>
-        <w:rPr>
-          <w:rFonts w:ascii="SimSun" w:hAnsi="SimSun" w:eastAsia="SimSun"/>
-          <w:b w:val="0"/>
-          <w:sz w:val="22"/>
-        </w:rPr>
-        <w:t>113|本产品用于子宫复旧治疗，合规、合法、不越界。</w:t>
-      </w:r>
-    </w:p>
-    <w:p>
-      <w:r>
-        <w:rPr>
-          <w:rFonts w:ascii="SimSun" w:hAnsi="SimSun" w:eastAsia="SimSun"/>
-          <w:b w:val="0"/>
-          <w:sz w:val="22"/>
-        </w:rPr>
-        <w:t>114|</w:t>
-      </w:r>
-    </w:p>
-    <w:p>
-      <w:r>
-        <w:rPr>
-          <w:rFonts w:ascii="SimSun" w:hAnsi="SimSun" w:eastAsia="SimSun"/>
-          <w:b w:val="0"/>
-          <w:sz w:val="22"/>
-        </w:rPr>
-        <w:t>115|---</w:t>
-      </w:r>
-    </w:p>
-    <w:p>
-      <w:r>
-        <w:rPr>
-          <w:rFonts w:ascii="SimSun" w:hAnsi="SimSun" w:eastAsia="SimSun"/>
-          <w:b w:val="0"/>
-          <w:sz w:val="22"/>
-        </w:rPr>
-        <w:t>116|</w:t>
-      </w:r>
-    </w:p>
-    <w:p>
-      <w:r>
-        <w:rPr>
-          <w:rFonts w:ascii="SimSun" w:hAnsi="SimSun" w:eastAsia="SimSun"/>
-          <w:b w:val="0"/>
-          <w:sz w:val="22"/>
-        </w:rPr>
-        <w:t>117|&gt; 附件：</w:t>
-      </w:r>
-    </w:p>
-    <w:p>
-      <w:r>
-        <w:rPr>
-          <w:rFonts w:ascii="SimSun" w:hAnsi="SimSun" w:eastAsia="SimSun"/>
-          <w:b w:val="0"/>
-          <w:sz w:val="22"/>
-        </w:rPr>
-        <w:t>118|&gt; 1. 广州圆医生物科技有限公司《医疗器械注册证》（粤械注准20222090876）复印件</w:t>
-      </w:r>
-    </w:p>
-    <w:p>
-      <w:r>
-        <w:rPr>
-          <w:rFonts w:ascii="SimSun" w:hAnsi="SimSun" w:eastAsia="SimSun"/>
-          <w:b w:val="0"/>
-          <w:sz w:val="22"/>
-        </w:rPr>
-        <w:t>119|&gt; 2. 南京伟思医疗科技股份有限公司《生物刺激反馈仪注册证》（苏械注准20242092160）复印件</w:t>
-      </w:r>
-    </w:p>
-    <w:p>
-      <w:r>
-        <w:rPr>
-          <w:rFonts w:ascii="SimSun" w:hAnsi="SimSun" w:eastAsia="SimSun"/>
-          <w:b w:val="0"/>
-          <w:sz w:val="22"/>
-        </w:rPr>
-        <w:t>120|&gt; 3. 产品技术要求（摘录适用范围相关章节）</w:t>
-      </w:r>
-    </w:p>
-    <w:p>
-      <w:r>
-        <w:rPr>
-          <w:rFonts w:ascii="SimSun" w:hAnsi="SimSun" w:eastAsia="SimSun"/>
-          <w:b w:val="0"/>
-          <w:sz w:val="22"/>
-        </w:rPr>
-        <w:t>121|</w:t>
-      </w:r>
-    </w:p>
-    <w:p>
-      <w:r>
-        <w:rPr>
-          <w:rFonts w:ascii="SimSun" w:hAnsi="SimSun" w:eastAsia="SimSun"/>
-          <w:b w:val="0"/>
-          <w:sz w:val="22"/>
-        </w:rPr>
-        <w:t>122|广州圆医生物科技有限公司</w:t>
-      </w:r>
-    </w:p>
-    <w:p>
-      <w:r>
-        <w:rPr>
-          <w:rFonts w:ascii="SimSun" w:hAnsi="SimSun" w:eastAsia="SimSun"/>
-          <w:b w:val="0"/>
-          <w:sz w:val="22"/>
-        </w:rPr>
-        <w:t>123|2026年7月</w:t>
-      </w:r>
-    </w:p>
-    <w:p>
-      <w:r>
-        <w:rPr>
-          <w:rFonts w:ascii="SimSun" w:hAnsi="SimSun" w:eastAsia="SimSun"/>
-          <w:b w:val="0"/>
-          <w:sz w:val="22"/>
-        </w:rPr>
-        <w:t>124|</w:t>
+        <w:t>2026年7月</w:t>
       </w:r>
     </w:p>
     <w:sectPr>
       <w:pgSz w:w="12240" w:h="15840"/>
-      <w:pgMar w:top="1440" w:right="1797" w:bottom="1440" w:left="1797" w:header="720" w:footer="720" w:gutter="0"/>
+      <w:pgMar w:top="1440" w:right="1440" w:bottom="1440" w:left="1440" w:header="720" w:footer="720" w:gutter="0"/>
       <w:cols w:space="720"/>
       <w:docGrid w:linePitch="360"/>
     </w:sectPr>
@@ -1616,7 +2259,7 @@
     <w:qFormat/>
     <w:rsid w:val="00FC693F"/>
     <w:rPr>
-      <w:rFonts w:ascii="SimSun" w:hAnsi="SimSun" w:eastAsia="SimSun"/>
+      <w:rFonts w:ascii="宋体" w:hAnsi="宋体" w:eastAsia="宋体"/>
       <w:sz w:val="22"/>
     </w:rPr>
   </w:style>
